--- a/docx/fr/BUFRCREX_TableB_fr_00.docx
+++ b/docx/fr/BUFRCREX_TableB_fr_00.docx
@@ -8,19 +8,33 @@
       </w:pPr>
       <w:r>
         <w:rPr>
-          <w:rFonts w:ascii="Arial" w:hAnsi="Arial"/>
+          <w:rFonts w:ascii="Verdana" w:hAnsi="Verdana"/>
           <w:b/>
           <w:sz w:val="22"/>
         </w:rPr>
-        <w:t>BUFR/CREX Table B — Class 00: Entrées des tables de code BUFR/CREX</w:t>
+        <w:t>Classe 00 : Entrées des tables de code BUFR/CREX</w:t>
       </w:r>
     </w:p>
     <w:tbl>
       <w:tblPr>
         <w:tblStyle w:val="TableGrid"/>
         <w:tblW w:type="auto" w:w="0"/>
-        <w:jc w:val="center"/>
+        <w:jc w:val="left"/>
         <w:tblLook w:firstColumn="1" w:firstRow="1" w:lastColumn="0" w:lastRow="0" w:noHBand="0" w:noVBand="1" w:val="04A0"/>
+        <w:tblBorders>
+          <w:top w:val="single" w:sz="4" w:space="0" w:color="595959"/>
+          <w:left w:val="single" w:sz="4" w:space="0" w:color="595959"/>
+          <w:bottom w:val="single" w:sz="4" w:space="0" w:color="595959"/>
+          <w:right w:val="single" w:sz="4" w:space="0" w:color="595959"/>
+          <w:insideH w:val="single" w:sz="4" w:space="0" w:color="595959"/>
+          <w:insideV w:val="single" w:sz="4" w:space="0" w:color="595959"/>
+        </w:tblBorders>
+        <w:tblCellMar>
+          <w:top w:w="85" w:type="dxa"/>
+          <w:left w:w="85" w:type="dxa"/>
+          <w:bottom w:w="85" w:type="dxa"/>
+          <w:right w:w="85" w:type="dxa"/>
+        </w:tblCellMar>
       </w:tblPr>
       <w:tblGrid>
         <w:gridCol w:w="1514"/>
@@ -35,20 +49,20 @@
         <w:gridCol w:w="1514"/>
       </w:tblGrid>
       <w:tr>
+        <w:trPr>
+          <w:tblHeader/>
+        </w:trPr>
         <w:tc>
           <w:tcPr>
             <w:tcW w:type="dxa" w:w="1514"/>
-            <w:shd w:val="clear" w:color="auto" w:fill="D9E2F3"/>
+            <w:shd w:val="clear" w:color="auto" w:fill="D9D9D9"/>
           </w:tcPr>
           <w:p>
-            <w:pPr>
-              <w:jc w:val="center"/>
-            </w:pPr>
             <w:r/>
             <w:r>
               <w:rPr>
-                <w:rFonts w:ascii="Arial" w:hAnsi="Arial"/>
-                <w:b/>
+                <w:rFonts w:ascii="Verdana" w:hAnsi="Verdana"/>
+                <w:b w:val="0"/>
                 <w:sz w:val="16"/>
               </w:rPr>
               <w:t>FXY</w:t>
@@ -58,185 +72,161 @@
         <w:tc>
           <w:tcPr>
             <w:tcW w:type="dxa" w:w="1514"/>
-            <w:shd w:val="clear" w:color="auto" w:fill="D9E2F3"/>
+            <w:shd w:val="clear" w:color="auto" w:fill="D9D9D9"/>
           </w:tcPr>
           <w:p>
-            <w:pPr>
-              <w:jc w:val="center"/>
-            </w:pPr>
             <w:r/>
             <w:r>
               <w:rPr>
-                <w:rFonts w:ascii="Arial" w:hAnsi="Arial"/>
-                <w:b/>
+                <w:rFonts w:ascii="Verdana" w:hAnsi="Verdana"/>
+                <w:b w:val="0"/>
                 <w:sz w:val="16"/>
               </w:rPr>
-              <w:t>ElementName</w:t>
+              <w:t>NOM DE L'ÉLÉMENT</w:t>
             </w:r>
           </w:p>
         </w:tc>
         <w:tc>
           <w:tcPr>
             <w:tcW w:type="dxa" w:w="1514"/>
-            <w:shd w:val="clear" w:color="auto" w:fill="D9E2F3"/>
+            <w:shd w:val="clear" w:color="auto" w:fill="D9D9D9"/>
           </w:tcPr>
           <w:p>
-            <w:pPr>
-              <w:jc w:val="center"/>
-            </w:pPr>
             <w:r/>
             <w:r>
               <w:rPr>
-                <w:rFonts w:ascii="Arial" w:hAnsi="Arial"/>
-                <w:b/>
+                <w:rFonts w:ascii="Verdana" w:hAnsi="Verdana"/>
+                <w:b w:val="0"/>
                 <w:sz w:val="16"/>
               </w:rPr>
-              <w:t>BUFR Unit</w:t>
+              <w:t>UNITÉ BUFR</w:t>
             </w:r>
           </w:p>
         </w:tc>
         <w:tc>
           <w:tcPr>
             <w:tcW w:type="dxa" w:w="1514"/>
-            <w:shd w:val="clear" w:color="auto" w:fill="D9E2F3"/>
+            <w:shd w:val="clear" w:color="auto" w:fill="D9D9D9"/>
           </w:tcPr>
           <w:p>
-            <w:pPr>
-              <w:jc w:val="center"/>
-            </w:pPr>
             <w:r/>
             <w:r>
               <w:rPr>
-                <w:rFonts w:ascii="Arial" w:hAnsi="Arial"/>
-                <w:b/>
+                <w:rFonts w:ascii="Verdana" w:hAnsi="Verdana"/>
+                <w:b w:val="0"/>
                 <w:sz w:val="16"/>
               </w:rPr>
-              <w:t>Scale</w:t>
+              <w:t>ÉCHELLE</w:t>
             </w:r>
           </w:p>
         </w:tc>
         <w:tc>
           <w:tcPr>
             <w:tcW w:type="dxa" w:w="1514"/>
-            <w:shd w:val="clear" w:color="auto" w:fill="D9E2F3"/>
+            <w:shd w:val="clear" w:color="auto" w:fill="D9D9D9"/>
           </w:tcPr>
           <w:p>
-            <w:pPr>
-              <w:jc w:val="center"/>
-            </w:pPr>
             <w:r/>
             <w:r>
               <w:rPr>
-                <w:rFonts w:ascii="Arial" w:hAnsi="Arial"/>
-                <w:b/>
+                <w:rFonts w:ascii="Verdana" w:hAnsi="Verdana"/>
+                <w:b w:val="0"/>
                 <w:sz w:val="16"/>
               </w:rPr>
-              <w:t>Ref Value</w:t>
+              <w:t>VAL. RÉF.</w:t>
             </w:r>
           </w:p>
         </w:tc>
         <w:tc>
           <w:tcPr>
             <w:tcW w:type="dxa" w:w="1514"/>
-            <w:shd w:val="clear" w:color="auto" w:fill="D9E2F3"/>
+            <w:shd w:val="clear" w:color="auto" w:fill="D9D9D9"/>
           </w:tcPr>
           <w:p>
-            <w:pPr>
-              <w:jc w:val="center"/>
-            </w:pPr>
             <w:r/>
             <w:r>
               <w:rPr>
-                <w:rFonts w:ascii="Arial" w:hAnsi="Arial"/>
-                <w:b/>
+                <w:rFonts w:ascii="Verdana" w:hAnsi="Verdana"/>
+                <w:b w:val="0"/>
                 <w:sz w:val="16"/>
               </w:rPr>
-              <w:t>Bits</w:t>
+              <w:t>BITS</w:t>
             </w:r>
           </w:p>
         </w:tc>
         <w:tc>
           <w:tcPr>
             <w:tcW w:type="dxa" w:w="1514"/>
-            <w:shd w:val="clear" w:color="auto" w:fill="D9E2F3"/>
+            <w:shd w:val="clear" w:color="auto" w:fill="D9D9D9"/>
           </w:tcPr>
           <w:p>
-            <w:pPr>
-              <w:jc w:val="center"/>
-            </w:pPr>
             <w:r/>
             <w:r>
               <w:rPr>
-                <w:rFonts w:ascii="Arial" w:hAnsi="Arial"/>
-                <w:b/>
+                <w:rFonts w:ascii="Verdana" w:hAnsi="Verdana"/>
+                <w:b w:val="0"/>
                 <w:sz w:val="16"/>
               </w:rPr>
-              <w:t>CREX Unit</w:t>
+              <w:t>UNITÉ CREX</w:t>
             </w:r>
           </w:p>
         </w:tc>
         <w:tc>
           <w:tcPr>
             <w:tcW w:type="dxa" w:w="1514"/>
-            <w:shd w:val="clear" w:color="auto" w:fill="D9E2F3"/>
+            <w:shd w:val="clear" w:color="auto" w:fill="D9D9D9"/>
           </w:tcPr>
           <w:p>
-            <w:pPr>
-              <w:jc w:val="center"/>
-            </w:pPr>
             <w:r/>
             <w:r>
               <w:rPr>
-                <w:rFonts w:ascii="Arial" w:hAnsi="Arial"/>
-                <w:b/>
+                <w:rFonts w:ascii="Verdana" w:hAnsi="Verdana"/>
+                <w:b w:val="0"/>
                 <w:sz w:val="16"/>
               </w:rPr>
-              <w:t>Scale</w:t>
+              <w:t>ÉCHELLE</w:t>
             </w:r>
           </w:p>
         </w:tc>
         <w:tc>
           <w:tcPr>
             <w:tcW w:type="dxa" w:w="1514"/>
-            <w:shd w:val="clear" w:color="auto" w:fill="D9E2F3"/>
+            <w:shd w:val="clear" w:color="auto" w:fill="D9D9D9"/>
           </w:tcPr>
           <w:p>
-            <w:pPr>
-              <w:jc w:val="center"/>
-            </w:pPr>
             <w:r/>
             <w:r>
               <w:rPr>
-                <w:rFonts w:ascii="Arial" w:hAnsi="Arial"/>
-                <w:b/>
+                <w:rFonts w:ascii="Verdana" w:hAnsi="Verdana"/>
+                <w:b w:val="0"/>
                 <w:sz w:val="16"/>
               </w:rPr>
-              <w:t>Chars</w:t>
+              <w:t>CAR.</w:t>
             </w:r>
           </w:p>
         </w:tc>
         <w:tc>
           <w:tcPr>
             <w:tcW w:type="dxa" w:w="1514"/>
-            <w:shd w:val="clear" w:color="auto" w:fill="D9E2F3"/>
+            <w:shd w:val="clear" w:color="auto" w:fill="D9D9D9"/>
           </w:tcPr>
           <w:p>
-            <w:pPr>
-              <w:jc w:val="center"/>
-            </w:pPr>
             <w:r/>
             <w:r>
               <w:rPr>
-                <w:rFonts w:ascii="Arial" w:hAnsi="Arial"/>
-                <w:b/>
+                <w:rFonts w:ascii="Verdana" w:hAnsi="Verdana"/>
+                <w:b w:val="0"/>
                 <w:sz w:val="16"/>
               </w:rPr>
-              <w:t>Note</w:t>
+              <w:t>NOTE</w:t>
             </w:r>
           </w:p>
         </w:tc>
       </w:tr>
       <w:tr>
+        <w:trPr>
+          <w:cantSplit/>
+        </w:trPr>
         <w:tc>
           <w:tcPr>
             <w:tcW w:type="dxa" w:w="1514"/>
@@ -245,7 +235,7 @@
             <w:r/>
             <w:r>
               <w:rPr>
-                <w:rFonts w:ascii="Arial" w:hAnsi="Arial"/>
+                <w:rFonts w:ascii="Verdana" w:hAnsi="Verdana"/>
                 <w:b w:val="0"/>
                 <w:sz w:val="16"/>
               </w:rPr>
@@ -261,7 +251,7 @@
             <w:r/>
             <w:r>
               <w:rPr>
-                <w:rFonts w:ascii="Arial" w:hAnsi="Arial"/>
+                <w:rFonts w:ascii="Verdana" w:hAnsi="Verdana"/>
                 <w:b w:val="0"/>
                 <w:sz w:val="16"/>
               </w:rPr>
@@ -277,7 +267,7 @@
             <w:r/>
             <w:r>
               <w:rPr>
-                <w:rFonts w:ascii="Arial" w:hAnsi="Arial"/>
+                <w:rFonts w:ascii="Verdana" w:hAnsi="Verdana"/>
                 <w:b w:val="0"/>
                 <w:sz w:val="16"/>
               </w:rPr>
@@ -293,7 +283,7 @@
             <w:r/>
             <w:r>
               <w:rPr>
-                <w:rFonts w:ascii="Arial" w:hAnsi="Arial"/>
+                <w:rFonts w:ascii="Verdana" w:hAnsi="Verdana"/>
                 <w:b w:val="0"/>
                 <w:sz w:val="16"/>
               </w:rPr>
@@ -309,7 +299,7 @@
             <w:r/>
             <w:r>
               <w:rPr>
-                <w:rFonts w:ascii="Arial" w:hAnsi="Arial"/>
+                <w:rFonts w:ascii="Verdana" w:hAnsi="Verdana"/>
                 <w:b w:val="0"/>
                 <w:sz w:val="16"/>
               </w:rPr>
@@ -325,7 +315,7 @@
             <w:r/>
             <w:r>
               <w:rPr>
-                <w:rFonts w:ascii="Arial" w:hAnsi="Arial"/>
+                <w:rFonts w:ascii="Verdana" w:hAnsi="Verdana"/>
                 <w:b w:val="0"/>
                 <w:sz w:val="16"/>
               </w:rPr>
@@ -341,7 +331,7 @@
             <w:r/>
             <w:r>
               <w:rPr>
-                <w:rFonts w:ascii="Arial" w:hAnsi="Arial"/>
+                <w:rFonts w:ascii="Verdana" w:hAnsi="Verdana"/>
                 <w:b w:val="0"/>
                 <w:sz w:val="16"/>
               </w:rPr>
@@ -357,7 +347,7 @@
             <w:r/>
             <w:r>
               <w:rPr>
-                <w:rFonts w:ascii="Arial" w:hAnsi="Arial"/>
+                <w:rFonts w:ascii="Verdana" w:hAnsi="Verdana"/>
                 <w:b w:val="0"/>
                 <w:sz w:val="16"/>
               </w:rPr>
@@ -373,7 +363,7 @@
             <w:r/>
             <w:r>
               <w:rPr>
-                <w:rFonts w:ascii="Arial" w:hAnsi="Arial"/>
+                <w:rFonts w:ascii="Verdana" w:hAnsi="Verdana"/>
                 <w:b w:val="0"/>
                 <w:sz w:val="16"/>
               </w:rPr>
@@ -389,7 +379,7 @@
             <w:r/>
             <w:r>
               <w:rPr>
-                <w:rFonts w:ascii="Arial" w:hAnsi="Arial"/>
+                <w:rFonts w:ascii="Verdana" w:hAnsi="Verdana"/>
                 <w:b w:val="0"/>
                 <w:sz w:val="16"/>
               </w:rPr>
@@ -398,6 +388,9 @@
         </w:tc>
       </w:tr>
       <w:tr>
+        <w:trPr>
+          <w:cantSplit/>
+        </w:trPr>
         <w:tc>
           <w:tcPr>
             <w:tcW w:type="dxa" w:w="1514"/>
@@ -406,7 +399,7 @@
             <w:r/>
             <w:r>
               <w:rPr>
-                <w:rFonts w:ascii="Arial" w:hAnsi="Arial"/>
+                <w:rFonts w:ascii="Verdana" w:hAnsi="Verdana"/>
                 <w:b w:val="0"/>
                 <w:sz w:val="16"/>
               </w:rPr>
@@ -422,7 +415,7 @@
             <w:r/>
             <w:r>
               <w:rPr>
-                <w:rFonts w:ascii="Arial" w:hAnsi="Arial"/>
+                <w:rFonts w:ascii="Verdana" w:hAnsi="Verdana"/>
                 <w:b w:val="0"/>
                 <w:sz w:val="16"/>
               </w:rPr>
@@ -438,7 +431,7 @@
             <w:r/>
             <w:r>
               <w:rPr>
-                <w:rFonts w:ascii="Arial" w:hAnsi="Arial"/>
+                <w:rFonts w:ascii="Verdana" w:hAnsi="Verdana"/>
                 <w:b w:val="0"/>
                 <w:sz w:val="16"/>
               </w:rPr>
@@ -454,7 +447,7 @@
             <w:r/>
             <w:r>
               <w:rPr>
-                <w:rFonts w:ascii="Arial" w:hAnsi="Arial"/>
+                <w:rFonts w:ascii="Verdana" w:hAnsi="Verdana"/>
                 <w:b w:val="0"/>
                 <w:sz w:val="16"/>
               </w:rPr>
@@ -470,7 +463,7 @@
             <w:r/>
             <w:r>
               <w:rPr>
-                <w:rFonts w:ascii="Arial" w:hAnsi="Arial"/>
+                <w:rFonts w:ascii="Verdana" w:hAnsi="Verdana"/>
                 <w:b w:val="0"/>
                 <w:sz w:val="16"/>
               </w:rPr>
@@ -486,7 +479,7 @@
             <w:r/>
             <w:r>
               <w:rPr>
-                <w:rFonts w:ascii="Arial" w:hAnsi="Arial"/>
+                <w:rFonts w:ascii="Verdana" w:hAnsi="Verdana"/>
                 <w:b w:val="0"/>
                 <w:sz w:val="16"/>
               </w:rPr>
@@ -502,7 +495,7 @@
             <w:r/>
             <w:r>
               <w:rPr>
-                <w:rFonts w:ascii="Arial" w:hAnsi="Arial"/>
+                <w:rFonts w:ascii="Verdana" w:hAnsi="Verdana"/>
                 <w:b w:val="0"/>
                 <w:sz w:val="16"/>
               </w:rPr>
@@ -518,7 +511,7 @@
             <w:r/>
             <w:r>
               <w:rPr>
-                <w:rFonts w:ascii="Arial" w:hAnsi="Arial"/>
+                <w:rFonts w:ascii="Verdana" w:hAnsi="Verdana"/>
                 <w:b w:val="0"/>
                 <w:sz w:val="16"/>
               </w:rPr>
@@ -534,7 +527,7 @@
             <w:r/>
             <w:r>
               <w:rPr>
-                <w:rFonts w:ascii="Arial" w:hAnsi="Arial"/>
+                <w:rFonts w:ascii="Verdana" w:hAnsi="Verdana"/>
                 <w:b w:val="0"/>
                 <w:sz w:val="16"/>
               </w:rPr>
@@ -550,7 +543,7 @@
             <w:r/>
             <w:r>
               <w:rPr>
-                <w:rFonts w:ascii="Arial" w:hAnsi="Arial"/>
+                <w:rFonts w:ascii="Verdana" w:hAnsi="Verdana"/>
                 <w:b w:val="0"/>
                 <w:sz w:val="16"/>
               </w:rPr>
@@ -559,6 +552,9 @@
         </w:tc>
       </w:tr>
       <w:tr>
+        <w:trPr>
+          <w:cantSplit/>
+        </w:trPr>
         <w:tc>
           <w:tcPr>
             <w:tcW w:type="dxa" w:w="1514"/>
@@ -567,7 +563,7 @@
             <w:r/>
             <w:r>
               <w:rPr>
-                <w:rFonts w:ascii="Arial" w:hAnsi="Arial"/>
+                <w:rFonts w:ascii="Verdana" w:hAnsi="Verdana"/>
                 <w:b w:val="0"/>
                 <w:sz w:val="16"/>
               </w:rPr>
@@ -583,7 +579,7 @@
             <w:r/>
             <w:r>
               <w:rPr>
-                <w:rFonts w:ascii="Arial" w:hAnsi="Arial"/>
+                <w:rFonts w:ascii="Verdana" w:hAnsi="Verdana"/>
                 <w:b w:val="0"/>
                 <w:sz w:val="16"/>
               </w:rPr>
@@ -599,7 +595,7 @@
             <w:r/>
             <w:r>
               <w:rPr>
-                <w:rFonts w:ascii="Arial" w:hAnsi="Arial"/>
+                <w:rFonts w:ascii="Verdana" w:hAnsi="Verdana"/>
                 <w:b w:val="0"/>
                 <w:sz w:val="16"/>
               </w:rPr>
@@ -615,7 +611,7 @@
             <w:r/>
             <w:r>
               <w:rPr>
-                <w:rFonts w:ascii="Arial" w:hAnsi="Arial"/>
+                <w:rFonts w:ascii="Verdana" w:hAnsi="Verdana"/>
                 <w:b w:val="0"/>
                 <w:sz w:val="16"/>
               </w:rPr>
@@ -631,7 +627,7 @@
             <w:r/>
             <w:r>
               <w:rPr>
-                <w:rFonts w:ascii="Arial" w:hAnsi="Arial"/>
+                <w:rFonts w:ascii="Verdana" w:hAnsi="Verdana"/>
                 <w:b w:val="0"/>
                 <w:sz w:val="16"/>
               </w:rPr>
@@ -647,7 +643,7 @@
             <w:r/>
             <w:r>
               <w:rPr>
-                <w:rFonts w:ascii="Arial" w:hAnsi="Arial"/>
+                <w:rFonts w:ascii="Verdana" w:hAnsi="Verdana"/>
                 <w:b w:val="0"/>
                 <w:sz w:val="16"/>
               </w:rPr>
@@ -663,7 +659,7 @@
             <w:r/>
             <w:r>
               <w:rPr>
-                <w:rFonts w:ascii="Arial" w:hAnsi="Arial"/>
+                <w:rFonts w:ascii="Verdana" w:hAnsi="Verdana"/>
                 <w:b w:val="0"/>
                 <w:sz w:val="16"/>
               </w:rPr>
@@ -679,7 +675,7 @@
             <w:r/>
             <w:r>
               <w:rPr>
-                <w:rFonts w:ascii="Arial" w:hAnsi="Arial"/>
+                <w:rFonts w:ascii="Verdana" w:hAnsi="Verdana"/>
                 <w:b w:val="0"/>
                 <w:sz w:val="16"/>
               </w:rPr>
@@ -695,7 +691,7 @@
             <w:r/>
             <w:r>
               <w:rPr>
-                <w:rFonts w:ascii="Arial" w:hAnsi="Arial"/>
+                <w:rFonts w:ascii="Verdana" w:hAnsi="Verdana"/>
                 <w:b w:val="0"/>
                 <w:sz w:val="16"/>
               </w:rPr>
@@ -711,7 +707,7 @@
             <w:r/>
             <w:r>
               <w:rPr>
-                <w:rFonts w:ascii="Arial" w:hAnsi="Arial"/>
+                <w:rFonts w:ascii="Verdana" w:hAnsi="Verdana"/>
                 <w:b w:val="0"/>
                 <w:sz w:val="16"/>
               </w:rPr>
@@ -720,6 +716,9 @@
         </w:tc>
       </w:tr>
       <w:tr>
+        <w:trPr>
+          <w:cantSplit/>
+        </w:trPr>
         <w:tc>
           <w:tcPr>
             <w:tcW w:type="dxa" w:w="1514"/>
@@ -728,7 +727,7 @@
             <w:r/>
             <w:r>
               <w:rPr>
-                <w:rFonts w:ascii="Arial" w:hAnsi="Arial"/>
+                <w:rFonts w:ascii="Verdana" w:hAnsi="Verdana"/>
                 <w:b w:val="0"/>
                 <w:sz w:val="16"/>
               </w:rPr>
@@ -744,7 +743,7 @@
             <w:r/>
             <w:r>
               <w:rPr>
-                <w:rFonts w:ascii="Arial" w:hAnsi="Arial"/>
+                <w:rFonts w:ascii="Verdana" w:hAnsi="Verdana"/>
                 <w:b w:val="0"/>
                 <w:sz w:val="16"/>
               </w:rPr>
@@ -760,7 +759,7 @@
             <w:r/>
             <w:r>
               <w:rPr>
-                <w:rFonts w:ascii="Arial" w:hAnsi="Arial"/>
+                <w:rFonts w:ascii="Verdana" w:hAnsi="Verdana"/>
                 <w:b w:val="0"/>
                 <w:sz w:val="16"/>
               </w:rPr>
@@ -776,7 +775,7 @@
             <w:r/>
             <w:r>
               <w:rPr>
-                <w:rFonts w:ascii="Arial" w:hAnsi="Arial"/>
+                <w:rFonts w:ascii="Verdana" w:hAnsi="Verdana"/>
                 <w:b w:val="0"/>
                 <w:sz w:val="16"/>
               </w:rPr>
@@ -792,7 +791,7 @@
             <w:r/>
             <w:r>
               <w:rPr>
-                <w:rFonts w:ascii="Arial" w:hAnsi="Arial"/>
+                <w:rFonts w:ascii="Verdana" w:hAnsi="Verdana"/>
                 <w:b w:val="0"/>
                 <w:sz w:val="16"/>
               </w:rPr>
@@ -808,7 +807,7 @@
             <w:r/>
             <w:r>
               <w:rPr>
-                <w:rFonts w:ascii="Arial" w:hAnsi="Arial"/>
+                <w:rFonts w:ascii="Verdana" w:hAnsi="Verdana"/>
                 <w:b w:val="0"/>
                 <w:sz w:val="16"/>
               </w:rPr>
@@ -824,7 +823,7 @@
             <w:r/>
             <w:r>
               <w:rPr>
-                <w:rFonts w:ascii="Arial" w:hAnsi="Arial"/>
+                <w:rFonts w:ascii="Verdana" w:hAnsi="Verdana"/>
                 <w:b w:val="0"/>
                 <w:sz w:val="16"/>
               </w:rPr>
@@ -840,7 +839,7 @@
             <w:r/>
             <w:r>
               <w:rPr>
-                <w:rFonts w:ascii="Arial" w:hAnsi="Arial"/>
+                <w:rFonts w:ascii="Verdana" w:hAnsi="Verdana"/>
                 <w:b w:val="0"/>
                 <w:sz w:val="16"/>
               </w:rPr>
@@ -856,7 +855,7 @@
             <w:r/>
             <w:r>
               <w:rPr>
-                <w:rFonts w:ascii="Arial" w:hAnsi="Arial"/>
+                <w:rFonts w:ascii="Verdana" w:hAnsi="Verdana"/>
                 <w:b w:val="0"/>
                 <w:sz w:val="16"/>
               </w:rPr>
@@ -872,7 +871,7 @@
             <w:r/>
             <w:r>
               <w:rPr>
-                <w:rFonts w:ascii="Arial" w:hAnsi="Arial"/>
+                <w:rFonts w:ascii="Verdana" w:hAnsi="Verdana"/>
                 <w:b w:val="0"/>
                 <w:sz w:val="16"/>
               </w:rPr>
@@ -882,6 +881,9 @@
         </w:tc>
       </w:tr>
       <w:tr>
+        <w:trPr>
+          <w:cantSplit/>
+        </w:trPr>
         <w:tc>
           <w:tcPr>
             <w:tcW w:type="dxa" w:w="1514"/>
@@ -890,7 +892,7 @@
             <w:r/>
             <w:r>
               <w:rPr>
-                <w:rFonts w:ascii="Arial" w:hAnsi="Arial"/>
+                <w:rFonts w:ascii="Verdana" w:hAnsi="Verdana"/>
                 <w:b w:val="0"/>
                 <w:sz w:val="16"/>
               </w:rPr>
@@ -906,7 +908,7 @@
             <w:r/>
             <w:r>
               <w:rPr>
-                <w:rFonts w:ascii="Arial" w:hAnsi="Arial"/>
+                <w:rFonts w:ascii="Verdana" w:hAnsi="Verdana"/>
                 <w:b w:val="0"/>
                 <w:sz w:val="16"/>
               </w:rPr>
@@ -922,7 +924,7 @@
             <w:r/>
             <w:r>
               <w:rPr>
-                <w:rFonts w:ascii="Arial" w:hAnsi="Arial"/>
+                <w:rFonts w:ascii="Verdana" w:hAnsi="Verdana"/>
                 <w:b w:val="0"/>
                 <w:sz w:val="16"/>
               </w:rPr>
@@ -938,7 +940,7 @@
             <w:r/>
             <w:r>
               <w:rPr>
-                <w:rFonts w:ascii="Arial" w:hAnsi="Arial"/>
+                <w:rFonts w:ascii="Verdana" w:hAnsi="Verdana"/>
                 <w:b w:val="0"/>
                 <w:sz w:val="16"/>
               </w:rPr>
@@ -954,7 +956,7 @@
             <w:r/>
             <w:r>
               <w:rPr>
-                <w:rFonts w:ascii="Arial" w:hAnsi="Arial"/>
+                <w:rFonts w:ascii="Verdana" w:hAnsi="Verdana"/>
                 <w:b w:val="0"/>
                 <w:sz w:val="16"/>
               </w:rPr>
@@ -970,7 +972,7 @@
             <w:r/>
             <w:r>
               <w:rPr>
-                <w:rFonts w:ascii="Arial" w:hAnsi="Arial"/>
+                <w:rFonts w:ascii="Verdana" w:hAnsi="Verdana"/>
                 <w:b w:val="0"/>
                 <w:sz w:val="16"/>
               </w:rPr>
@@ -986,7 +988,7 @@
             <w:r/>
             <w:r>
               <w:rPr>
-                <w:rFonts w:ascii="Arial" w:hAnsi="Arial"/>
+                <w:rFonts w:ascii="Verdana" w:hAnsi="Verdana"/>
                 <w:b w:val="0"/>
                 <w:sz w:val="16"/>
               </w:rPr>
@@ -1002,7 +1004,7 @@
             <w:r/>
             <w:r>
               <w:rPr>
-                <w:rFonts w:ascii="Arial" w:hAnsi="Arial"/>
+                <w:rFonts w:ascii="Verdana" w:hAnsi="Verdana"/>
                 <w:b w:val="0"/>
                 <w:sz w:val="16"/>
               </w:rPr>
@@ -1018,7 +1020,7 @@
             <w:r/>
             <w:r>
               <w:rPr>
-                <w:rFonts w:ascii="Arial" w:hAnsi="Arial"/>
+                <w:rFonts w:ascii="Verdana" w:hAnsi="Verdana"/>
                 <w:b w:val="0"/>
                 <w:sz w:val="16"/>
               </w:rPr>
@@ -1034,7 +1036,7 @@
             <w:r/>
             <w:r>
               <w:rPr>
-                <w:rFonts w:ascii="Arial" w:hAnsi="Arial"/>
+                <w:rFonts w:ascii="Verdana" w:hAnsi="Verdana"/>
                 <w:b w:val="0"/>
                 <w:sz w:val="16"/>
               </w:rPr>
@@ -1043,6 +1045,9 @@
         </w:tc>
       </w:tr>
       <w:tr>
+        <w:trPr>
+          <w:cantSplit/>
+        </w:trPr>
         <w:tc>
           <w:tcPr>
             <w:tcW w:type="dxa" w:w="1514"/>
@@ -1051,7 +1056,7 @@
             <w:r/>
             <w:r>
               <w:rPr>
-                <w:rFonts w:ascii="Arial" w:hAnsi="Arial"/>
+                <w:rFonts w:ascii="Verdana" w:hAnsi="Verdana"/>
                 <w:b w:val="0"/>
                 <w:sz w:val="16"/>
               </w:rPr>
@@ -1067,7 +1072,7 @@
             <w:r/>
             <w:r>
               <w:rPr>
-                <w:rFonts w:ascii="Arial" w:hAnsi="Arial"/>
+                <w:rFonts w:ascii="Verdana" w:hAnsi="Verdana"/>
                 <w:b w:val="0"/>
                 <w:sz w:val="16"/>
               </w:rPr>
@@ -1083,7 +1088,7 @@
             <w:r/>
             <w:r>
               <w:rPr>
-                <w:rFonts w:ascii="Arial" w:hAnsi="Arial"/>
+                <w:rFonts w:ascii="Verdana" w:hAnsi="Verdana"/>
                 <w:b w:val="0"/>
                 <w:sz w:val="16"/>
               </w:rPr>
@@ -1099,7 +1104,7 @@
             <w:r/>
             <w:r>
               <w:rPr>
-                <w:rFonts w:ascii="Arial" w:hAnsi="Arial"/>
+                <w:rFonts w:ascii="Verdana" w:hAnsi="Verdana"/>
                 <w:b w:val="0"/>
                 <w:sz w:val="16"/>
               </w:rPr>
@@ -1115,7 +1120,7 @@
             <w:r/>
             <w:r>
               <w:rPr>
-                <w:rFonts w:ascii="Arial" w:hAnsi="Arial"/>
+                <w:rFonts w:ascii="Verdana" w:hAnsi="Verdana"/>
                 <w:b w:val="0"/>
                 <w:sz w:val="16"/>
               </w:rPr>
@@ -1131,7 +1136,7 @@
             <w:r/>
             <w:r>
               <w:rPr>
-                <w:rFonts w:ascii="Arial" w:hAnsi="Arial"/>
+                <w:rFonts w:ascii="Verdana" w:hAnsi="Verdana"/>
                 <w:b w:val="0"/>
                 <w:sz w:val="16"/>
               </w:rPr>
@@ -1147,7 +1152,7 @@
             <w:r/>
             <w:r>
               <w:rPr>
-                <w:rFonts w:ascii="Arial" w:hAnsi="Arial"/>
+                <w:rFonts w:ascii="Verdana" w:hAnsi="Verdana"/>
                 <w:b w:val="0"/>
                 <w:sz w:val="16"/>
               </w:rPr>
@@ -1163,7 +1168,7 @@
             <w:r/>
             <w:r>
               <w:rPr>
-                <w:rFonts w:ascii="Arial" w:hAnsi="Arial"/>
+                <w:rFonts w:ascii="Verdana" w:hAnsi="Verdana"/>
                 <w:b w:val="0"/>
                 <w:sz w:val="16"/>
               </w:rPr>
@@ -1179,7 +1184,7 @@
             <w:r/>
             <w:r>
               <w:rPr>
-                <w:rFonts w:ascii="Arial" w:hAnsi="Arial"/>
+                <w:rFonts w:ascii="Verdana" w:hAnsi="Verdana"/>
                 <w:b w:val="0"/>
                 <w:sz w:val="16"/>
               </w:rPr>
@@ -1195,7 +1200,7 @@
             <w:r/>
             <w:r>
               <w:rPr>
-                <w:rFonts w:ascii="Arial" w:hAnsi="Arial"/>
+                <w:rFonts w:ascii="Verdana" w:hAnsi="Verdana"/>
                 <w:b w:val="0"/>
                 <w:sz w:val="16"/>
               </w:rPr>
@@ -1205,6 +1210,9 @@
         </w:tc>
       </w:tr>
       <w:tr>
+        <w:trPr>
+          <w:cantSplit/>
+        </w:trPr>
         <w:tc>
           <w:tcPr>
             <w:tcW w:type="dxa" w:w="1514"/>
@@ -1213,7 +1221,7 @@
             <w:r/>
             <w:r>
               <w:rPr>
-                <w:rFonts w:ascii="Arial" w:hAnsi="Arial"/>
+                <w:rFonts w:ascii="Verdana" w:hAnsi="Verdana"/>
                 <w:b w:val="0"/>
                 <w:sz w:val="16"/>
               </w:rPr>
@@ -1229,7 +1237,7 @@
             <w:r/>
             <w:r>
               <w:rPr>
-                <w:rFonts w:ascii="Arial" w:hAnsi="Arial"/>
+                <w:rFonts w:ascii="Verdana" w:hAnsi="Verdana"/>
                 <w:b w:val="0"/>
                 <w:sz w:val="16"/>
               </w:rPr>
@@ -1245,7 +1253,7 @@
             <w:r/>
             <w:r>
               <w:rPr>
-                <w:rFonts w:ascii="Arial" w:hAnsi="Arial"/>
+                <w:rFonts w:ascii="Verdana" w:hAnsi="Verdana"/>
                 <w:b w:val="0"/>
                 <w:sz w:val="16"/>
               </w:rPr>
@@ -1261,7 +1269,7 @@
             <w:r/>
             <w:r>
               <w:rPr>
-                <w:rFonts w:ascii="Arial" w:hAnsi="Arial"/>
+                <w:rFonts w:ascii="Verdana" w:hAnsi="Verdana"/>
                 <w:b w:val="0"/>
                 <w:sz w:val="16"/>
               </w:rPr>
@@ -1277,7 +1285,7 @@
             <w:r/>
             <w:r>
               <w:rPr>
-                <w:rFonts w:ascii="Arial" w:hAnsi="Arial"/>
+                <w:rFonts w:ascii="Verdana" w:hAnsi="Verdana"/>
                 <w:b w:val="0"/>
                 <w:sz w:val="16"/>
               </w:rPr>
@@ -1293,7 +1301,7 @@
             <w:r/>
             <w:r>
               <w:rPr>
-                <w:rFonts w:ascii="Arial" w:hAnsi="Arial"/>
+                <w:rFonts w:ascii="Verdana" w:hAnsi="Verdana"/>
                 <w:b w:val="0"/>
                 <w:sz w:val="16"/>
               </w:rPr>
@@ -1309,7 +1317,7 @@
             <w:r/>
             <w:r>
               <w:rPr>
-                <w:rFonts w:ascii="Arial" w:hAnsi="Arial"/>
+                <w:rFonts w:ascii="Verdana" w:hAnsi="Verdana"/>
                 <w:b w:val="0"/>
                 <w:sz w:val="16"/>
               </w:rPr>
@@ -1325,7 +1333,7 @@
             <w:r/>
             <w:r>
               <w:rPr>
-                <w:rFonts w:ascii="Arial" w:hAnsi="Arial"/>
+                <w:rFonts w:ascii="Verdana" w:hAnsi="Verdana"/>
                 <w:b w:val="0"/>
                 <w:sz w:val="16"/>
               </w:rPr>
@@ -1341,7 +1349,7 @@
             <w:r/>
             <w:r>
               <w:rPr>
-                <w:rFonts w:ascii="Arial" w:hAnsi="Arial"/>
+                <w:rFonts w:ascii="Verdana" w:hAnsi="Verdana"/>
                 <w:b w:val="0"/>
                 <w:sz w:val="16"/>
               </w:rPr>
@@ -1357,7 +1365,7 @@
             <w:r/>
             <w:r>
               <w:rPr>
-                <w:rFonts w:ascii="Arial" w:hAnsi="Arial"/>
+                <w:rFonts w:ascii="Verdana" w:hAnsi="Verdana"/>
                 <w:b w:val="0"/>
                 <w:sz w:val="16"/>
               </w:rPr>
@@ -1367,6 +1375,9 @@
         </w:tc>
       </w:tr>
       <w:tr>
+        <w:trPr>
+          <w:cantSplit/>
+        </w:trPr>
         <w:tc>
           <w:tcPr>
             <w:tcW w:type="dxa" w:w="1514"/>
@@ -1375,7 +1386,7 @@
             <w:r/>
             <w:r>
               <w:rPr>
-                <w:rFonts w:ascii="Arial" w:hAnsi="Arial"/>
+                <w:rFonts w:ascii="Verdana" w:hAnsi="Verdana"/>
                 <w:b w:val="0"/>
                 <w:sz w:val="16"/>
               </w:rPr>
@@ -1391,7 +1402,7 @@
             <w:r/>
             <w:r>
               <w:rPr>
-                <w:rFonts w:ascii="Arial" w:hAnsi="Arial"/>
+                <w:rFonts w:ascii="Verdana" w:hAnsi="Verdana"/>
                 <w:b w:val="0"/>
                 <w:sz w:val="16"/>
               </w:rPr>
@@ -1407,7 +1418,7 @@
             <w:r/>
             <w:r>
               <w:rPr>
-                <w:rFonts w:ascii="Arial" w:hAnsi="Arial"/>
+                <w:rFonts w:ascii="Verdana" w:hAnsi="Verdana"/>
                 <w:b w:val="0"/>
                 <w:sz w:val="16"/>
               </w:rPr>
@@ -1423,7 +1434,7 @@
             <w:r/>
             <w:r>
               <w:rPr>
-                <w:rFonts w:ascii="Arial" w:hAnsi="Arial"/>
+                <w:rFonts w:ascii="Verdana" w:hAnsi="Verdana"/>
                 <w:b w:val="0"/>
                 <w:sz w:val="16"/>
               </w:rPr>
@@ -1439,7 +1450,7 @@
             <w:r/>
             <w:r>
               <w:rPr>
-                <w:rFonts w:ascii="Arial" w:hAnsi="Arial"/>
+                <w:rFonts w:ascii="Verdana" w:hAnsi="Verdana"/>
                 <w:b w:val="0"/>
                 <w:sz w:val="16"/>
               </w:rPr>
@@ -1455,7 +1466,7 @@
             <w:r/>
             <w:r>
               <w:rPr>
-                <w:rFonts w:ascii="Arial" w:hAnsi="Arial"/>
+                <w:rFonts w:ascii="Verdana" w:hAnsi="Verdana"/>
                 <w:b w:val="0"/>
                 <w:sz w:val="16"/>
               </w:rPr>
@@ -1471,7 +1482,7 @@
             <w:r/>
             <w:r>
               <w:rPr>
-                <w:rFonts w:ascii="Arial" w:hAnsi="Arial"/>
+                <w:rFonts w:ascii="Verdana" w:hAnsi="Verdana"/>
                 <w:b w:val="0"/>
                 <w:sz w:val="16"/>
               </w:rPr>
@@ -1487,7 +1498,7 @@
             <w:r/>
             <w:r>
               <w:rPr>
-                <w:rFonts w:ascii="Arial" w:hAnsi="Arial"/>
+                <w:rFonts w:ascii="Verdana" w:hAnsi="Verdana"/>
                 <w:b w:val="0"/>
                 <w:sz w:val="16"/>
               </w:rPr>
@@ -1503,7 +1514,7 @@
             <w:r/>
             <w:r>
               <w:rPr>
-                <w:rFonts w:ascii="Arial" w:hAnsi="Arial"/>
+                <w:rFonts w:ascii="Verdana" w:hAnsi="Verdana"/>
                 <w:b w:val="0"/>
                 <w:sz w:val="16"/>
               </w:rPr>
@@ -1519,7 +1530,7 @@
             <w:r/>
             <w:r>
               <w:rPr>
-                <w:rFonts w:ascii="Arial" w:hAnsi="Arial"/>
+                <w:rFonts w:ascii="Verdana" w:hAnsi="Verdana"/>
                 <w:b w:val="0"/>
                 <w:sz w:val="16"/>
               </w:rPr>
@@ -1529,6 +1540,9 @@
         </w:tc>
       </w:tr>
       <w:tr>
+        <w:trPr>
+          <w:cantSplit/>
+        </w:trPr>
         <w:tc>
           <w:tcPr>
             <w:tcW w:type="dxa" w:w="1514"/>
@@ -1537,7 +1551,7 @@
             <w:r/>
             <w:r>
               <w:rPr>
-                <w:rFonts w:ascii="Arial" w:hAnsi="Arial"/>
+                <w:rFonts w:ascii="Verdana" w:hAnsi="Verdana"/>
                 <w:b w:val="0"/>
                 <w:sz w:val="16"/>
               </w:rPr>
@@ -1553,7 +1567,7 @@
             <w:r/>
             <w:r>
               <w:rPr>
-                <w:rFonts w:ascii="Arial" w:hAnsi="Arial"/>
+                <w:rFonts w:ascii="Verdana" w:hAnsi="Verdana"/>
                 <w:b w:val="0"/>
                 <w:sz w:val="16"/>
               </w:rPr>
@@ -1569,7 +1583,7 @@
             <w:r/>
             <w:r>
               <w:rPr>
-                <w:rFonts w:ascii="Arial" w:hAnsi="Arial"/>
+                <w:rFonts w:ascii="Verdana" w:hAnsi="Verdana"/>
                 <w:b w:val="0"/>
                 <w:sz w:val="16"/>
               </w:rPr>
@@ -1585,7 +1599,7 @@
             <w:r/>
             <w:r>
               <w:rPr>
-                <w:rFonts w:ascii="Arial" w:hAnsi="Arial"/>
+                <w:rFonts w:ascii="Verdana" w:hAnsi="Verdana"/>
                 <w:b w:val="0"/>
                 <w:sz w:val="16"/>
               </w:rPr>
@@ -1601,7 +1615,7 @@
             <w:r/>
             <w:r>
               <w:rPr>
-                <w:rFonts w:ascii="Arial" w:hAnsi="Arial"/>
+                <w:rFonts w:ascii="Verdana" w:hAnsi="Verdana"/>
                 <w:b w:val="0"/>
                 <w:sz w:val="16"/>
               </w:rPr>
@@ -1617,7 +1631,7 @@
             <w:r/>
             <w:r>
               <w:rPr>
-                <w:rFonts w:ascii="Arial" w:hAnsi="Arial"/>
+                <w:rFonts w:ascii="Verdana" w:hAnsi="Verdana"/>
                 <w:b w:val="0"/>
                 <w:sz w:val="16"/>
               </w:rPr>
@@ -1633,7 +1647,7 @@
             <w:r/>
             <w:r>
               <w:rPr>
-                <w:rFonts w:ascii="Arial" w:hAnsi="Arial"/>
+                <w:rFonts w:ascii="Verdana" w:hAnsi="Verdana"/>
                 <w:b w:val="0"/>
                 <w:sz w:val="16"/>
               </w:rPr>
@@ -1649,7 +1663,7 @@
             <w:r/>
             <w:r>
               <w:rPr>
-                <w:rFonts w:ascii="Arial" w:hAnsi="Arial"/>
+                <w:rFonts w:ascii="Verdana" w:hAnsi="Verdana"/>
                 <w:b w:val="0"/>
                 <w:sz w:val="16"/>
               </w:rPr>
@@ -1665,7 +1679,7 @@
             <w:r/>
             <w:r>
               <w:rPr>
-                <w:rFonts w:ascii="Arial" w:hAnsi="Arial"/>
+                <w:rFonts w:ascii="Verdana" w:hAnsi="Verdana"/>
                 <w:b w:val="0"/>
                 <w:sz w:val="16"/>
               </w:rPr>
@@ -1681,7 +1695,7 @@
             <w:r/>
             <w:r>
               <w:rPr>
-                <w:rFonts w:ascii="Arial" w:hAnsi="Arial"/>
+                <w:rFonts w:ascii="Verdana" w:hAnsi="Verdana"/>
                 <w:b w:val="0"/>
                 <w:sz w:val="16"/>
               </w:rPr>
@@ -1690,6 +1704,9 @@
         </w:tc>
       </w:tr>
       <w:tr>
+        <w:trPr>
+          <w:cantSplit/>
+        </w:trPr>
         <w:tc>
           <w:tcPr>
             <w:tcW w:type="dxa" w:w="1514"/>
@@ -1698,7 +1715,7 @@
             <w:r/>
             <w:r>
               <w:rPr>
-                <w:rFonts w:ascii="Arial" w:hAnsi="Arial"/>
+                <w:rFonts w:ascii="Verdana" w:hAnsi="Verdana"/>
                 <w:b w:val="0"/>
                 <w:sz w:val="16"/>
               </w:rPr>
@@ -1714,7 +1731,7 @@
             <w:r/>
             <w:r>
               <w:rPr>
-                <w:rFonts w:ascii="Arial" w:hAnsi="Arial"/>
+                <w:rFonts w:ascii="Verdana" w:hAnsi="Verdana"/>
                 <w:b w:val="0"/>
                 <w:sz w:val="16"/>
               </w:rPr>
@@ -1730,7 +1747,7 @@
             <w:r/>
             <w:r>
               <w:rPr>
-                <w:rFonts w:ascii="Arial" w:hAnsi="Arial"/>
+                <w:rFonts w:ascii="Verdana" w:hAnsi="Verdana"/>
                 <w:b w:val="0"/>
                 <w:sz w:val="16"/>
               </w:rPr>
@@ -1746,7 +1763,7 @@
             <w:r/>
             <w:r>
               <w:rPr>
-                <w:rFonts w:ascii="Arial" w:hAnsi="Arial"/>
+                <w:rFonts w:ascii="Verdana" w:hAnsi="Verdana"/>
                 <w:b w:val="0"/>
                 <w:sz w:val="16"/>
               </w:rPr>
@@ -1762,7 +1779,7 @@
             <w:r/>
             <w:r>
               <w:rPr>
-                <w:rFonts w:ascii="Arial" w:hAnsi="Arial"/>
+                <w:rFonts w:ascii="Verdana" w:hAnsi="Verdana"/>
                 <w:b w:val="0"/>
                 <w:sz w:val="16"/>
               </w:rPr>
@@ -1778,7 +1795,7 @@
             <w:r/>
             <w:r>
               <w:rPr>
-                <w:rFonts w:ascii="Arial" w:hAnsi="Arial"/>
+                <w:rFonts w:ascii="Verdana" w:hAnsi="Verdana"/>
                 <w:b w:val="0"/>
                 <w:sz w:val="16"/>
               </w:rPr>
@@ -1794,7 +1811,7 @@
             <w:r/>
             <w:r>
               <w:rPr>
-                <w:rFonts w:ascii="Arial" w:hAnsi="Arial"/>
+                <w:rFonts w:ascii="Verdana" w:hAnsi="Verdana"/>
                 <w:b w:val="0"/>
                 <w:sz w:val="16"/>
               </w:rPr>
@@ -1810,7 +1827,7 @@
             <w:r/>
             <w:r>
               <w:rPr>
-                <w:rFonts w:ascii="Arial" w:hAnsi="Arial"/>
+                <w:rFonts w:ascii="Verdana" w:hAnsi="Verdana"/>
                 <w:b w:val="0"/>
                 <w:sz w:val="16"/>
               </w:rPr>
@@ -1826,7 +1843,7 @@
             <w:r/>
             <w:r>
               <w:rPr>
-                <w:rFonts w:ascii="Arial" w:hAnsi="Arial"/>
+                <w:rFonts w:ascii="Verdana" w:hAnsi="Verdana"/>
                 <w:b w:val="0"/>
                 <w:sz w:val="16"/>
               </w:rPr>
@@ -1842,7 +1859,7 @@
             <w:r/>
             <w:r>
               <w:rPr>
-                <w:rFonts w:ascii="Arial" w:hAnsi="Arial"/>
+                <w:rFonts w:ascii="Verdana" w:hAnsi="Verdana"/>
                 <w:b w:val="0"/>
                 <w:sz w:val="16"/>
               </w:rPr>
@@ -1851,6 +1868,9 @@
         </w:tc>
       </w:tr>
       <w:tr>
+        <w:trPr>
+          <w:cantSplit/>
+        </w:trPr>
         <w:tc>
           <w:tcPr>
             <w:tcW w:type="dxa" w:w="1514"/>
@@ -1859,7 +1879,7 @@
             <w:r/>
             <w:r>
               <w:rPr>
-                <w:rFonts w:ascii="Arial" w:hAnsi="Arial"/>
+                <w:rFonts w:ascii="Verdana" w:hAnsi="Verdana"/>
                 <w:b w:val="0"/>
                 <w:sz w:val="16"/>
               </w:rPr>
@@ -1875,7 +1895,7 @@
             <w:r/>
             <w:r>
               <w:rPr>
-                <w:rFonts w:ascii="Arial" w:hAnsi="Arial"/>
+                <w:rFonts w:ascii="Verdana" w:hAnsi="Verdana"/>
                 <w:b w:val="0"/>
                 <w:sz w:val="16"/>
               </w:rPr>
@@ -1891,7 +1911,7 @@
             <w:r/>
             <w:r>
               <w:rPr>
-                <w:rFonts w:ascii="Arial" w:hAnsi="Arial"/>
+                <w:rFonts w:ascii="Verdana" w:hAnsi="Verdana"/>
                 <w:b w:val="0"/>
                 <w:sz w:val="16"/>
               </w:rPr>
@@ -1907,7 +1927,7 @@
             <w:r/>
             <w:r>
               <w:rPr>
-                <w:rFonts w:ascii="Arial" w:hAnsi="Arial"/>
+                <w:rFonts w:ascii="Verdana" w:hAnsi="Verdana"/>
                 <w:b w:val="0"/>
                 <w:sz w:val="16"/>
               </w:rPr>
@@ -1923,7 +1943,7 @@
             <w:r/>
             <w:r>
               <w:rPr>
-                <w:rFonts w:ascii="Arial" w:hAnsi="Arial"/>
+                <w:rFonts w:ascii="Verdana" w:hAnsi="Verdana"/>
                 <w:b w:val="0"/>
                 <w:sz w:val="16"/>
               </w:rPr>
@@ -1939,7 +1959,7 @@
             <w:r/>
             <w:r>
               <w:rPr>
-                <w:rFonts w:ascii="Arial" w:hAnsi="Arial"/>
+                <w:rFonts w:ascii="Verdana" w:hAnsi="Verdana"/>
                 <w:b w:val="0"/>
                 <w:sz w:val="16"/>
               </w:rPr>
@@ -1955,7 +1975,7 @@
             <w:r/>
             <w:r>
               <w:rPr>
-                <w:rFonts w:ascii="Arial" w:hAnsi="Arial"/>
+                <w:rFonts w:ascii="Verdana" w:hAnsi="Verdana"/>
                 <w:b w:val="0"/>
                 <w:sz w:val="16"/>
               </w:rPr>
@@ -1971,7 +1991,7 @@
             <w:r/>
             <w:r>
               <w:rPr>
-                <w:rFonts w:ascii="Arial" w:hAnsi="Arial"/>
+                <w:rFonts w:ascii="Verdana" w:hAnsi="Verdana"/>
                 <w:b w:val="0"/>
                 <w:sz w:val="16"/>
               </w:rPr>
@@ -1987,7 +2007,7 @@
             <w:r/>
             <w:r>
               <w:rPr>
-                <w:rFonts w:ascii="Arial" w:hAnsi="Arial"/>
+                <w:rFonts w:ascii="Verdana" w:hAnsi="Verdana"/>
                 <w:b w:val="0"/>
                 <w:sz w:val="16"/>
               </w:rPr>
@@ -2003,7 +2023,7 @@
             <w:r/>
             <w:r>
               <w:rPr>
-                <w:rFonts w:ascii="Arial" w:hAnsi="Arial"/>
+                <w:rFonts w:ascii="Verdana" w:hAnsi="Verdana"/>
                 <w:b w:val="0"/>
                 <w:sz w:val="16"/>
               </w:rPr>
@@ -2012,6 +2032,9 @@
         </w:tc>
       </w:tr>
       <w:tr>
+        <w:trPr>
+          <w:cantSplit/>
+        </w:trPr>
         <w:tc>
           <w:tcPr>
             <w:tcW w:type="dxa" w:w="1514"/>
@@ -2020,7 +2043,7 @@
             <w:r/>
             <w:r>
               <w:rPr>
-                <w:rFonts w:ascii="Arial" w:hAnsi="Arial"/>
+                <w:rFonts w:ascii="Verdana" w:hAnsi="Verdana"/>
                 <w:b w:val="0"/>
                 <w:sz w:val="16"/>
               </w:rPr>
@@ -2036,7 +2059,7 @@
             <w:r/>
             <w:r>
               <w:rPr>
-                <w:rFonts w:ascii="Arial" w:hAnsi="Arial"/>
+                <w:rFonts w:ascii="Verdana" w:hAnsi="Verdana"/>
                 <w:b w:val="0"/>
                 <w:sz w:val="16"/>
               </w:rPr>
@@ -2052,7 +2075,7 @@
             <w:r/>
             <w:r>
               <w:rPr>
-                <w:rFonts w:ascii="Arial" w:hAnsi="Arial"/>
+                <w:rFonts w:ascii="Verdana" w:hAnsi="Verdana"/>
                 <w:b w:val="0"/>
                 <w:sz w:val="16"/>
               </w:rPr>
@@ -2068,7 +2091,7 @@
             <w:r/>
             <w:r>
               <w:rPr>
-                <w:rFonts w:ascii="Arial" w:hAnsi="Arial"/>
+                <w:rFonts w:ascii="Verdana" w:hAnsi="Verdana"/>
                 <w:b w:val="0"/>
                 <w:sz w:val="16"/>
               </w:rPr>
@@ -2084,7 +2107,7 @@
             <w:r/>
             <w:r>
               <w:rPr>
-                <w:rFonts w:ascii="Arial" w:hAnsi="Arial"/>
+                <w:rFonts w:ascii="Verdana" w:hAnsi="Verdana"/>
                 <w:b w:val="0"/>
                 <w:sz w:val="16"/>
               </w:rPr>
@@ -2100,7 +2123,7 @@
             <w:r/>
             <w:r>
               <w:rPr>
-                <w:rFonts w:ascii="Arial" w:hAnsi="Arial"/>
+                <w:rFonts w:ascii="Verdana" w:hAnsi="Verdana"/>
                 <w:b w:val="0"/>
                 <w:sz w:val="16"/>
               </w:rPr>
@@ -2116,7 +2139,7 @@
             <w:r/>
             <w:r>
               <w:rPr>
-                <w:rFonts w:ascii="Arial" w:hAnsi="Arial"/>
+                <w:rFonts w:ascii="Verdana" w:hAnsi="Verdana"/>
                 <w:b w:val="0"/>
                 <w:sz w:val="16"/>
               </w:rPr>
@@ -2132,7 +2155,7 @@
             <w:r/>
             <w:r>
               <w:rPr>
-                <w:rFonts w:ascii="Arial" w:hAnsi="Arial"/>
+                <w:rFonts w:ascii="Verdana" w:hAnsi="Verdana"/>
                 <w:b w:val="0"/>
                 <w:sz w:val="16"/>
               </w:rPr>
@@ -2148,7 +2171,7 @@
             <w:r/>
             <w:r>
               <w:rPr>
-                <w:rFonts w:ascii="Arial" w:hAnsi="Arial"/>
+                <w:rFonts w:ascii="Verdana" w:hAnsi="Verdana"/>
                 <w:b w:val="0"/>
                 <w:sz w:val="16"/>
               </w:rPr>
@@ -2164,7 +2187,7 @@
             <w:r/>
             <w:r>
               <w:rPr>
-                <w:rFonts w:ascii="Arial" w:hAnsi="Arial"/>
+                <w:rFonts w:ascii="Verdana" w:hAnsi="Verdana"/>
                 <w:b w:val="0"/>
                 <w:sz w:val="16"/>
               </w:rPr>
@@ -2173,6 +2196,9 @@
         </w:tc>
       </w:tr>
       <w:tr>
+        <w:trPr>
+          <w:cantSplit/>
+        </w:trPr>
         <w:tc>
           <w:tcPr>
             <w:tcW w:type="dxa" w:w="1514"/>
@@ -2181,7 +2207,7 @@
             <w:r/>
             <w:r>
               <w:rPr>
-                <w:rFonts w:ascii="Arial" w:hAnsi="Arial"/>
+                <w:rFonts w:ascii="Verdana" w:hAnsi="Verdana"/>
                 <w:b w:val="0"/>
                 <w:sz w:val="16"/>
               </w:rPr>
@@ -2197,7 +2223,7 @@
             <w:r/>
             <w:r>
               <w:rPr>
-                <w:rFonts w:ascii="Arial" w:hAnsi="Arial"/>
+                <w:rFonts w:ascii="Verdana" w:hAnsi="Verdana"/>
                 <w:b w:val="0"/>
                 <w:sz w:val="16"/>
               </w:rPr>
@@ -2213,7 +2239,7 @@
             <w:r/>
             <w:r>
               <w:rPr>
-                <w:rFonts w:ascii="Arial" w:hAnsi="Arial"/>
+                <w:rFonts w:ascii="Verdana" w:hAnsi="Verdana"/>
                 <w:b w:val="0"/>
                 <w:sz w:val="16"/>
               </w:rPr>
@@ -2229,7 +2255,7 @@
             <w:r/>
             <w:r>
               <w:rPr>
-                <w:rFonts w:ascii="Arial" w:hAnsi="Arial"/>
+                <w:rFonts w:ascii="Verdana" w:hAnsi="Verdana"/>
                 <w:b w:val="0"/>
                 <w:sz w:val="16"/>
               </w:rPr>
@@ -2245,7 +2271,7 @@
             <w:r/>
             <w:r>
               <w:rPr>
-                <w:rFonts w:ascii="Arial" w:hAnsi="Arial"/>
+                <w:rFonts w:ascii="Verdana" w:hAnsi="Verdana"/>
                 <w:b w:val="0"/>
                 <w:sz w:val="16"/>
               </w:rPr>
@@ -2261,7 +2287,7 @@
             <w:r/>
             <w:r>
               <w:rPr>
-                <w:rFonts w:ascii="Arial" w:hAnsi="Arial"/>
+                <w:rFonts w:ascii="Verdana" w:hAnsi="Verdana"/>
                 <w:b w:val="0"/>
                 <w:sz w:val="16"/>
               </w:rPr>
@@ -2277,7 +2303,7 @@
             <w:r/>
             <w:r>
               <w:rPr>
-                <w:rFonts w:ascii="Arial" w:hAnsi="Arial"/>
+                <w:rFonts w:ascii="Verdana" w:hAnsi="Verdana"/>
                 <w:b w:val="0"/>
                 <w:sz w:val="16"/>
               </w:rPr>
@@ -2293,7 +2319,7 @@
             <w:r/>
             <w:r>
               <w:rPr>
-                <w:rFonts w:ascii="Arial" w:hAnsi="Arial"/>
+                <w:rFonts w:ascii="Verdana" w:hAnsi="Verdana"/>
                 <w:b w:val="0"/>
                 <w:sz w:val="16"/>
               </w:rPr>
@@ -2309,7 +2335,7 @@
             <w:r/>
             <w:r>
               <w:rPr>
-                <w:rFonts w:ascii="Arial" w:hAnsi="Arial"/>
+                <w:rFonts w:ascii="Verdana" w:hAnsi="Verdana"/>
                 <w:b w:val="0"/>
                 <w:sz w:val="16"/>
               </w:rPr>
@@ -2325,7 +2351,7 @@
             <w:r/>
             <w:r>
               <w:rPr>
-                <w:rFonts w:ascii="Arial" w:hAnsi="Arial"/>
+                <w:rFonts w:ascii="Verdana" w:hAnsi="Verdana"/>
                 <w:b w:val="0"/>
                 <w:sz w:val="16"/>
               </w:rPr>
@@ -2334,6 +2360,9 @@
         </w:tc>
       </w:tr>
       <w:tr>
+        <w:trPr>
+          <w:cantSplit/>
+        </w:trPr>
         <w:tc>
           <w:tcPr>
             <w:tcW w:type="dxa" w:w="1514"/>
@@ -2342,7 +2371,7 @@
             <w:r/>
             <w:r>
               <w:rPr>
-                <w:rFonts w:ascii="Arial" w:hAnsi="Arial"/>
+                <w:rFonts w:ascii="Verdana" w:hAnsi="Verdana"/>
                 <w:b w:val="0"/>
                 <w:sz w:val="16"/>
               </w:rPr>
@@ -2358,7 +2387,7 @@
             <w:r/>
             <w:r>
               <w:rPr>
-                <w:rFonts w:ascii="Arial" w:hAnsi="Arial"/>
+                <w:rFonts w:ascii="Verdana" w:hAnsi="Verdana"/>
                 <w:b w:val="0"/>
                 <w:sz w:val="16"/>
               </w:rPr>
@@ -2374,7 +2403,7 @@
             <w:r/>
             <w:r>
               <w:rPr>
-                <w:rFonts w:ascii="Arial" w:hAnsi="Arial"/>
+                <w:rFonts w:ascii="Verdana" w:hAnsi="Verdana"/>
                 <w:b w:val="0"/>
                 <w:sz w:val="16"/>
               </w:rPr>
@@ -2390,7 +2419,7 @@
             <w:r/>
             <w:r>
               <w:rPr>
-                <w:rFonts w:ascii="Arial" w:hAnsi="Arial"/>
+                <w:rFonts w:ascii="Verdana" w:hAnsi="Verdana"/>
                 <w:b w:val="0"/>
                 <w:sz w:val="16"/>
               </w:rPr>
@@ -2406,7 +2435,7 @@
             <w:r/>
             <w:r>
               <w:rPr>
-                <w:rFonts w:ascii="Arial" w:hAnsi="Arial"/>
+                <w:rFonts w:ascii="Verdana" w:hAnsi="Verdana"/>
                 <w:b w:val="0"/>
                 <w:sz w:val="16"/>
               </w:rPr>
@@ -2422,7 +2451,7 @@
             <w:r/>
             <w:r>
               <w:rPr>
-                <w:rFonts w:ascii="Arial" w:hAnsi="Arial"/>
+                <w:rFonts w:ascii="Verdana" w:hAnsi="Verdana"/>
                 <w:b w:val="0"/>
                 <w:sz w:val="16"/>
               </w:rPr>
@@ -2438,7 +2467,7 @@
             <w:r/>
             <w:r>
               <w:rPr>
-                <w:rFonts w:ascii="Arial" w:hAnsi="Arial"/>
+                <w:rFonts w:ascii="Verdana" w:hAnsi="Verdana"/>
                 <w:b w:val="0"/>
                 <w:sz w:val="16"/>
               </w:rPr>
@@ -2454,7 +2483,7 @@
             <w:r/>
             <w:r>
               <w:rPr>
-                <w:rFonts w:ascii="Arial" w:hAnsi="Arial"/>
+                <w:rFonts w:ascii="Verdana" w:hAnsi="Verdana"/>
                 <w:b w:val="0"/>
                 <w:sz w:val="16"/>
               </w:rPr>
@@ -2470,7 +2499,7 @@
             <w:r/>
             <w:r>
               <w:rPr>
-                <w:rFonts w:ascii="Arial" w:hAnsi="Arial"/>
+                <w:rFonts w:ascii="Verdana" w:hAnsi="Verdana"/>
                 <w:b w:val="0"/>
                 <w:sz w:val="16"/>
               </w:rPr>
@@ -2486,7 +2515,7 @@
             <w:r/>
             <w:r>
               <w:rPr>
-                <w:rFonts w:ascii="Arial" w:hAnsi="Arial"/>
+                <w:rFonts w:ascii="Verdana" w:hAnsi="Verdana"/>
                 <w:b w:val="0"/>
                 <w:sz w:val="16"/>
               </w:rPr>
@@ -2495,6 +2524,9 @@
         </w:tc>
       </w:tr>
       <w:tr>
+        <w:trPr>
+          <w:cantSplit/>
+        </w:trPr>
         <w:tc>
           <w:tcPr>
             <w:tcW w:type="dxa" w:w="1514"/>
@@ -2503,7 +2535,7 @@
             <w:r/>
             <w:r>
               <w:rPr>
-                <w:rFonts w:ascii="Arial" w:hAnsi="Arial"/>
+                <w:rFonts w:ascii="Verdana" w:hAnsi="Verdana"/>
                 <w:b w:val="0"/>
                 <w:sz w:val="16"/>
               </w:rPr>
@@ -2519,7 +2551,7 @@
             <w:r/>
             <w:r>
               <w:rPr>
-                <w:rFonts w:ascii="Arial" w:hAnsi="Arial"/>
+                <w:rFonts w:ascii="Verdana" w:hAnsi="Verdana"/>
                 <w:b w:val="0"/>
                 <w:sz w:val="16"/>
               </w:rPr>
@@ -2535,7 +2567,7 @@
             <w:r/>
             <w:r>
               <w:rPr>
-                <w:rFonts w:ascii="Arial" w:hAnsi="Arial"/>
+                <w:rFonts w:ascii="Verdana" w:hAnsi="Verdana"/>
                 <w:b w:val="0"/>
                 <w:sz w:val="16"/>
               </w:rPr>
@@ -2551,7 +2583,7 @@
             <w:r/>
             <w:r>
               <w:rPr>
-                <w:rFonts w:ascii="Arial" w:hAnsi="Arial"/>
+                <w:rFonts w:ascii="Verdana" w:hAnsi="Verdana"/>
                 <w:b w:val="0"/>
                 <w:sz w:val="16"/>
               </w:rPr>
@@ -2567,7 +2599,7 @@
             <w:r/>
             <w:r>
               <w:rPr>
-                <w:rFonts w:ascii="Arial" w:hAnsi="Arial"/>
+                <w:rFonts w:ascii="Verdana" w:hAnsi="Verdana"/>
                 <w:b w:val="0"/>
                 <w:sz w:val="16"/>
               </w:rPr>
@@ -2583,7 +2615,7 @@
             <w:r/>
             <w:r>
               <w:rPr>
-                <w:rFonts w:ascii="Arial" w:hAnsi="Arial"/>
+                <w:rFonts w:ascii="Verdana" w:hAnsi="Verdana"/>
                 <w:b w:val="0"/>
                 <w:sz w:val="16"/>
               </w:rPr>
@@ -2599,7 +2631,7 @@
             <w:r/>
             <w:r>
               <w:rPr>
-                <w:rFonts w:ascii="Arial" w:hAnsi="Arial"/>
+                <w:rFonts w:ascii="Verdana" w:hAnsi="Verdana"/>
                 <w:b w:val="0"/>
                 <w:sz w:val="16"/>
               </w:rPr>
@@ -2615,7 +2647,7 @@
             <w:r/>
             <w:r>
               <w:rPr>
-                <w:rFonts w:ascii="Arial" w:hAnsi="Arial"/>
+                <w:rFonts w:ascii="Verdana" w:hAnsi="Verdana"/>
                 <w:b w:val="0"/>
                 <w:sz w:val="16"/>
               </w:rPr>
@@ -2631,7 +2663,7 @@
             <w:r/>
             <w:r>
               <w:rPr>
-                <w:rFonts w:ascii="Arial" w:hAnsi="Arial"/>
+                <w:rFonts w:ascii="Verdana" w:hAnsi="Verdana"/>
                 <w:b w:val="0"/>
                 <w:sz w:val="16"/>
               </w:rPr>
@@ -2647,7 +2679,7 @@
             <w:r/>
             <w:r>
               <w:rPr>
-                <w:rFonts w:ascii="Arial" w:hAnsi="Arial"/>
+                <w:rFonts w:ascii="Verdana" w:hAnsi="Verdana"/>
                 <w:b w:val="0"/>
                 <w:sz w:val="16"/>
               </w:rPr>
@@ -2656,6 +2688,9 @@
         </w:tc>
       </w:tr>
       <w:tr>
+        <w:trPr>
+          <w:cantSplit/>
+        </w:trPr>
         <w:tc>
           <w:tcPr>
             <w:tcW w:type="dxa" w:w="1514"/>
@@ -2664,7 +2699,7 @@
             <w:r/>
             <w:r>
               <w:rPr>
-                <w:rFonts w:ascii="Arial" w:hAnsi="Arial"/>
+                <w:rFonts w:ascii="Verdana" w:hAnsi="Verdana"/>
                 <w:b w:val="0"/>
                 <w:sz w:val="16"/>
               </w:rPr>
@@ -2680,7 +2715,7 @@
             <w:r/>
             <w:r>
               <w:rPr>
-                <w:rFonts w:ascii="Arial" w:hAnsi="Arial"/>
+                <w:rFonts w:ascii="Verdana" w:hAnsi="Verdana"/>
                 <w:b w:val="0"/>
                 <w:sz w:val="16"/>
               </w:rPr>
@@ -2696,7 +2731,7 @@
             <w:r/>
             <w:r>
               <w:rPr>
-                <w:rFonts w:ascii="Arial" w:hAnsi="Arial"/>
+                <w:rFonts w:ascii="Verdana" w:hAnsi="Verdana"/>
                 <w:b w:val="0"/>
                 <w:sz w:val="16"/>
               </w:rPr>
@@ -2712,7 +2747,7 @@
             <w:r/>
             <w:r>
               <w:rPr>
-                <w:rFonts w:ascii="Arial" w:hAnsi="Arial"/>
+                <w:rFonts w:ascii="Verdana" w:hAnsi="Verdana"/>
                 <w:b w:val="0"/>
                 <w:sz w:val="16"/>
               </w:rPr>
@@ -2728,7 +2763,7 @@
             <w:r/>
             <w:r>
               <w:rPr>
-                <w:rFonts w:ascii="Arial" w:hAnsi="Arial"/>
+                <w:rFonts w:ascii="Verdana" w:hAnsi="Verdana"/>
                 <w:b w:val="0"/>
                 <w:sz w:val="16"/>
               </w:rPr>
@@ -2744,7 +2779,7 @@
             <w:r/>
             <w:r>
               <w:rPr>
-                <w:rFonts w:ascii="Arial" w:hAnsi="Arial"/>
+                <w:rFonts w:ascii="Verdana" w:hAnsi="Verdana"/>
                 <w:b w:val="0"/>
                 <w:sz w:val="16"/>
               </w:rPr>
@@ -2760,7 +2795,7 @@
             <w:r/>
             <w:r>
               <w:rPr>
-                <w:rFonts w:ascii="Arial" w:hAnsi="Arial"/>
+                <w:rFonts w:ascii="Verdana" w:hAnsi="Verdana"/>
                 <w:b w:val="0"/>
                 <w:sz w:val="16"/>
               </w:rPr>
@@ -2776,7 +2811,7 @@
             <w:r/>
             <w:r>
               <w:rPr>
-                <w:rFonts w:ascii="Arial" w:hAnsi="Arial"/>
+                <w:rFonts w:ascii="Verdana" w:hAnsi="Verdana"/>
                 <w:b w:val="0"/>
                 <w:sz w:val="16"/>
               </w:rPr>
@@ -2792,7 +2827,7 @@
             <w:r/>
             <w:r>
               <w:rPr>
-                <w:rFonts w:ascii="Arial" w:hAnsi="Arial"/>
+                <w:rFonts w:ascii="Verdana" w:hAnsi="Verdana"/>
                 <w:b w:val="0"/>
                 <w:sz w:val="16"/>
               </w:rPr>
@@ -2808,7 +2843,7 @@
             <w:r/>
             <w:r>
               <w:rPr>
-                <w:rFonts w:ascii="Arial" w:hAnsi="Arial"/>
+                <w:rFonts w:ascii="Verdana" w:hAnsi="Verdana"/>
                 <w:b w:val="0"/>
                 <w:sz w:val="16"/>
               </w:rPr>
@@ -2817,6 +2852,9 @@
         </w:tc>
       </w:tr>
       <w:tr>
+        <w:trPr>
+          <w:cantSplit/>
+        </w:trPr>
         <w:tc>
           <w:tcPr>
             <w:tcW w:type="dxa" w:w="1514"/>
@@ -2825,7 +2863,7 @@
             <w:r/>
             <w:r>
               <w:rPr>
-                <w:rFonts w:ascii="Arial" w:hAnsi="Arial"/>
+                <w:rFonts w:ascii="Verdana" w:hAnsi="Verdana"/>
                 <w:b w:val="0"/>
                 <w:sz w:val="16"/>
               </w:rPr>
@@ -2841,7 +2879,7 @@
             <w:r/>
             <w:r>
               <w:rPr>
-                <w:rFonts w:ascii="Arial" w:hAnsi="Arial"/>
+                <w:rFonts w:ascii="Verdana" w:hAnsi="Verdana"/>
                 <w:b w:val="0"/>
                 <w:sz w:val="16"/>
               </w:rPr>
@@ -2857,7 +2895,7 @@
             <w:r/>
             <w:r>
               <w:rPr>
-                <w:rFonts w:ascii="Arial" w:hAnsi="Arial"/>
+                <w:rFonts w:ascii="Verdana" w:hAnsi="Verdana"/>
                 <w:b w:val="0"/>
                 <w:sz w:val="16"/>
               </w:rPr>
@@ -2873,7 +2911,7 @@
             <w:r/>
             <w:r>
               <w:rPr>
-                <w:rFonts w:ascii="Arial" w:hAnsi="Arial"/>
+                <w:rFonts w:ascii="Verdana" w:hAnsi="Verdana"/>
                 <w:b w:val="0"/>
                 <w:sz w:val="16"/>
               </w:rPr>
@@ -2889,7 +2927,7 @@
             <w:r/>
             <w:r>
               <w:rPr>
-                <w:rFonts w:ascii="Arial" w:hAnsi="Arial"/>
+                <w:rFonts w:ascii="Verdana" w:hAnsi="Verdana"/>
                 <w:b w:val="0"/>
                 <w:sz w:val="16"/>
               </w:rPr>
@@ -2905,7 +2943,7 @@
             <w:r/>
             <w:r>
               <w:rPr>
-                <w:rFonts w:ascii="Arial" w:hAnsi="Arial"/>
+                <w:rFonts w:ascii="Verdana" w:hAnsi="Verdana"/>
                 <w:b w:val="0"/>
                 <w:sz w:val="16"/>
               </w:rPr>
@@ -2921,7 +2959,7 @@
             <w:r/>
             <w:r>
               <w:rPr>
-                <w:rFonts w:ascii="Arial" w:hAnsi="Arial"/>
+                <w:rFonts w:ascii="Verdana" w:hAnsi="Verdana"/>
                 <w:b w:val="0"/>
                 <w:sz w:val="16"/>
               </w:rPr>
@@ -2937,7 +2975,7 @@
             <w:r/>
             <w:r>
               <w:rPr>
-                <w:rFonts w:ascii="Arial" w:hAnsi="Arial"/>
+                <w:rFonts w:ascii="Verdana" w:hAnsi="Verdana"/>
                 <w:b w:val="0"/>
                 <w:sz w:val="16"/>
               </w:rPr>
@@ -2953,7 +2991,7 @@
             <w:r/>
             <w:r>
               <w:rPr>
-                <w:rFonts w:ascii="Arial" w:hAnsi="Arial"/>
+                <w:rFonts w:ascii="Verdana" w:hAnsi="Verdana"/>
                 <w:b w:val="0"/>
                 <w:sz w:val="16"/>
               </w:rPr>
@@ -2969,7 +3007,7 @@
             <w:r/>
             <w:r>
               <w:rPr>
-                <w:rFonts w:ascii="Arial" w:hAnsi="Arial"/>
+                <w:rFonts w:ascii="Verdana" w:hAnsi="Verdana"/>
                 <w:b w:val="0"/>
                 <w:sz w:val="16"/>
               </w:rPr>
@@ -2978,6 +3016,9 @@
         </w:tc>
       </w:tr>
       <w:tr>
+        <w:trPr>
+          <w:cantSplit/>
+        </w:trPr>
         <w:tc>
           <w:tcPr>
             <w:tcW w:type="dxa" w:w="1514"/>
@@ -2986,7 +3027,7 @@
             <w:r/>
             <w:r>
               <w:rPr>
-                <w:rFonts w:ascii="Arial" w:hAnsi="Arial"/>
+                <w:rFonts w:ascii="Verdana" w:hAnsi="Verdana"/>
                 <w:b w:val="0"/>
                 <w:sz w:val="16"/>
               </w:rPr>
@@ -3002,7 +3043,7 @@
             <w:r/>
             <w:r>
               <w:rPr>
-                <w:rFonts w:ascii="Arial" w:hAnsi="Arial"/>
+                <w:rFonts w:ascii="Verdana" w:hAnsi="Verdana"/>
                 <w:b w:val="0"/>
                 <w:sz w:val="16"/>
               </w:rPr>
@@ -3018,7 +3059,7 @@
             <w:r/>
             <w:r>
               <w:rPr>
-                <w:rFonts w:ascii="Arial" w:hAnsi="Arial"/>
+                <w:rFonts w:ascii="Verdana" w:hAnsi="Verdana"/>
                 <w:b w:val="0"/>
                 <w:sz w:val="16"/>
               </w:rPr>
@@ -3034,7 +3075,7 @@
             <w:r/>
             <w:r>
               <w:rPr>
-                <w:rFonts w:ascii="Arial" w:hAnsi="Arial"/>
+                <w:rFonts w:ascii="Verdana" w:hAnsi="Verdana"/>
                 <w:b w:val="0"/>
                 <w:sz w:val="16"/>
               </w:rPr>
@@ -3050,7 +3091,7 @@
             <w:r/>
             <w:r>
               <w:rPr>
-                <w:rFonts w:ascii="Arial" w:hAnsi="Arial"/>
+                <w:rFonts w:ascii="Verdana" w:hAnsi="Verdana"/>
                 <w:b w:val="0"/>
                 <w:sz w:val="16"/>
               </w:rPr>
@@ -3066,7 +3107,7 @@
             <w:r/>
             <w:r>
               <w:rPr>
-                <w:rFonts w:ascii="Arial" w:hAnsi="Arial"/>
+                <w:rFonts w:ascii="Verdana" w:hAnsi="Verdana"/>
                 <w:b w:val="0"/>
                 <w:sz w:val="16"/>
               </w:rPr>
@@ -3082,7 +3123,7 @@
             <w:r/>
             <w:r>
               <w:rPr>
-                <w:rFonts w:ascii="Arial" w:hAnsi="Arial"/>
+                <w:rFonts w:ascii="Verdana" w:hAnsi="Verdana"/>
                 <w:b w:val="0"/>
                 <w:sz w:val="16"/>
               </w:rPr>
@@ -3098,7 +3139,7 @@
             <w:r/>
             <w:r>
               <w:rPr>
-                <w:rFonts w:ascii="Arial" w:hAnsi="Arial"/>
+                <w:rFonts w:ascii="Verdana" w:hAnsi="Verdana"/>
                 <w:b w:val="0"/>
                 <w:sz w:val="16"/>
               </w:rPr>
@@ -3114,7 +3155,7 @@
             <w:r/>
             <w:r>
               <w:rPr>
-                <w:rFonts w:ascii="Arial" w:hAnsi="Arial"/>
+                <w:rFonts w:ascii="Verdana" w:hAnsi="Verdana"/>
                 <w:b w:val="0"/>
                 <w:sz w:val="16"/>
               </w:rPr>
@@ -3130,7 +3171,7 @@
             <w:r/>
             <w:r>
               <w:rPr>
-                <w:rFonts w:ascii="Arial" w:hAnsi="Arial"/>
+                <w:rFonts w:ascii="Verdana" w:hAnsi="Verdana"/>
                 <w:b w:val="0"/>
                 <w:sz w:val="16"/>
               </w:rPr>
@@ -3139,6 +3180,9 @@
         </w:tc>
       </w:tr>
       <w:tr>
+        <w:trPr>
+          <w:cantSplit/>
+        </w:trPr>
         <w:tc>
           <w:tcPr>
             <w:tcW w:type="dxa" w:w="1514"/>
@@ -3147,7 +3191,7 @@
             <w:r/>
             <w:r>
               <w:rPr>
-                <w:rFonts w:ascii="Arial" w:hAnsi="Arial"/>
+                <w:rFonts w:ascii="Verdana" w:hAnsi="Verdana"/>
                 <w:b w:val="0"/>
                 <w:sz w:val="16"/>
               </w:rPr>
@@ -3163,7 +3207,7 @@
             <w:r/>
             <w:r>
               <w:rPr>
-                <w:rFonts w:ascii="Arial" w:hAnsi="Arial"/>
+                <w:rFonts w:ascii="Verdana" w:hAnsi="Verdana"/>
                 <w:b w:val="0"/>
                 <w:sz w:val="16"/>
               </w:rPr>
@@ -3179,7 +3223,7 @@
             <w:r/>
             <w:r>
               <w:rPr>
-                <w:rFonts w:ascii="Arial" w:hAnsi="Arial"/>
+                <w:rFonts w:ascii="Verdana" w:hAnsi="Verdana"/>
                 <w:b w:val="0"/>
                 <w:sz w:val="16"/>
               </w:rPr>
@@ -3195,7 +3239,7 @@
             <w:r/>
             <w:r>
               <w:rPr>
-                <w:rFonts w:ascii="Arial" w:hAnsi="Arial"/>
+                <w:rFonts w:ascii="Verdana" w:hAnsi="Verdana"/>
                 <w:b w:val="0"/>
                 <w:sz w:val="16"/>
               </w:rPr>
@@ -3211,7 +3255,7 @@
             <w:r/>
             <w:r>
               <w:rPr>
-                <w:rFonts w:ascii="Arial" w:hAnsi="Arial"/>
+                <w:rFonts w:ascii="Verdana" w:hAnsi="Verdana"/>
                 <w:b w:val="0"/>
                 <w:sz w:val="16"/>
               </w:rPr>
@@ -3227,7 +3271,7 @@
             <w:r/>
             <w:r>
               <w:rPr>
-                <w:rFonts w:ascii="Arial" w:hAnsi="Arial"/>
+                <w:rFonts w:ascii="Verdana" w:hAnsi="Verdana"/>
                 <w:b w:val="0"/>
                 <w:sz w:val="16"/>
               </w:rPr>
@@ -3243,7 +3287,7 @@
             <w:r/>
             <w:r>
               <w:rPr>
-                <w:rFonts w:ascii="Arial" w:hAnsi="Arial"/>
+                <w:rFonts w:ascii="Verdana" w:hAnsi="Verdana"/>
                 <w:b w:val="0"/>
                 <w:sz w:val="16"/>
               </w:rPr>
@@ -3259,7 +3303,7 @@
             <w:r/>
             <w:r>
               <w:rPr>
-                <w:rFonts w:ascii="Arial" w:hAnsi="Arial"/>
+                <w:rFonts w:ascii="Verdana" w:hAnsi="Verdana"/>
                 <w:b w:val="0"/>
                 <w:sz w:val="16"/>
               </w:rPr>
@@ -3275,7 +3319,7 @@
             <w:r/>
             <w:r>
               <w:rPr>
-                <w:rFonts w:ascii="Arial" w:hAnsi="Arial"/>
+                <w:rFonts w:ascii="Verdana" w:hAnsi="Verdana"/>
                 <w:b w:val="0"/>
                 <w:sz w:val="16"/>
               </w:rPr>
@@ -3291,7 +3335,7 @@
             <w:r/>
             <w:r>
               <w:rPr>
-                <w:rFonts w:ascii="Arial" w:hAnsi="Arial"/>
+                <w:rFonts w:ascii="Verdana" w:hAnsi="Verdana"/>
                 <w:b w:val="0"/>
                 <w:sz w:val="16"/>
               </w:rPr>
@@ -3300,6 +3344,9 @@
         </w:tc>
       </w:tr>
       <w:tr>
+        <w:trPr>
+          <w:cantSplit/>
+        </w:trPr>
         <w:tc>
           <w:tcPr>
             <w:tcW w:type="dxa" w:w="1514"/>
@@ -3308,7 +3355,7 @@
             <w:r/>
             <w:r>
               <w:rPr>
-                <w:rFonts w:ascii="Arial" w:hAnsi="Arial"/>
+                <w:rFonts w:ascii="Verdana" w:hAnsi="Verdana"/>
                 <w:b w:val="0"/>
                 <w:sz w:val="16"/>
               </w:rPr>
@@ -3324,7 +3371,7 @@
             <w:r/>
             <w:r>
               <w:rPr>
-                <w:rFonts w:ascii="Arial" w:hAnsi="Arial"/>
+                <w:rFonts w:ascii="Verdana" w:hAnsi="Verdana"/>
                 <w:b w:val="0"/>
                 <w:sz w:val="16"/>
               </w:rPr>
@@ -3340,7 +3387,7 @@
             <w:r/>
             <w:r>
               <w:rPr>
-                <w:rFonts w:ascii="Arial" w:hAnsi="Arial"/>
+                <w:rFonts w:ascii="Verdana" w:hAnsi="Verdana"/>
                 <w:b w:val="0"/>
                 <w:sz w:val="16"/>
               </w:rPr>
@@ -3356,7 +3403,7 @@
             <w:r/>
             <w:r>
               <w:rPr>
-                <w:rFonts w:ascii="Arial" w:hAnsi="Arial"/>
+                <w:rFonts w:ascii="Verdana" w:hAnsi="Verdana"/>
                 <w:b w:val="0"/>
                 <w:sz w:val="16"/>
               </w:rPr>
@@ -3372,7 +3419,7 @@
             <w:r/>
             <w:r>
               <w:rPr>
-                <w:rFonts w:ascii="Arial" w:hAnsi="Arial"/>
+                <w:rFonts w:ascii="Verdana" w:hAnsi="Verdana"/>
                 <w:b w:val="0"/>
                 <w:sz w:val="16"/>
               </w:rPr>
@@ -3388,7 +3435,7 @@
             <w:r/>
             <w:r>
               <w:rPr>
-                <w:rFonts w:ascii="Arial" w:hAnsi="Arial"/>
+                <w:rFonts w:ascii="Verdana" w:hAnsi="Verdana"/>
                 <w:b w:val="0"/>
                 <w:sz w:val="16"/>
               </w:rPr>
@@ -3404,7 +3451,7 @@
             <w:r/>
             <w:r>
               <w:rPr>
-                <w:rFonts w:ascii="Arial" w:hAnsi="Arial"/>
+                <w:rFonts w:ascii="Verdana" w:hAnsi="Verdana"/>
                 <w:b w:val="0"/>
                 <w:sz w:val="16"/>
               </w:rPr>
@@ -3420,7 +3467,7 @@
             <w:r/>
             <w:r>
               <w:rPr>
-                <w:rFonts w:ascii="Arial" w:hAnsi="Arial"/>
+                <w:rFonts w:ascii="Verdana" w:hAnsi="Verdana"/>
                 <w:b w:val="0"/>
                 <w:sz w:val="16"/>
               </w:rPr>
@@ -3436,7 +3483,7 @@
             <w:r/>
             <w:r>
               <w:rPr>
-                <w:rFonts w:ascii="Arial" w:hAnsi="Arial"/>
+                <w:rFonts w:ascii="Verdana" w:hAnsi="Verdana"/>
                 <w:b w:val="0"/>
                 <w:sz w:val="16"/>
               </w:rPr>
@@ -3452,7 +3499,7 @@
             <w:r/>
             <w:r>
               <w:rPr>
-                <w:rFonts w:ascii="Arial" w:hAnsi="Arial"/>
+                <w:rFonts w:ascii="Verdana" w:hAnsi="Verdana"/>
                 <w:b w:val="0"/>
                 <w:sz w:val="16"/>
               </w:rPr>
@@ -3461,6 +3508,9 @@
         </w:tc>
       </w:tr>
       <w:tr>
+        <w:trPr>
+          <w:cantSplit/>
+        </w:trPr>
         <w:tc>
           <w:tcPr>
             <w:tcW w:type="dxa" w:w="1514"/>
@@ -3469,7 +3519,7 @@
             <w:r/>
             <w:r>
               <w:rPr>
-                <w:rFonts w:ascii="Arial" w:hAnsi="Arial"/>
+                <w:rFonts w:ascii="Verdana" w:hAnsi="Verdana"/>
                 <w:b w:val="0"/>
                 <w:sz w:val="16"/>
               </w:rPr>
@@ -3485,7 +3535,7 @@
             <w:r/>
             <w:r>
               <w:rPr>
-                <w:rFonts w:ascii="Arial" w:hAnsi="Arial"/>
+                <w:rFonts w:ascii="Verdana" w:hAnsi="Verdana"/>
                 <w:b w:val="0"/>
                 <w:sz w:val="16"/>
               </w:rPr>
@@ -3501,7 +3551,7 @@
             <w:r/>
             <w:r>
               <w:rPr>
-                <w:rFonts w:ascii="Arial" w:hAnsi="Arial"/>
+                <w:rFonts w:ascii="Verdana" w:hAnsi="Verdana"/>
                 <w:b w:val="0"/>
                 <w:sz w:val="16"/>
               </w:rPr>
@@ -3517,7 +3567,7 @@
             <w:r/>
             <w:r>
               <w:rPr>
-                <w:rFonts w:ascii="Arial" w:hAnsi="Arial"/>
+                <w:rFonts w:ascii="Verdana" w:hAnsi="Verdana"/>
                 <w:b w:val="0"/>
                 <w:sz w:val="16"/>
               </w:rPr>
@@ -3533,7 +3583,7 @@
             <w:r/>
             <w:r>
               <w:rPr>
-                <w:rFonts w:ascii="Arial" w:hAnsi="Arial"/>
+                <w:rFonts w:ascii="Verdana" w:hAnsi="Verdana"/>
                 <w:b w:val="0"/>
                 <w:sz w:val="16"/>
               </w:rPr>
@@ -3549,7 +3599,7 @@
             <w:r/>
             <w:r>
               <w:rPr>
-                <w:rFonts w:ascii="Arial" w:hAnsi="Arial"/>
+                <w:rFonts w:ascii="Verdana" w:hAnsi="Verdana"/>
                 <w:b w:val="0"/>
                 <w:sz w:val="16"/>
               </w:rPr>
@@ -3565,7 +3615,7 @@
             <w:r/>
             <w:r>
               <w:rPr>
-                <w:rFonts w:ascii="Arial" w:hAnsi="Arial"/>
+                <w:rFonts w:ascii="Verdana" w:hAnsi="Verdana"/>
                 <w:b w:val="0"/>
                 <w:sz w:val="16"/>
               </w:rPr>
@@ -3581,7 +3631,7 @@
             <w:r/>
             <w:r>
               <w:rPr>
-                <w:rFonts w:ascii="Arial" w:hAnsi="Arial"/>
+                <w:rFonts w:ascii="Verdana" w:hAnsi="Verdana"/>
                 <w:b w:val="0"/>
                 <w:sz w:val="16"/>
               </w:rPr>
@@ -3597,7 +3647,7 @@
             <w:r/>
             <w:r>
               <w:rPr>
-                <w:rFonts w:ascii="Arial" w:hAnsi="Arial"/>
+                <w:rFonts w:ascii="Verdana" w:hAnsi="Verdana"/>
                 <w:b w:val="0"/>
                 <w:sz w:val="16"/>
               </w:rPr>
@@ -3613,7 +3663,7 @@
             <w:r/>
             <w:r>
               <w:rPr>
-                <w:rFonts w:ascii="Arial" w:hAnsi="Arial"/>
+                <w:rFonts w:ascii="Verdana" w:hAnsi="Verdana"/>
                 <w:b w:val="0"/>
                 <w:sz w:val="16"/>
               </w:rPr>
@@ -3622,6 +3672,9 @@
         </w:tc>
       </w:tr>
       <w:tr>
+        <w:trPr>
+          <w:cantSplit/>
+        </w:trPr>
         <w:tc>
           <w:tcPr>
             <w:tcW w:type="dxa" w:w="1514"/>
@@ -3630,7 +3683,7 @@
             <w:r/>
             <w:r>
               <w:rPr>
-                <w:rFonts w:ascii="Arial" w:hAnsi="Arial"/>
+                <w:rFonts w:ascii="Verdana" w:hAnsi="Verdana"/>
                 <w:b w:val="0"/>
                 <w:sz w:val="16"/>
               </w:rPr>
@@ -3646,7 +3699,7 @@
             <w:r/>
             <w:r>
               <w:rPr>
-                <w:rFonts w:ascii="Arial" w:hAnsi="Arial"/>
+                <w:rFonts w:ascii="Verdana" w:hAnsi="Verdana"/>
                 <w:b w:val="0"/>
                 <w:sz w:val="16"/>
               </w:rPr>
@@ -3662,7 +3715,7 @@
             <w:r/>
             <w:r>
               <w:rPr>
-                <w:rFonts w:ascii="Arial" w:hAnsi="Arial"/>
+                <w:rFonts w:ascii="Verdana" w:hAnsi="Verdana"/>
                 <w:b w:val="0"/>
                 <w:sz w:val="16"/>
               </w:rPr>
@@ -3678,7 +3731,7 @@
             <w:r/>
             <w:r>
               <w:rPr>
-                <w:rFonts w:ascii="Arial" w:hAnsi="Arial"/>
+                <w:rFonts w:ascii="Verdana" w:hAnsi="Verdana"/>
                 <w:b w:val="0"/>
                 <w:sz w:val="16"/>
               </w:rPr>
@@ -3694,7 +3747,7 @@
             <w:r/>
             <w:r>
               <w:rPr>
-                <w:rFonts w:ascii="Arial" w:hAnsi="Arial"/>
+                <w:rFonts w:ascii="Verdana" w:hAnsi="Verdana"/>
                 <w:b w:val="0"/>
                 <w:sz w:val="16"/>
               </w:rPr>
@@ -3710,7 +3763,7 @@
             <w:r/>
             <w:r>
               <w:rPr>
-                <w:rFonts w:ascii="Arial" w:hAnsi="Arial"/>
+                <w:rFonts w:ascii="Verdana" w:hAnsi="Verdana"/>
                 <w:b w:val="0"/>
                 <w:sz w:val="16"/>
               </w:rPr>
@@ -3726,7 +3779,7 @@
             <w:r/>
             <w:r>
               <w:rPr>
-                <w:rFonts w:ascii="Arial" w:hAnsi="Arial"/>
+                <w:rFonts w:ascii="Verdana" w:hAnsi="Verdana"/>
                 <w:b w:val="0"/>
                 <w:sz w:val="16"/>
               </w:rPr>
@@ -3742,7 +3795,7 @@
             <w:r/>
             <w:r>
               <w:rPr>
-                <w:rFonts w:ascii="Arial" w:hAnsi="Arial"/>
+                <w:rFonts w:ascii="Verdana" w:hAnsi="Verdana"/>
                 <w:b w:val="0"/>
                 <w:sz w:val="16"/>
               </w:rPr>
@@ -3758,7 +3811,7 @@
             <w:r/>
             <w:r>
               <w:rPr>
-                <w:rFonts w:ascii="Arial" w:hAnsi="Arial"/>
+                <w:rFonts w:ascii="Verdana" w:hAnsi="Verdana"/>
                 <w:b w:val="0"/>
                 <w:sz w:val="16"/>
               </w:rPr>
@@ -3774,7 +3827,7 @@
             <w:r/>
             <w:r>
               <w:rPr>
-                <w:rFonts w:ascii="Arial" w:hAnsi="Arial"/>
+                <w:rFonts w:ascii="Verdana" w:hAnsi="Verdana"/>
                 <w:b w:val="0"/>
                 <w:sz w:val="16"/>
               </w:rPr>
@@ -3783,6 +3836,9 @@
         </w:tc>
       </w:tr>
       <w:tr>
+        <w:trPr>
+          <w:cantSplit/>
+        </w:trPr>
         <w:tc>
           <w:tcPr>
             <w:tcW w:type="dxa" w:w="1514"/>
@@ -3791,7 +3847,7 @@
             <w:r/>
             <w:r>
               <w:rPr>
-                <w:rFonts w:ascii="Arial" w:hAnsi="Arial"/>
+                <w:rFonts w:ascii="Verdana" w:hAnsi="Verdana"/>
                 <w:b w:val="0"/>
                 <w:sz w:val="16"/>
               </w:rPr>
@@ -3807,7 +3863,7 @@
             <w:r/>
             <w:r>
               <w:rPr>
-                <w:rFonts w:ascii="Arial" w:hAnsi="Arial"/>
+                <w:rFonts w:ascii="Verdana" w:hAnsi="Verdana"/>
                 <w:b w:val="0"/>
                 <w:sz w:val="16"/>
               </w:rPr>
@@ -3823,7 +3879,7 @@
             <w:r/>
             <w:r>
               <w:rPr>
-                <w:rFonts w:ascii="Arial" w:hAnsi="Arial"/>
+                <w:rFonts w:ascii="Verdana" w:hAnsi="Verdana"/>
                 <w:b w:val="0"/>
                 <w:sz w:val="16"/>
               </w:rPr>
@@ -3839,7 +3895,7 @@
             <w:r/>
             <w:r>
               <w:rPr>
-                <w:rFonts w:ascii="Arial" w:hAnsi="Arial"/>
+                <w:rFonts w:ascii="Verdana" w:hAnsi="Verdana"/>
                 <w:b w:val="0"/>
                 <w:sz w:val="16"/>
               </w:rPr>
@@ -3855,7 +3911,7 @@
             <w:r/>
             <w:r>
               <w:rPr>
-                <w:rFonts w:ascii="Arial" w:hAnsi="Arial"/>
+                <w:rFonts w:ascii="Verdana" w:hAnsi="Verdana"/>
                 <w:b w:val="0"/>
                 <w:sz w:val="16"/>
               </w:rPr>
@@ -3871,7 +3927,7 @@
             <w:r/>
             <w:r>
               <w:rPr>
-                <w:rFonts w:ascii="Arial" w:hAnsi="Arial"/>
+                <w:rFonts w:ascii="Verdana" w:hAnsi="Verdana"/>
                 <w:b w:val="0"/>
                 <w:sz w:val="16"/>
               </w:rPr>
@@ -3887,7 +3943,7 @@
             <w:r/>
             <w:r>
               <w:rPr>
-                <w:rFonts w:ascii="Arial" w:hAnsi="Arial"/>
+                <w:rFonts w:ascii="Verdana" w:hAnsi="Verdana"/>
                 <w:b w:val="0"/>
                 <w:sz w:val="16"/>
               </w:rPr>
@@ -3903,7 +3959,7 @@
             <w:r/>
             <w:r>
               <w:rPr>
-                <w:rFonts w:ascii="Arial" w:hAnsi="Arial"/>
+                <w:rFonts w:ascii="Verdana" w:hAnsi="Verdana"/>
                 <w:b w:val="0"/>
                 <w:sz w:val="16"/>
               </w:rPr>
@@ -3919,7 +3975,7 @@
             <w:r/>
             <w:r>
               <w:rPr>
-                <w:rFonts w:ascii="Arial" w:hAnsi="Arial"/>
+                <w:rFonts w:ascii="Verdana" w:hAnsi="Verdana"/>
                 <w:b w:val="0"/>
                 <w:sz w:val="16"/>
               </w:rPr>
@@ -3935,7 +3991,7 @@
             <w:r/>
             <w:r>
               <w:rPr>
-                <w:rFonts w:ascii="Arial" w:hAnsi="Arial"/>
+                <w:rFonts w:ascii="Verdana" w:hAnsi="Verdana"/>
                 <w:b w:val="0"/>
                 <w:sz w:val="16"/>
               </w:rPr>
@@ -3944,6 +4000,9 @@
         </w:tc>
       </w:tr>
       <w:tr>
+        <w:trPr>
+          <w:cantSplit/>
+        </w:trPr>
         <w:tc>
           <w:tcPr>
             <w:tcW w:type="dxa" w:w="1514"/>
@@ -3952,7 +4011,7 @@
             <w:r/>
             <w:r>
               <w:rPr>
-                <w:rFonts w:ascii="Arial" w:hAnsi="Arial"/>
+                <w:rFonts w:ascii="Verdana" w:hAnsi="Verdana"/>
                 <w:b w:val="0"/>
                 <w:sz w:val="16"/>
               </w:rPr>
@@ -3968,7 +4027,7 @@
             <w:r/>
             <w:r>
               <w:rPr>
-                <w:rFonts w:ascii="Arial" w:hAnsi="Arial"/>
+                <w:rFonts w:ascii="Verdana" w:hAnsi="Verdana"/>
                 <w:b w:val="0"/>
                 <w:sz w:val="16"/>
               </w:rPr>
@@ -3984,7 +4043,7 @@
             <w:r/>
             <w:r>
               <w:rPr>
-                <w:rFonts w:ascii="Arial" w:hAnsi="Arial"/>
+                <w:rFonts w:ascii="Verdana" w:hAnsi="Verdana"/>
                 <w:b w:val="0"/>
                 <w:sz w:val="16"/>
               </w:rPr>
@@ -4000,7 +4059,7 @@
             <w:r/>
             <w:r>
               <w:rPr>
-                <w:rFonts w:ascii="Arial" w:hAnsi="Arial"/>
+                <w:rFonts w:ascii="Verdana" w:hAnsi="Verdana"/>
                 <w:b w:val="0"/>
                 <w:sz w:val="16"/>
               </w:rPr>
@@ -4016,7 +4075,7 @@
             <w:r/>
             <w:r>
               <w:rPr>
-                <w:rFonts w:ascii="Arial" w:hAnsi="Arial"/>
+                <w:rFonts w:ascii="Verdana" w:hAnsi="Verdana"/>
                 <w:b w:val="0"/>
                 <w:sz w:val="16"/>
               </w:rPr>
@@ -4032,7 +4091,7 @@
             <w:r/>
             <w:r>
               <w:rPr>
-                <w:rFonts w:ascii="Arial" w:hAnsi="Arial"/>
+                <w:rFonts w:ascii="Verdana" w:hAnsi="Verdana"/>
                 <w:b w:val="0"/>
                 <w:sz w:val="16"/>
               </w:rPr>
@@ -4048,7 +4107,7 @@
             <w:r/>
             <w:r>
               <w:rPr>
-                <w:rFonts w:ascii="Arial" w:hAnsi="Arial"/>
+                <w:rFonts w:ascii="Verdana" w:hAnsi="Verdana"/>
                 <w:b w:val="0"/>
                 <w:sz w:val="16"/>
               </w:rPr>
@@ -4064,7 +4123,7 @@
             <w:r/>
             <w:r>
               <w:rPr>
-                <w:rFonts w:ascii="Arial" w:hAnsi="Arial"/>
+                <w:rFonts w:ascii="Verdana" w:hAnsi="Verdana"/>
                 <w:b w:val="0"/>
                 <w:sz w:val="16"/>
               </w:rPr>
@@ -4080,7 +4139,7 @@
             <w:r/>
             <w:r>
               <w:rPr>
-                <w:rFonts w:ascii="Arial" w:hAnsi="Arial"/>
+                <w:rFonts w:ascii="Verdana" w:hAnsi="Verdana"/>
                 <w:b w:val="0"/>
                 <w:sz w:val="16"/>
               </w:rPr>
@@ -4096,7 +4155,7 @@
             <w:r/>
             <w:r>
               <w:rPr>
-                <w:rFonts w:ascii="Arial" w:hAnsi="Arial"/>
+                <w:rFonts w:ascii="Verdana" w:hAnsi="Verdana"/>
                 <w:b w:val="0"/>
                 <w:sz w:val="16"/>
               </w:rPr>

--- a/docx/fr/BUFRCREX_TableB_fr_00.docx
+++ b/docx/fr/BUFRCREX_TableB_fr_00.docx
@@ -239,7 +239,7 @@
                 <w:b w:val="0"/>
                 <w:sz w:val="16"/>
               </w:rPr>
-              <w:t>000001</w:t>
+              <w:t>0 00 001</w:t>
             </w:r>
           </w:p>
         </w:tc>
@@ -403,7 +403,7 @@
                 <w:b w:val="0"/>
                 <w:sz w:val="16"/>
               </w:rPr>
-              <w:t>000002</w:t>
+              <w:t>0 00 002</w:t>
             </w:r>
           </w:p>
         </w:tc>
@@ -567,7 +567,7 @@
                 <w:b w:val="0"/>
                 <w:sz w:val="16"/>
               </w:rPr>
-              <w:t>000003</w:t>
+              <w:t>0 00 003</w:t>
             </w:r>
           </w:p>
         </w:tc>
@@ -731,7 +731,7 @@
                 <w:b w:val="0"/>
                 <w:sz w:val="16"/>
               </w:rPr>
-              <w:t>000004</w:t>
+              <w:t>0 00 004</w:t>
             </w:r>
           </w:p>
         </w:tc>
@@ -896,7 +896,7 @@
                 <w:b w:val="0"/>
                 <w:sz w:val="16"/>
               </w:rPr>
-              <w:t>000005</w:t>
+              <w:t>0 00 005</w:t>
             </w:r>
           </w:p>
         </w:tc>
@@ -1060,7 +1060,7 @@
                 <w:b w:val="0"/>
                 <w:sz w:val="16"/>
               </w:rPr>
-              <w:t>000006</w:t>
+              <w:t>0 00 006</w:t>
             </w:r>
           </w:p>
         </w:tc>
@@ -1225,7 +1225,7 @@
                 <w:b w:val="0"/>
                 <w:sz w:val="16"/>
               </w:rPr>
-              <w:t>000007</w:t>
+              <w:t>0 00 007</w:t>
             </w:r>
           </w:p>
         </w:tc>
@@ -1390,7 +1390,7 @@
                 <w:b w:val="0"/>
                 <w:sz w:val="16"/>
               </w:rPr>
-              <w:t>000008</w:t>
+              <w:t>0 00 008</w:t>
             </w:r>
           </w:p>
         </w:tc>
@@ -1555,7 +1555,7 @@
                 <w:b w:val="0"/>
                 <w:sz w:val="16"/>
               </w:rPr>
-              <w:t>000010</w:t>
+              <w:t>0 00 010</w:t>
             </w:r>
           </w:p>
         </w:tc>
@@ -1719,7 +1719,7 @@
                 <w:b w:val="0"/>
                 <w:sz w:val="16"/>
               </w:rPr>
-              <w:t>000011</w:t>
+              <w:t>0 00 011</w:t>
             </w:r>
           </w:p>
         </w:tc>
@@ -1883,7 +1883,7 @@
                 <w:b w:val="0"/>
                 <w:sz w:val="16"/>
               </w:rPr>
-              <w:t>000012</w:t>
+              <w:t>0 00 012</w:t>
             </w:r>
           </w:p>
         </w:tc>
@@ -2047,7 +2047,7 @@
                 <w:b w:val="0"/>
                 <w:sz w:val="16"/>
               </w:rPr>
-              <w:t>000013</w:t>
+              <w:t>0 00 013</w:t>
             </w:r>
           </w:p>
         </w:tc>
@@ -2211,7 +2211,7 @@
                 <w:b w:val="0"/>
                 <w:sz w:val="16"/>
               </w:rPr>
-              <w:t>000014</w:t>
+              <w:t>0 00 014</w:t>
             </w:r>
           </w:p>
         </w:tc>
@@ -2375,7 +2375,7 @@
                 <w:b w:val="0"/>
                 <w:sz w:val="16"/>
               </w:rPr>
-              <w:t>000015</w:t>
+              <w:t>0 00 015</w:t>
             </w:r>
           </w:p>
         </w:tc>
@@ -2539,7 +2539,7 @@
                 <w:b w:val="0"/>
                 <w:sz w:val="16"/>
               </w:rPr>
-              <w:t>000016</w:t>
+              <w:t>0 00 016</w:t>
             </w:r>
           </w:p>
         </w:tc>
@@ -2703,7 +2703,7 @@
                 <w:b w:val="0"/>
                 <w:sz w:val="16"/>
               </w:rPr>
-              <w:t>000017</w:t>
+              <w:t>0 00 017</w:t>
             </w:r>
           </w:p>
         </w:tc>
@@ -2867,7 +2867,7 @@
                 <w:b w:val="0"/>
                 <w:sz w:val="16"/>
               </w:rPr>
-              <w:t>000018</w:t>
+              <w:t>0 00 018</w:t>
             </w:r>
           </w:p>
         </w:tc>
@@ -3031,7 +3031,7 @@
                 <w:b w:val="0"/>
                 <w:sz w:val="16"/>
               </w:rPr>
-              <w:t>000019</w:t>
+              <w:t>0 00 019</w:t>
             </w:r>
           </w:p>
         </w:tc>
@@ -3195,7 +3195,7 @@
                 <w:b w:val="0"/>
                 <w:sz w:val="16"/>
               </w:rPr>
-              <w:t>000020</w:t>
+              <w:t>0 00 020</w:t>
             </w:r>
           </w:p>
         </w:tc>
@@ -3359,7 +3359,7 @@
                 <w:b w:val="0"/>
                 <w:sz w:val="16"/>
               </w:rPr>
-              <w:t>000024</w:t>
+              <w:t>0 00 024</w:t>
             </w:r>
           </w:p>
         </w:tc>
@@ -3523,7 +3523,7 @@
                 <w:b w:val="0"/>
                 <w:sz w:val="16"/>
               </w:rPr>
-              <w:t>000025</w:t>
+              <w:t>0 00 025</w:t>
             </w:r>
           </w:p>
         </w:tc>
@@ -3687,7 +3687,7 @@
                 <w:b w:val="0"/>
                 <w:sz w:val="16"/>
               </w:rPr>
-              <w:t>000026</w:t>
+              <w:t>0 00 026</w:t>
             </w:r>
           </w:p>
         </w:tc>
@@ -3851,7 +3851,7 @@
                 <w:b w:val="0"/>
                 <w:sz w:val="16"/>
               </w:rPr>
-              <w:t>000027</w:t>
+              <w:t>0 00 027</w:t>
             </w:r>
           </w:p>
         </w:tc>
@@ -4015,7 +4015,7 @@
                 <w:b w:val="0"/>
                 <w:sz w:val="16"/>
               </w:rPr>
-              <w:t>000030</w:t>
+              <w:t>0 00 030</w:t>
             </w:r>
           </w:p>
         </w:tc>

--- a/docx/fr/BUFRCREX_TableB_fr_00.docx
+++ b/docx/fr/BUFRCREX_TableB_fr_00.docx
@@ -12,7 +12,347 @@
           <w:b/>
           <w:sz w:val="22"/>
         </w:rPr>
-        <w:t>Classe 00 : Entrées des tables de code BUFR/CREX</w:t>
+        <w:t>Classe 00 : Entrées des tables de code</w:t>
+      </w:r>
+    </w:p>
+    <w:p>
+      <w:r>
+        <w:rPr>
+          <w:rFonts w:ascii="Verdana" w:hAnsi="Verdana"/>
+          <w:i/>
+          <w:sz w:val="14"/>
+        </w:rPr>
+        <w:t>Note 23: Une valeur de précipitation de –0,1 kg m –2 avant la mise à l’échelle (–1 après la mise à l’échelle ou en CREX) indique qu’il y a «trace» de précipitations (non mesurable, moins de 0,05 kg m –2 )</w:t>
+      </w:r>
+    </w:p>
+    <w:p>
+      <w:r>
+        <w:rPr>
+          <w:rFonts w:ascii="Verdana" w:hAnsi="Verdana"/>
+          <w:i/>
+          <w:sz w:val="14"/>
+        </w:rPr>
+        <w:t>Note 25: Il est possible d’annuler une signification précédemment définie en transmettant une «valeur manquante» à partir de la table de code ou de la table d’indicateurs appropriée.</w:t>
+      </w:r>
+    </w:p>
+    <w:p>
+      <w:r>
+        <w:rPr>
+          <w:rFonts w:ascii="Verdana" w:hAnsi="Verdana"/>
+          <w:i/>
+          <w:sz w:val="14"/>
+        </w:rPr>
+        <w:t>Note 27: Sauf indication contraire, tous les temps sont des temps universels coordonnés (UTC).</w:t>
+      </w:r>
+    </w:p>
+    <w:p>
+      <w:r>
+        <w:rPr>
+          <w:rFonts w:ascii="Verdana" w:hAnsi="Verdana"/>
+          <w:i/>
+          <w:sz w:val="14"/>
+        </w:rPr>
+        <w:t>Note 32: La direction ou l’azimut ne sont utilisés que par rapport à une position donnée; ils n’ont pas pour objet de définir à nouveau cette position.</w:t>
+      </w:r>
+    </w:p>
+    <w:p>
+      <w:r>
+        <w:rPr>
+          <w:rFonts w:ascii="Verdana" w:hAnsi="Verdana"/>
+          <w:i/>
+          <w:sz w:val="14"/>
+        </w:rPr>
+        <w:t>Note 62: La distance n’est indiquée que par rapport à une position donnée et une direction, un azimut ou une hauteur angulaire; elle n’a pas pour objet de définir à nouveau cette position.</w:t>
+      </w:r>
+    </w:p>
+    <w:p>
+      <w:r>
+        <w:rPr>
+          <w:rFonts w:ascii="Verdana" w:hAnsi="Verdana"/>
+          <w:i/>
+          <w:sz w:val="14"/>
+        </w:rPr>
+        <w:t>Note 63: Le rayonnement descendant est indiqué par des valeurs positives.</w:t>
+      </w:r>
+    </w:p>
+    <w:p>
+      <w:r>
+        <w:rPr>
+          <w:rFonts w:ascii="Verdana" w:hAnsi="Verdana"/>
+          <w:i/>
+          <w:sz w:val="14"/>
+        </w:rPr>
+        <w:t>Note 64: Les composantes w descendantes sont indiquées par des valeurs positives, pour lesquelles l’unité est le Pa s –1 .</w:t>
+      </w:r>
+    </w:p>
+    <w:p>
+      <w:r>
+        <w:rPr>
+          <w:rFonts w:ascii="Verdana" w:hAnsi="Verdana"/>
+          <w:i/>
+          <w:sz w:val="14"/>
+        </w:rPr>
+        <w:t>Note 66: Les incréments dans le sens est-ouest sont indiqués par des valeurs négatives.</w:t>
+      </w:r>
+    </w:p>
+    <w:p>
+      <w:r>
+        <w:rPr>
+          <w:rFonts w:ascii="Verdana" w:hAnsi="Verdana"/>
+          <w:i/>
+          <w:sz w:val="14"/>
+        </w:rPr>
+        <w:t>Note 92: Afin qu’il soit possible de distinguer sans ambiguïté les cas de valeurs manquantes et de pixels saturés, les données d’image de n bits doivent être codées à l’aide d’un champs de données de n+1. Lorsqu’un tel descripteur n’est pas déjà disponible dans la classe 30, on utilise un descripteur d’opération 2 01 YYY pour modifier le champ de données de l’entrée existante, selon les besoins.</w:t>
+      </w:r>
+    </w:p>
+    <w:p>
+      <w:r>
+        <w:rPr>
+          <w:rFonts w:ascii="Verdana" w:hAnsi="Verdana"/>
+          <w:i/>
+          <w:sz w:val="14"/>
+        </w:rPr>
+        <w:t>Note 105: Les périodes ou les décalages dans le temps négatifs sont utilisés pour indiquer les périodes ou les décalages dans le temps précédant le temps généralement défini.</w:t>
+      </w:r>
+    </w:p>
+    <w:p>
+      <w:r>
+        <w:rPr>
+          <w:rFonts w:ascii="Verdana" w:hAnsi="Verdana"/>
+          <w:i/>
+          <w:sz w:val="14"/>
+        </w:rPr>
+        <w:t>Note 110: Les incréments dans le sens nord–sud sont indiqués par des valeurs négatives.</w:t>
+      </w:r>
+    </w:p>
+    <w:p>
+      <w:r>
+        <w:rPr>
+          <w:rFonts w:ascii="Verdana" w:hAnsi="Verdana"/>
+          <w:i/>
+          <w:sz w:val="14"/>
+        </w:rPr>
+        <w:t>Note 115: Le champ de données des pixels peut être modifié au moyen du descripteur 2 01 YYY.</w:t>
+      </w:r>
+    </w:p>
+    <w:p>
+      <w:r>
+        <w:rPr>
+          <w:rFonts w:ascii="Verdana" w:hAnsi="Verdana"/>
+          <w:i/>
+          <w:sz w:val="14"/>
+        </w:rPr>
+        <w:t>Note 121: Pour certains éléments de cette classe, une indication de la précision escomptée peut être implicite.</w:t>
+      </w:r>
+    </w:p>
+    <w:p>
+      <w:r>
+        <w:rPr>
+          <w:rFonts w:ascii="Verdana" w:hAnsi="Verdana"/>
+          <w:i/>
+          <w:sz w:val="14"/>
+        </w:rPr>
+        <w:t>Note 122: On attribue aux latitudes sud des valeurs négatives.</w:t>
+      </w:r>
+    </w:p>
+    <w:p>
+      <w:r>
+        <w:rPr>
+          <w:rFonts w:ascii="Verdana" w:hAnsi="Verdana"/>
+          <w:i/>
+          <w:sz w:val="14"/>
+        </w:rPr>
+        <w:t>Note 123: Les composantes v dans le sens sud–nord sont indiquées par des valeurs positives.</w:t>
+      </w:r>
+    </w:p>
+    <w:p>
+      <w:r>
+        <w:rPr>
+          <w:rFonts w:ascii="Verdana" w:hAnsi="Verdana"/>
+          <w:i/>
+          <w:sz w:val="14"/>
+        </w:rPr>
+        <w:t>Note 126: Les stations situées à moins de 1° du pôle Nord ou du pôle Sud chiffrent leurs observations de la direction du vent de surface avec le limbe d’azimut orienté de sorte que son zéro coïncide avec le méridien de Greenwich.</w:t>
+      </w:r>
+    </w:p>
+    <w:p>
+      <w:r>
+        <w:rPr>
+          <w:rFonts w:ascii="Verdana" w:hAnsi="Verdana"/>
+          <w:i/>
+          <w:sz w:val="14"/>
+        </w:rPr>
+        <w:t>Note 145: Pour indiquer à quoi se rapportent les périodes ou les décalages dans le temps, on peut se servir du code donné pour la caractéristique temporelle dans la table 0 08 021.</w:t>
+      </w:r>
+    </w:p>
+    <w:p>
+      <w:r>
+        <w:rPr>
+          <w:rFonts w:ascii="Verdana" w:hAnsi="Verdana"/>
+          <w:i/>
+          <w:sz w:val="14"/>
+        </w:rPr>
+        <w:t>Note 149: Lorsque la situation dans le temps correspond à des valeurs de prévision, elle indique le temps de l'état initial ou le début de la période de prévision; si elle correspond à des moyennes d'ensemble de valeurs de prévisions, elle indique l'état initial ou le début de la première prévision d'où les moyennes d'ensemble sont dérivées.</w:t>
+      </w:r>
+    </w:p>
+    <w:p>
+      <w:r>
+        <w:rPr>
+          <w:rFonts w:ascii="Verdana" w:hAnsi="Verdana"/>
+          <w:i/>
+          <w:sz w:val="14"/>
+        </w:rPr>
+        <w:t>Note 155: Cette classe peut aussi contenir des éléments concernant les méthodes d’observation.</w:t>
+      </w:r>
+    </w:p>
+    <w:p>
+      <w:r>
+        <w:rPr>
+          <w:rFonts w:ascii="Verdana" w:hAnsi="Verdana"/>
+          <w:i/>
+          <w:sz w:val="14"/>
+        </w:rPr>
+        <w:t>Note 156: La présente classe doit contenir des éléments décrivant les instruments utilisés pour obtenir les éléments météorologiques représentés.</w:t>
+      </w:r>
+    </w:p>
+    <w:p>
+      <w:r>
+        <w:rPr>
+          <w:rFonts w:ascii="Verdana" w:hAnsi="Verdana"/>
+          <w:i/>
+          <w:sz w:val="14"/>
+        </w:rPr>
+        <w:t>Note 158: Pour les périodes ou les décalages dans le temps et pour les incréments temporels, il faut préalablement une définition de l'origine de la position dans le temps, suivie, le cas échéant, d'une définition de l'élément qualificatif temporel.</w:t>
+      </w:r>
+    </w:p>
+    <w:p>
+      <w:r>
+        <w:rPr>
+          <w:rFonts w:ascii="Verdana" w:hAnsi="Verdana"/>
+          <w:i/>
+          <w:sz w:val="14"/>
+        </w:rPr>
+        <w:t>Note 160: Le rayonnement ascendant est indiqué par des valeurs négatives.</w:t>
+      </w:r>
+    </w:p>
+    <w:p>
+      <w:r>
+        <w:rPr>
+          <w:rFonts w:ascii="Verdana" w:hAnsi="Verdana"/>
+          <w:i/>
+          <w:sz w:val="14"/>
+        </w:rPr>
+        <w:t>Note 161: Les composantes w ascendantes sont indiquées par des valeurs positives, pour lesquelles l’unité est le m s –1 .</w:t>
+      </w:r>
+    </w:p>
+    <w:p>
+      <w:r>
+        <w:rPr>
+          <w:rFonts w:ascii="Verdana" w:hAnsi="Verdana"/>
+          <w:i/>
+          <w:sz w:val="14"/>
+        </w:rPr>
+        <w:t>Note 162: Intervalles utiles utilisés ci-dessus: 10 11 Bq à 10 19 Bq pour les rejets; 10 –2 Bq à 10 7 Bq et 10 –2 mSv à 10 7 mSv pour la concentration et les doses.</w:t>
+      </w:r>
+    </w:p>
+    <w:p>
+      <w:r>
+        <w:rPr>
+          <w:rFonts w:ascii="Verdana" w:hAnsi="Verdana"/>
+          <w:i/>
+          <w:sz w:val="14"/>
+        </w:rPr>
+        <w:t>Note 163: Les valeurs de la latitude et de l’incrément de latitude se situent dans les limites de la plage allant de –90 degrés à +90 degrés.</w:t>
+      </w:r>
+    </w:p>
+    <w:p>
+      <w:r>
+        <w:rPr>
+          <w:rFonts w:ascii="Verdana" w:hAnsi="Verdana"/>
+          <w:i/>
+          <w:sz w:val="14"/>
+        </w:rPr>
+        <w:t>Note 164: Les valeurs de longitude se situent dans les limites de la plage allant de –180 degrés à +180 degrés.</w:t>
+      </w:r>
+    </w:p>
+    <w:p>
+      <w:r>
+        <w:rPr>
+          <w:rFonts w:ascii="Verdana" w:hAnsi="Verdana"/>
+          <w:i/>
+          <w:sz w:val="14"/>
+        </w:rPr>
+        <w:t>Note 165: Des données correspondant à des éléments verticaux et à la pression sont utilisées pour définir des valeurs de ces éléments indépendantes de l’élément ou de la variable déterminant la coordonnée verticale.</w:t>
+      </w:r>
+    </w:p>
+    <w:p>
+      <w:r>
+        <w:rPr>
+          <w:rFonts w:ascii="Verdana" w:hAnsi="Verdana"/>
+          <w:i/>
+          <w:sz w:val="14"/>
+        </w:rPr>
+        <w:t>Note 166: On attribue aux longitudes ouest des valeurs négatives.</w:t>
+      </w:r>
+    </w:p>
+    <w:p>
+      <w:r>
+        <w:rPr>
+          <w:rFonts w:ascii="Verdana" w:hAnsi="Verdana"/>
+          <w:i/>
+          <w:sz w:val="14"/>
+        </w:rPr>
+        <w:t>Note 167: Les composantes u dans le sens ouest–est sont indiquées par des valeurs positives.</w:t>
+      </w:r>
+    </w:p>
+    <w:p>
+      <w:r>
+        <w:rPr>
+          <w:rFonts w:ascii="Verdana" w:hAnsi="Verdana"/>
+          <w:i/>
+          <w:sz w:val="14"/>
+        </w:rPr>
+        <w:t>Note 176: Lorsqu'il faut plus d'une période ou d'un décalage dans le temps pour définir des indications temporelles complexes, les définitions se succèdent immédiatement, dans l'ordre suivant: période d'ensemble (le cas échéant); période de prévision (le cas échéant); période correspondant à une moyenne ou une accumulation (le cas échéant).</w:t>
+      </w:r>
+    </w:p>
+    <w:p>
+      <w:r>
+        <w:rPr>
+          <w:rFonts w:ascii="Verdana" w:hAnsi="Verdana"/>
+          <w:i/>
+          <w:sz w:val="14"/>
+        </w:rPr>
+        <w:t>Note 178: Lorsque la colonne Nom de l’élément porte la mention «sur une période déterminée», on précise, à l’aide de descripteurs de la classe 04, la période considérée.</w:t>
+      </w:r>
+    </w:p>
+    <w:p>
+      <w:r>
+        <w:rPr>
+          <w:rFonts w:ascii="Verdana" w:hAnsi="Verdana"/>
+          <w:i/>
+          <w:sz w:val="14"/>
+        </w:rPr>
+        <w:t>Note 179: Lorsqu’on établit une somme ou une moyenne (par exemple sur une certaine période), on peut représenter le nombre total de valeurs prises en considération pour obtenir cette somme ou cette moyenne en utilisant le descripteur 0 08 022.</w:t>
+      </w:r>
+    </w:p>
+    <w:p>
+      <w:r>
+        <w:rPr>
+          <w:rFonts w:ascii="Verdana" w:hAnsi="Verdana"/>
+          <w:i/>
+          <w:sz w:val="14"/>
+        </w:rPr>
+        <w:t>Note 180: Normes pour la transmission des vents: Vitesse Direction Pas d’observation Manquante Manquante Calme 0 0 Observation normale &gt; 0 1° – 360° Vitesse seulement &gt; 0 Manquante Direction seulement Manquante 1° – 360° «Léger et variable» &gt; 0 0</w:t>
+      </w:r>
+    </w:p>
+    <w:p>
+      <w:r>
+        <w:rPr>
+          <w:rFonts w:ascii="Verdana" w:hAnsi="Verdana"/>
+          <w:i/>
+          <w:sz w:val="14"/>
+        </w:rPr>
+        <w:t>Note 181: Normes pour la transmission des vagues de la mer du vent et des vagues: Observation Vitesse Direction Pas d’observation Manquante Manquante Calme 0 0 Observation normale &gt; 0 1° – 360° Vitesse seulement &gt; 0 Manquante Direction seulement Manquante 1° – 360° «Léger et variable» &gt; 0 0</w:t>
       </w:r>
     </w:p>
     <w:tbl>
@@ -58,6 +398,9 @@
             <w:shd w:val="clear" w:color="auto" w:fill="D9D9D9"/>
           </w:tcPr>
           <w:p>
+            <w:pPr>
+              <w:spacing w:before="20" w:after="20"/>
+            </w:pPr>
             <w:r/>
             <w:r>
               <w:rPr>
@@ -75,6 +418,9 @@
             <w:shd w:val="clear" w:color="auto" w:fill="D9D9D9"/>
           </w:tcPr>
           <w:p>
+            <w:pPr>
+              <w:spacing w:before="20" w:after="20"/>
+            </w:pPr>
             <w:r/>
             <w:r>
               <w:rPr>
@@ -92,6 +438,9 @@
             <w:shd w:val="clear" w:color="auto" w:fill="D9D9D9"/>
           </w:tcPr>
           <w:p>
+            <w:pPr>
+              <w:spacing w:before="20" w:after="20"/>
+            </w:pPr>
             <w:r/>
             <w:r>
               <w:rPr>
@@ -109,6 +458,9 @@
             <w:shd w:val="clear" w:color="auto" w:fill="D9D9D9"/>
           </w:tcPr>
           <w:p>
+            <w:pPr>
+              <w:spacing w:before="20" w:after="20"/>
+            </w:pPr>
             <w:r/>
             <w:r>
               <w:rPr>
@@ -126,6 +478,9 @@
             <w:shd w:val="clear" w:color="auto" w:fill="D9D9D9"/>
           </w:tcPr>
           <w:p>
+            <w:pPr>
+              <w:spacing w:before="20" w:after="20"/>
+            </w:pPr>
             <w:r/>
             <w:r>
               <w:rPr>
@@ -143,6 +498,9 @@
             <w:shd w:val="clear" w:color="auto" w:fill="D9D9D9"/>
           </w:tcPr>
           <w:p>
+            <w:pPr>
+              <w:spacing w:before="20" w:after="20"/>
+            </w:pPr>
             <w:r/>
             <w:r>
               <w:rPr>
@@ -160,6 +518,9 @@
             <w:shd w:val="clear" w:color="auto" w:fill="D9D9D9"/>
           </w:tcPr>
           <w:p>
+            <w:pPr>
+              <w:spacing w:before="20" w:after="20"/>
+            </w:pPr>
             <w:r/>
             <w:r>
               <w:rPr>
@@ -177,6 +538,9 @@
             <w:shd w:val="clear" w:color="auto" w:fill="D9D9D9"/>
           </w:tcPr>
           <w:p>
+            <w:pPr>
+              <w:spacing w:before="20" w:after="20"/>
+            </w:pPr>
             <w:r/>
             <w:r>
               <w:rPr>
@@ -194,6 +558,9 @@
             <w:shd w:val="clear" w:color="auto" w:fill="D9D9D9"/>
           </w:tcPr>
           <w:p>
+            <w:pPr>
+              <w:spacing w:before="20" w:after="20"/>
+            </w:pPr>
             <w:r/>
             <w:r>
               <w:rPr>
@@ -211,6 +578,9 @@
             <w:shd w:val="clear" w:color="auto" w:fill="D9D9D9"/>
           </w:tcPr>
           <w:p>
+            <w:pPr>
+              <w:spacing w:before="20" w:after="20"/>
+            </w:pPr>
             <w:r/>
             <w:r>
               <w:rPr>
@@ -232,6 +602,9 @@
             <w:tcW w:type="dxa" w:w="1514"/>
           </w:tcPr>
           <w:p>
+            <w:pPr>
+              <w:spacing w:before="20" w:after="20"/>
+            </w:pPr>
             <w:r/>
             <w:r>
               <w:rPr>
@@ -248,6 +621,9 @@
             <w:tcW w:type="dxa" w:w="1514"/>
           </w:tcPr>
           <w:p>
+            <w:pPr>
+              <w:spacing w:before="20" w:after="20"/>
+            </w:pPr>
             <w:r/>
             <w:r>
               <w:rPr>
@@ -264,11 +640,13 @@
             <w:tcW w:type="dxa" w:w="1514"/>
           </w:tcPr>
           <w:p>
+            <w:pPr>
+              <w:spacing w:before="20" w:after="20"/>
+            </w:pPr>
             <w:r/>
             <w:r>
               <w:rPr>
                 <w:rFonts w:ascii="Verdana" w:hAnsi="Verdana"/>
-                <w:b w:val="0"/>
                 <w:sz w:val="16"/>
               </w:rPr>
               <w:t>CCITT IA5</w:t>
@@ -280,6 +658,9 @@
             <w:tcW w:type="dxa" w:w="1514"/>
           </w:tcPr>
           <w:p>
+            <w:pPr>
+              <w:spacing w:before="20" w:after="20"/>
+            </w:pPr>
             <w:r/>
             <w:r>
               <w:rPr>
@@ -296,6 +677,9 @@
             <w:tcW w:type="dxa" w:w="1514"/>
           </w:tcPr>
           <w:p>
+            <w:pPr>
+              <w:spacing w:before="20" w:after="20"/>
+            </w:pPr>
             <w:r/>
             <w:r>
               <w:rPr>
@@ -312,6 +696,9 @@
             <w:tcW w:type="dxa" w:w="1514"/>
           </w:tcPr>
           <w:p>
+            <w:pPr>
+              <w:spacing w:before="20" w:after="20"/>
+            </w:pPr>
             <w:r/>
             <w:r>
               <w:rPr>
@@ -328,11 +715,13 @@
             <w:tcW w:type="dxa" w:w="1514"/>
           </w:tcPr>
           <w:p>
+            <w:pPr>
+              <w:spacing w:before="20" w:after="20"/>
+            </w:pPr>
             <w:r/>
             <w:r>
               <w:rPr>
                 <w:rFonts w:ascii="Verdana" w:hAnsi="Verdana"/>
-                <w:b w:val="0"/>
                 <w:sz w:val="16"/>
               </w:rPr>
               <w:t>Caractère</w:t>
@@ -344,6 +733,9 @@
             <w:tcW w:type="dxa" w:w="1514"/>
           </w:tcPr>
           <w:p>
+            <w:pPr>
+              <w:spacing w:before="20" w:after="20"/>
+            </w:pPr>
             <w:r/>
             <w:r>
               <w:rPr>
@@ -360,6 +752,9 @@
             <w:tcW w:type="dxa" w:w="1514"/>
           </w:tcPr>
           <w:p>
+            <w:pPr>
+              <w:spacing w:before="20" w:after="20"/>
+            </w:pPr>
             <w:r/>
             <w:r>
               <w:rPr>
@@ -376,6 +771,9 @@
             <w:tcW w:type="dxa" w:w="1514"/>
           </w:tcPr>
           <w:p>
+            <w:pPr>
+              <w:spacing w:before="20" w:after="20"/>
+            </w:pPr>
             <w:r/>
             <w:r>
               <w:rPr>
@@ -396,6 +794,9 @@
             <w:tcW w:type="dxa" w:w="1514"/>
           </w:tcPr>
           <w:p>
+            <w:pPr>
+              <w:spacing w:before="20" w:after="20"/>
+            </w:pPr>
             <w:r/>
             <w:r>
               <w:rPr>
@@ -412,6 +813,9 @@
             <w:tcW w:type="dxa" w:w="1514"/>
           </w:tcPr>
           <w:p>
+            <w:pPr>
+              <w:spacing w:before="20" w:after="20"/>
+            </w:pPr>
             <w:r/>
             <w:r>
               <w:rPr>
@@ -428,11 +832,13 @@
             <w:tcW w:type="dxa" w:w="1514"/>
           </w:tcPr>
           <w:p>
+            <w:pPr>
+              <w:spacing w:before="20" w:after="20"/>
+            </w:pPr>
             <w:r/>
             <w:r>
               <w:rPr>
                 <w:rFonts w:ascii="Verdana" w:hAnsi="Verdana"/>
-                <w:b w:val="0"/>
                 <w:sz w:val="16"/>
               </w:rPr>
               <w:t>CCITT IA5</w:t>
@@ -444,6 +850,9 @@
             <w:tcW w:type="dxa" w:w="1514"/>
           </w:tcPr>
           <w:p>
+            <w:pPr>
+              <w:spacing w:before="20" w:after="20"/>
+            </w:pPr>
             <w:r/>
             <w:r>
               <w:rPr>
@@ -460,6 +869,9 @@
             <w:tcW w:type="dxa" w:w="1514"/>
           </w:tcPr>
           <w:p>
+            <w:pPr>
+              <w:spacing w:before="20" w:after="20"/>
+            </w:pPr>
             <w:r/>
             <w:r>
               <w:rPr>
@@ -476,6 +888,9 @@
             <w:tcW w:type="dxa" w:w="1514"/>
           </w:tcPr>
           <w:p>
+            <w:pPr>
+              <w:spacing w:before="20" w:after="20"/>
+            </w:pPr>
             <w:r/>
             <w:r>
               <w:rPr>
@@ -492,11 +907,13 @@
             <w:tcW w:type="dxa" w:w="1514"/>
           </w:tcPr>
           <w:p>
+            <w:pPr>
+              <w:spacing w:before="20" w:after="20"/>
+            </w:pPr>
             <w:r/>
             <w:r>
               <w:rPr>
                 <w:rFonts w:ascii="Verdana" w:hAnsi="Verdana"/>
-                <w:b w:val="0"/>
                 <w:sz w:val="16"/>
               </w:rPr>
               <w:t>Caractère</w:t>
@@ -508,6 +925,9 @@
             <w:tcW w:type="dxa" w:w="1514"/>
           </w:tcPr>
           <w:p>
+            <w:pPr>
+              <w:spacing w:before="20" w:after="20"/>
+            </w:pPr>
             <w:r/>
             <w:r>
               <w:rPr>
@@ -524,6 +944,9 @@
             <w:tcW w:type="dxa" w:w="1514"/>
           </w:tcPr>
           <w:p>
+            <w:pPr>
+              <w:spacing w:before="20" w:after="20"/>
+            </w:pPr>
             <w:r/>
             <w:r>
               <w:rPr>
@@ -540,6 +963,9 @@
             <w:tcW w:type="dxa" w:w="1514"/>
           </w:tcPr>
           <w:p>
+            <w:pPr>
+              <w:spacing w:before="20" w:after="20"/>
+            </w:pPr>
             <w:r/>
             <w:r>
               <w:rPr>
@@ -560,6 +986,9 @@
             <w:tcW w:type="dxa" w:w="1514"/>
           </w:tcPr>
           <w:p>
+            <w:pPr>
+              <w:spacing w:before="20" w:after="20"/>
+            </w:pPr>
             <w:r/>
             <w:r>
               <w:rPr>
@@ -576,6 +1005,9 @@
             <w:tcW w:type="dxa" w:w="1514"/>
           </w:tcPr>
           <w:p>
+            <w:pPr>
+              <w:spacing w:before="20" w:after="20"/>
+            </w:pPr>
             <w:r/>
             <w:r>
               <w:rPr>
@@ -592,11 +1024,13 @@
             <w:tcW w:type="dxa" w:w="1514"/>
           </w:tcPr>
           <w:p>
+            <w:pPr>
+              <w:spacing w:before="20" w:after="20"/>
+            </w:pPr>
             <w:r/>
             <w:r>
               <w:rPr>
                 <w:rFonts w:ascii="Verdana" w:hAnsi="Verdana"/>
-                <w:b w:val="0"/>
                 <w:sz w:val="16"/>
               </w:rPr>
               <w:t>CCITT IA5</w:t>
@@ -608,6 +1042,9 @@
             <w:tcW w:type="dxa" w:w="1514"/>
           </w:tcPr>
           <w:p>
+            <w:pPr>
+              <w:spacing w:before="20" w:after="20"/>
+            </w:pPr>
             <w:r/>
             <w:r>
               <w:rPr>
@@ -624,6 +1061,9 @@
             <w:tcW w:type="dxa" w:w="1514"/>
           </w:tcPr>
           <w:p>
+            <w:pPr>
+              <w:spacing w:before="20" w:after="20"/>
+            </w:pPr>
             <w:r/>
             <w:r>
               <w:rPr>
@@ -640,6 +1080,9 @@
             <w:tcW w:type="dxa" w:w="1514"/>
           </w:tcPr>
           <w:p>
+            <w:pPr>
+              <w:spacing w:before="20" w:after="20"/>
+            </w:pPr>
             <w:r/>
             <w:r>
               <w:rPr>
@@ -656,11 +1099,13 @@
             <w:tcW w:type="dxa" w:w="1514"/>
           </w:tcPr>
           <w:p>
+            <w:pPr>
+              <w:spacing w:before="20" w:after="20"/>
+            </w:pPr>
             <w:r/>
             <w:r>
               <w:rPr>
                 <w:rFonts w:ascii="Verdana" w:hAnsi="Verdana"/>
-                <w:b w:val="0"/>
                 <w:sz w:val="16"/>
               </w:rPr>
               <w:t>Caractère</w:t>
@@ -672,6 +1117,9 @@
             <w:tcW w:type="dxa" w:w="1514"/>
           </w:tcPr>
           <w:p>
+            <w:pPr>
+              <w:spacing w:before="20" w:after="20"/>
+            </w:pPr>
             <w:r/>
             <w:r>
               <w:rPr>
@@ -688,6 +1136,9 @@
             <w:tcW w:type="dxa" w:w="1514"/>
           </w:tcPr>
           <w:p>
+            <w:pPr>
+              <w:spacing w:before="20" w:after="20"/>
+            </w:pPr>
             <w:r/>
             <w:r>
               <w:rPr>
@@ -704,6 +1155,9 @@
             <w:tcW w:type="dxa" w:w="1514"/>
           </w:tcPr>
           <w:p>
+            <w:pPr>
+              <w:spacing w:before="20" w:after="20"/>
+            </w:pPr>
             <w:r/>
             <w:r>
               <w:rPr>
@@ -724,6 +1178,9 @@
             <w:tcW w:type="dxa" w:w="1514"/>
           </w:tcPr>
           <w:p>
+            <w:pPr>
+              <w:spacing w:before="20" w:after="20"/>
+            </w:pPr>
             <w:r/>
             <w:r>
               <w:rPr>
@@ -740,6 +1197,9 @@
             <w:tcW w:type="dxa" w:w="1514"/>
           </w:tcPr>
           <w:p>
+            <w:pPr>
+              <w:spacing w:before="20" w:after="20"/>
+            </w:pPr>
             <w:r/>
             <w:r>
               <w:rPr>
@@ -756,11 +1216,13 @@
             <w:tcW w:type="dxa" w:w="1514"/>
           </w:tcPr>
           <w:p>
+            <w:pPr>
+              <w:spacing w:before="20" w:after="20"/>
+            </w:pPr>
             <w:r/>
             <w:r>
               <w:rPr>
                 <w:rFonts w:ascii="Verdana" w:hAnsi="Verdana"/>
-                <w:b w:val="0"/>
                 <w:sz w:val="16"/>
               </w:rPr>
               <w:t>CCITT IA5</w:t>
@@ -772,6 +1234,9 @@
             <w:tcW w:type="dxa" w:w="1514"/>
           </w:tcPr>
           <w:p>
+            <w:pPr>
+              <w:spacing w:before="20" w:after="20"/>
+            </w:pPr>
             <w:r/>
             <w:r>
               <w:rPr>
@@ -788,6 +1253,9 @@
             <w:tcW w:type="dxa" w:w="1514"/>
           </w:tcPr>
           <w:p>
+            <w:pPr>
+              <w:spacing w:before="20" w:after="20"/>
+            </w:pPr>
             <w:r/>
             <w:r>
               <w:rPr>
@@ -804,6 +1272,9 @@
             <w:tcW w:type="dxa" w:w="1514"/>
           </w:tcPr>
           <w:p>
+            <w:pPr>
+              <w:spacing w:before="20" w:after="20"/>
+            </w:pPr>
             <w:r/>
             <w:r>
               <w:rPr>
@@ -820,11 +1291,13 @@
             <w:tcW w:type="dxa" w:w="1514"/>
           </w:tcPr>
           <w:p>
+            <w:pPr>
+              <w:spacing w:before="20" w:after="20"/>
+            </w:pPr>
             <w:r/>
             <w:r>
               <w:rPr>
                 <w:rFonts w:ascii="Verdana" w:hAnsi="Verdana"/>
-                <w:b w:val="0"/>
                 <w:sz w:val="16"/>
               </w:rPr>
               <w:t>Caractère</w:t>
@@ -836,6 +1309,9 @@
             <w:tcW w:type="dxa" w:w="1514"/>
           </w:tcPr>
           <w:p>
+            <w:pPr>
+              <w:spacing w:before="20" w:after="20"/>
+            </w:pPr>
             <w:r/>
             <w:r>
               <w:rPr>
@@ -852,6 +1328,9 @@
             <w:tcW w:type="dxa" w:w="1514"/>
           </w:tcPr>
           <w:p>
+            <w:pPr>
+              <w:spacing w:before="20" w:after="20"/>
+            </w:pPr>
             <w:r/>
             <w:r>
               <w:rPr>
@@ -868,6 +1347,9 @@
             <w:tcW w:type="dxa" w:w="1514"/>
           </w:tcPr>
           <w:p>
+            <w:pPr>
+              <w:spacing w:before="20" w:after="20"/>
+            </w:pPr>
             <w:r/>
             <w:r>
               <w:rPr>
@@ -875,7 +1357,7 @@
                 <w:b w:val="0"/>
                 <w:sz w:val="16"/>
               </w:rPr>
-              <w:t>Note 98: Code figures 1 - 24 are siting classifications and measurement quality classifications according to the Guide to Instruments and Methods of Observation (WMO-No. 8), Volume I, Chapter 1, Annex 1.D and Annex 1.G.</w:t>
+              <w:t>Note 98: Les tables principales sont décrites dans la note 2 s’appliquant à la Section 1 du code BUFR (partie des Règles intitulée «Spécifications du contenu des octets»).</w:t>
             </w:r>
           </w:p>
         </w:tc>
@@ -889,6 +1371,9 @@
             <w:tcW w:type="dxa" w:w="1514"/>
           </w:tcPr>
           <w:p>
+            <w:pPr>
+              <w:spacing w:before="20" w:after="20"/>
+            </w:pPr>
             <w:r/>
             <w:r>
               <w:rPr>
@@ -905,6 +1390,9 @@
             <w:tcW w:type="dxa" w:w="1514"/>
           </w:tcPr>
           <w:p>
+            <w:pPr>
+              <w:spacing w:before="20" w:after="20"/>
+            </w:pPr>
             <w:r/>
             <w:r>
               <w:rPr>
@@ -921,11 +1409,13 @@
             <w:tcW w:type="dxa" w:w="1514"/>
           </w:tcPr>
           <w:p>
+            <w:pPr>
+              <w:spacing w:before="20" w:after="20"/>
+            </w:pPr>
             <w:r/>
             <w:r>
               <w:rPr>
                 <w:rFonts w:ascii="Verdana" w:hAnsi="Verdana"/>
-                <w:b w:val="0"/>
                 <w:sz w:val="16"/>
               </w:rPr>
               <w:t>CCITT IA5</w:t>
@@ -937,6 +1427,9 @@
             <w:tcW w:type="dxa" w:w="1514"/>
           </w:tcPr>
           <w:p>
+            <w:pPr>
+              <w:spacing w:before="20" w:after="20"/>
+            </w:pPr>
             <w:r/>
             <w:r>
               <w:rPr>
@@ -953,6 +1446,9 @@
             <w:tcW w:type="dxa" w:w="1514"/>
           </w:tcPr>
           <w:p>
+            <w:pPr>
+              <w:spacing w:before="20" w:after="20"/>
+            </w:pPr>
             <w:r/>
             <w:r>
               <w:rPr>
@@ -969,6 +1465,9 @@
             <w:tcW w:type="dxa" w:w="1514"/>
           </w:tcPr>
           <w:p>
+            <w:pPr>
+              <w:spacing w:before="20" w:after="20"/>
+            </w:pPr>
             <w:r/>
             <w:r>
               <w:rPr>
@@ -985,11 +1484,13 @@
             <w:tcW w:type="dxa" w:w="1514"/>
           </w:tcPr>
           <w:p>
+            <w:pPr>
+              <w:spacing w:before="20" w:after="20"/>
+            </w:pPr>
             <w:r/>
             <w:r>
               <w:rPr>
                 <w:rFonts w:ascii="Verdana" w:hAnsi="Verdana"/>
-                <w:b w:val="0"/>
                 <w:sz w:val="16"/>
               </w:rPr>
               <w:t>Caractère</w:t>
@@ -1001,6 +1502,9 @@
             <w:tcW w:type="dxa" w:w="1514"/>
           </w:tcPr>
           <w:p>
+            <w:pPr>
+              <w:spacing w:before="20" w:after="20"/>
+            </w:pPr>
             <w:r/>
             <w:r>
               <w:rPr>
@@ -1017,6 +1521,9 @@
             <w:tcW w:type="dxa" w:w="1514"/>
           </w:tcPr>
           <w:p>
+            <w:pPr>
+              <w:spacing w:before="20" w:after="20"/>
+            </w:pPr>
             <w:r/>
             <w:r>
               <w:rPr>
@@ -1033,6 +1540,9 @@
             <w:tcW w:type="dxa" w:w="1514"/>
           </w:tcPr>
           <w:p>
+            <w:pPr>
+              <w:spacing w:before="20" w:after="20"/>
+            </w:pPr>
             <w:r/>
             <w:r>
               <w:rPr>
@@ -1053,6 +1563,9 @@
             <w:tcW w:type="dxa" w:w="1514"/>
           </w:tcPr>
           <w:p>
+            <w:pPr>
+              <w:spacing w:before="20" w:after="20"/>
+            </w:pPr>
             <w:r/>
             <w:r>
               <w:rPr>
@@ -1069,6 +1582,9 @@
             <w:tcW w:type="dxa" w:w="1514"/>
           </w:tcPr>
           <w:p>
+            <w:pPr>
+              <w:spacing w:before="20" w:after="20"/>
+            </w:pPr>
             <w:r/>
             <w:r>
               <w:rPr>
@@ -1085,11 +1601,13 @@
             <w:tcW w:type="dxa" w:w="1514"/>
           </w:tcPr>
           <w:p>
+            <w:pPr>
+              <w:spacing w:before="20" w:after="20"/>
+            </w:pPr>
             <w:r/>
             <w:r>
               <w:rPr>
                 <w:rFonts w:ascii="Verdana" w:hAnsi="Verdana"/>
-                <w:b w:val="0"/>
                 <w:sz w:val="16"/>
               </w:rPr>
               <w:t>CCITT IA5</w:t>
@@ -1101,6 +1619,9 @@
             <w:tcW w:type="dxa" w:w="1514"/>
           </w:tcPr>
           <w:p>
+            <w:pPr>
+              <w:spacing w:before="20" w:after="20"/>
+            </w:pPr>
             <w:r/>
             <w:r>
               <w:rPr>
@@ -1117,6 +1638,9 @@
             <w:tcW w:type="dxa" w:w="1514"/>
           </w:tcPr>
           <w:p>
+            <w:pPr>
+              <w:spacing w:before="20" w:after="20"/>
+            </w:pPr>
             <w:r/>
             <w:r>
               <w:rPr>
@@ -1133,6 +1657,9 @@
             <w:tcW w:type="dxa" w:w="1514"/>
           </w:tcPr>
           <w:p>
+            <w:pPr>
+              <w:spacing w:before="20" w:after="20"/>
+            </w:pPr>
             <w:r/>
             <w:r>
               <w:rPr>
@@ -1149,11 +1676,13 @@
             <w:tcW w:type="dxa" w:w="1514"/>
           </w:tcPr>
           <w:p>
+            <w:pPr>
+              <w:spacing w:before="20" w:after="20"/>
+            </w:pPr>
             <w:r/>
             <w:r>
               <w:rPr>
                 <w:rFonts w:ascii="Verdana" w:hAnsi="Verdana"/>
-                <w:b w:val="0"/>
                 <w:sz w:val="16"/>
               </w:rPr>
               <w:t>Caractère</w:t>
@@ -1165,6 +1694,9 @@
             <w:tcW w:type="dxa" w:w="1514"/>
           </w:tcPr>
           <w:p>
+            <w:pPr>
+              <w:spacing w:before="20" w:after="20"/>
+            </w:pPr>
             <w:r/>
             <w:r>
               <w:rPr>
@@ -1181,6 +1713,9 @@
             <w:tcW w:type="dxa" w:w="1514"/>
           </w:tcPr>
           <w:p>
+            <w:pPr>
+              <w:spacing w:before="20" w:after="20"/>
+            </w:pPr>
             <w:r/>
             <w:r>
               <w:rPr>
@@ -1197,6 +1732,9 @@
             <w:tcW w:type="dxa" w:w="1514"/>
           </w:tcPr>
           <w:p>
+            <w:pPr>
+              <w:spacing w:before="20" w:after="20"/>
+            </w:pPr>
             <w:r/>
             <w:r>
               <w:rPr>
@@ -1204,7 +1742,7 @@
                 <w:b w:val="0"/>
                 <w:sz w:val="16"/>
               </w:rPr>
-              <w:t>Note 33: 1) Chiffres du code 1 à 9:  durée et heure de la mesure du courant (méthode vectorielle ou méthode Doppler d’établissement du profil du courant). 2) Chiffres du code 11 à 19:  période de la mesure du courant (méthode de la dérive). 3) H = heure d’observation.</w:t>
+              <w:t>Note 33: Les numéros de version des tables principales du code BUFR sont décrits dans la table de code commune C-0 et la note 2 s’appliquant à la Section 1 du code BUFR.</w:t>
             </w:r>
           </w:p>
         </w:tc>
@@ -1218,6 +1756,9 @@
             <w:tcW w:type="dxa" w:w="1514"/>
           </w:tcPr>
           <w:p>
+            <w:pPr>
+              <w:spacing w:before="20" w:after="20"/>
+            </w:pPr>
             <w:r/>
             <w:r>
               <w:rPr>
@@ -1234,6 +1775,9 @@
             <w:tcW w:type="dxa" w:w="1514"/>
           </w:tcPr>
           <w:p>
+            <w:pPr>
+              <w:spacing w:before="20" w:after="20"/>
+            </w:pPr>
             <w:r/>
             <w:r>
               <w:rPr>
@@ -1250,11 +1794,13 @@
             <w:tcW w:type="dxa" w:w="1514"/>
           </w:tcPr>
           <w:p>
+            <w:pPr>
+              <w:spacing w:before="20" w:after="20"/>
+            </w:pPr>
             <w:r/>
             <w:r>
               <w:rPr>
                 <w:rFonts w:ascii="Verdana" w:hAnsi="Verdana"/>
-                <w:b w:val="0"/>
                 <w:sz w:val="16"/>
               </w:rPr>
               <w:t>CCITT IA5</w:t>
@@ -1266,6 +1812,9 @@
             <w:tcW w:type="dxa" w:w="1514"/>
           </w:tcPr>
           <w:p>
+            <w:pPr>
+              <w:spacing w:before="20" w:after="20"/>
+            </w:pPr>
             <w:r/>
             <w:r>
               <w:rPr>
@@ -1282,6 +1831,9 @@
             <w:tcW w:type="dxa" w:w="1514"/>
           </w:tcPr>
           <w:p>
+            <w:pPr>
+              <w:spacing w:before="20" w:after="20"/>
+            </w:pPr>
             <w:r/>
             <w:r>
               <w:rPr>
@@ -1298,6 +1850,9 @@
             <w:tcW w:type="dxa" w:w="1514"/>
           </w:tcPr>
           <w:p>
+            <w:pPr>
+              <w:spacing w:before="20" w:after="20"/>
+            </w:pPr>
             <w:r/>
             <w:r>
               <w:rPr>
@@ -1314,11 +1869,13 @@
             <w:tcW w:type="dxa" w:w="1514"/>
           </w:tcPr>
           <w:p>
+            <w:pPr>
+              <w:spacing w:before="20" w:after="20"/>
+            </w:pPr>
             <w:r/>
             <w:r>
               <w:rPr>
                 <w:rFonts w:ascii="Verdana" w:hAnsi="Verdana"/>
-                <w:b w:val="0"/>
                 <w:sz w:val="16"/>
               </w:rPr>
               <w:t>Caractère</w:t>
@@ -1330,6 +1887,9 @@
             <w:tcW w:type="dxa" w:w="1514"/>
           </w:tcPr>
           <w:p>
+            <w:pPr>
+              <w:spacing w:before="20" w:after="20"/>
+            </w:pPr>
             <w:r/>
             <w:r>
               <w:rPr>
@@ -1346,6 +1906,9 @@
             <w:tcW w:type="dxa" w:w="1514"/>
           </w:tcPr>
           <w:p>
+            <w:pPr>
+              <w:spacing w:before="20" w:after="20"/>
+            </w:pPr>
             <w:r/>
             <w:r>
               <w:rPr>
@@ -1362,6 +1925,9 @@
             <w:tcW w:type="dxa" w:w="1514"/>
           </w:tcPr>
           <w:p>
+            <w:pPr>
+              <w:spacing w:before="20" w:after="20"/>
+            </w:pPr>
             <w:r/>
             <w:r>
               <w:rPr>
@@ -1369,7 +1935,7 @@
                 <w:b w:val="0"/>
                 <w:sz w:val="16"/>
               </w:rPr>
-              <w:t>Note 40: Pour l'emploi du chiffre du code 15, voir la regle 12.1.4.</w:t>
+              <w:t>Note 40: Les niveaux différents de la surface, établis suivants la coordonnée verticale employée par le modèle sont transposés en coordonnée pression. Cela rend les niveaux plus faciles à interpréter par un œil humain et à utiliser à l’aide d’une application de visualisation. Ces niveaux peuvent correspondre exactement aux niveaux établis par le modèle ou être obtenus par interpolation entre des niveaux du modèle pour correspondre aux isobares choisies par le centre de production.</w:t>
             </w:r>
           </w:p>
         </w:tc>
@@ -1383,6 +1949,9 @@
             <w:tcW w:type="dxa" w:w="1514"/>
           </w:tcPr>
           <w:p>
+            <w:pPr>
+              <w:spacing w:before="20" w:after="20"/>
+            </w:pPr>
             <w:r/>
             <w:r>
               <w:rPr>
@@ -1399,6 +1968,9 @@
             <w:tcW w:type="dxa" w:w="1514"/>
           </w:tcPr>
           <w:p>
+            <w:pPr>
+              <w:spacing w:before="20" w:after="20"/>
+            </w:pPr>
             <w:r/>
             <w:r>
               <w:rPr>
@@ -1415,11 +1987,13 @@
             <w:tcW w:type="dxa" w:w="1514"/>
           </w:tcPr>
           <w:p>
+            <w:pPr>
+              <w:spacing w:before="20" w:after="20"/>
+            </w:pPr>
             <w:r/>
             <w:r>
               <w:rPr>
                 <w:rFonts w:ascii="Verdana" w:hAnsi="Verdana"/>
-                <w:b w:val="0"/>
                 <w:sz w:val="16"/>
               </w:rPr>
               <w:t>CCITT IA5</w:t>
@@ -1431,6 +2005,9 @@
             <w:tcW w:type="dxa" w:w="1514"/>
           </w:tcPr>
           <w:p>
+            <w:pPr>
+              <w:spacing w:before="20" w:after="20"/>
+            </w:pPr>
             <w:r/>
             <w:r>
               <w:rPr>
@@ -1447,6 +2024,9 @@
             <w:tcW w:type="dxa" w:w="1514"/>
           </w:tcPr>
           <w:p>
+            <w:pPr>
+              <w:spacing w:before="20" w:after="20"/>
+            </w:pPr>
             <w:r/>
             <w:r>
               <w:rPr>
@@ -1463,6 +2043,9 @@
             <w:tcW w:type="dxa" w:w="1514"/>
           </w:tcPr>
           <w:p>
+            <w:pPr>
+              <w:spacing w:before="20" w:after="20"/>
+            </w:pPr>
             <w:r/>
             <w:r>
               <w:rPr>
@@ -1479,11 +2062,13 @@
             <w:tcW w:type="dxa" w:w="1514"/>
           </w:tcPr>
           <w:p>
+            <w:pPr>
+              <w:spacing w:before="20" w:after="20"/>
+            </w:pPr>
             <w:r/>
             <w:r>
               <w:rPr>
                 <w:rFonts w:ascii="Verdana" w:hAnsi="Verdana"/>
-                <w:b w:val="0"/>
                 <w:sz w:val="16"/>
               </w:rPr>
               <w:t>Caractère</w:t>
@@ -1495,6 +2080,9 @@
             <w:tcW w:type="dxa" w:w="1514"/>
           </w:tcPr>
           <w:p>
+            <w:pPr>
+              <w:spacing w:before="20" w:after="20"/>
+            </w:pPr>
             <w:r/>
             <w:r>
               <w:rPr>
@@ -1511,6 +2099,9 @@
             <w:tcW w:type="dxa" w:w="1514"/>
           </w:tcPr>
           <w:p>
+            <w:pPr>
+              <w:spacing w:before="20" w:after="20"/>
+            </w:pPr>
             <w:r/>
             <w:r>
               <w:rPr>
@@ -1527,6 +2118,9 @@
             <w:tcW w:type="dxa" w:w="1514"/>
           </w:tcPr>
           <w:p>
+            <w:pPr>
+              <w:spacing w:before="20" w:after="20"/>
+            </w:pPr>
             <w:r/>
             <w:r>
               <w:rPr>
@@ -1534,7 +2128,7 @@
                 <w:b w:val="0"/>
                 <w:sz w:val="16"/>
               </w:rPr>
-              <w:t>Note 76: 1) Ces valeurs se réfèrent à des vagues de vent bien formées en haute mer. dée aux termes descriptifs, ces valeurs relatives à la hauteur peuvent être utilisées à titre d’indication par l’observateur lorsqu’il chiffre l’état total d’agitation de la mer résultant de divers facteurs tels que le vent, la houle, les courants, l’angle entre la houle et le vent, etc. 2) Pour chiffrer une hauteur correspondant à la limite entre deux chiffres du code, prendre le chiffre du code le moins élevé; par exemple, une hauteur de 4 m est signalée à l’aide du chiffre du code 5.</w:t>
+              <w:t>Note 76: Pour le numéro de version de la table locale, voir la dernière partie de la note 2 s’appliquant à la Section 1 du code BUFR.</w:t>
             </w:r>
           </w:p>
         </w:tc>
@@ -1548,6 +2142,9 @@
             <w:tcW w:type="dxa" w:w="1514"/>
           </w:tcPr>
           <w:p>
+            <w:pPr>
+              <w:spacing w:before="20" w:after="20"/>
+            </w:pPr>
             <w:r/>
             <w:r>
               <w:rPr>
@@ -1564,6 +2161,9 @@
             <w:tcW w:type="dxa" w:w="1514"/>
           </w:tcPr>
           <w:p>
+            <w:pPr>
+              <w:spacing w:before="20" w:after="20"/>
+            </w:pPr>
             <w:r/>
             <w:r>
               <w:rPr>
@@ -1580,11 +2180,13 @@
             <w:tcW w:type="dxa" w:w="1514"/>
           </w:tcPr>
           <w:p>
+            <w:pPr>
+              <w:spacing w:before="20" w:after="20"/>
+            </w:pPr>
             <w:r/>
             <w:r>
               <w:rPr>
                 <w:rFonts w:ascii="Verdana" w:hAnsi="Verdana"/>
-                <w:b w:val="0"/>
                 <w:sz w:val="16"/>
               </w:rPr>
               <w:t>CCITT IA5</w:t>
@@ -1596,6 +2198,9 @@
             <w:tcW w:type="dxa" w:w="1514"/>
           </w:tcPr>
           <w:p>
+            <w:pPr>
+              <w:spacing w:before="20" w:after="20"/>
+            </w:pPr>
             <w:r/>
             <w:r>
               <w:rPr>
@@ -1612,6 +2217,9 @@
             <w:tcW w:type="dxa" w:w="1514"/>
           </w:tcPr>
           <w:p>
+            <w:pPr>
+              <w:spacing w:before="20" w:after="20"/>
+            </w:pPr>
             <w:r/>
             <w:r>
               <w:rPr>
@@ -1628,6 +2236,9 @@
             <w:tcW w:type="dxa" w:w="1514"/>
           </w:tcPr>
           <w:p>
+            <w:pPr>
+              <w:spacing w:before="20" w:after="20"/>
+            </w:pPr>
             <w:r/>
             <w:r>
               <w:rPr>
@@ -1644,11 +2255,13 @@
             <w:tcW w:type="dxa" w:w="1514"/>
           </w:tcPr>
           <w:p>
+            <w:pPr>
+              <w:spacing w:before="20" w:after="20"/>
+            </w:pPr>
             <w:r/>
             <w:r>
               <w:rPr>
                 <w:rFonts w:ascii="Verdana" w:hAnsi="Verdana"/>
-                <w:b w:val="0"/>
                 <w:sz w:val="16"/>
               </w:rPr>
               <w:t>Caractère</w:t>
@@ -1660,6 +2273,9 @@
             <w:tcW w:type="dxa" w:w="1514"/>
           </w:tcPr>
           <w:p>
+            <w:pPr>
+              <w:spacing w:before="20" w:after="20"/>
+            </w:pPr>
             <w:r/>
             <w:r>
               <w:rPr>
@@ -1676,6 +2292,9 @@
             <w:tcW w:type="dxa" w:w="1514"/>
           </w:tcPr>
           <w:p>
+            <w:pPr>
+              <w:spacing w:before="20" w:after="20"/>
+            </w:pPr>
             <w:r/>
             <w:r>
               <w:rPr>
@@ -1692,6 +2311,9 @@
             <w:tcW w:type="dxa" w:w="1514"/>
           </w:tcPr>
           <w:p>
+            <w:pPr>
+              <w:spacing w:before="20" w:after="20"/>
+            </w:pPr>
             <w:r/>
             <w:r>
               <w:rPr>
@@ -1712,6 +2334,9 @@
             <w:tcW w:type="dxa" w:w="1514"/>
           </w:tcPr>
           <w:p>
+            <w:pPr>
+              <w:spacing w:before="20" w:after="20"/>
+            </w:pPr>
             <w:r/>
             <w:r>
               <w:rPr>
@@ -1728,6 +2353,9 @@
             <w:tcW w:type="dxa" w:w="1514"/>
           </w:tcPr>
           <w:p>
+            <w:pPr>
+              <w:spacing w:before="20" w:after="20"/>
+            </w:pPr>
             <w:r/>
             <w:r>
               <w:rPr>
@@ -1744,11 +2372,13 @@
             <w:tcW w:type="dxa" w:w="1514"/>
           </w:tcPr>
           <w:p>
+            <w:pPr>
+              <w:spacing w:before="20" w:after="20"/>
+            </w:pPr>
             <w:r/>
             <w:r>
               <w:rPr>
                 <w:rFonts w:ascii="Verdana" w:hAnsi="Verdana"/>
-                <w:b w:val="0"/>
                 <w:sz w:val="16"/>
               </w:rPr>
               <w:t>CCITT IA5</w:t>
@@ -1760,6 +2390,9 @@
             <w:tcW w:type="dxa" w:w="1514"/>
           </w:tcPr>
           <w:p>
+            <w:pPr>
+              <w:spacing w:before="20" w:after="20"/>
+            </w:pPr>
             <w:r/>
             <w:r>
               <w:rPr>
@@ -1776,6 +2409,9 @@
             <w:tcW w:type="dxa" w:w="1514"/>
           </w:tcPr>
           <w:p>
+            <w:pPr>
+              <w:spacing w:before="20" w:after="20"/>
+            </w:pPr>
             <w:r/>
             <w:r>
               <w:rPr>
@@ -1792,6 +2428,9 @@
             <w:tcW w:type="dxa" w:w="1514"/>
           </w:tcPr>
           <w:p>
+            <w:pPr>
+              <w:spacing w:before="20" w:after="20"/>
+            </w:pPr>
             <w:r/>
             <w:r>
               <w:rPr>
@@ -1808,11 +2447,13 @@
             <w:tcW w:type="dxa" w:w="1514"/>
           </w:tcPr>
           <w:p>
+            <w:pPr>
+              <w:spacing w:before="20" w:after="20"/>
+            </w:pPr>
             <w:r/>
             <w:r>
               <w:rPr>
                 <w:rFonts w:ascii="Verdana" w:hAnsi="Verdana"/>
-                <w:b w:val="0"/>
                 <w:sz w:val="16"/>
               </w:rPr>
               <w:t>Caractère</w:t>
@@ -1824,6 +2465,9 @@
             <w:tcW w:type="dxa" w:w="1514"/>
           </w:tcPr>
           <w:p>
+            <w:pPr>
+              <w:spacing w:before="20" w:after="20"/>
+            </w:pPr>
             <w:r/>
             <w:r>
               <w:rPr>
@@ -1840,6 +2484,9 @@
             <w:tcW w:type="dxa" w:w="1514"/>
           </w:tcPr>
           <w:p>
+            <w:pPr>
+              <w:spacing w:before="20" w:after="20"/>
+            </w:pPr>
             <w:r/>
             <w:r>
               <w:rPr>
@@ -1856,6 +2503,9 @@
             <w:tcW w:type="dxa" w:w="1514"/>
           </w:tcPr>
           <w:p>
+            <w:pPr>
+              <w:spacing w:before="20" w:after="20"/>
+            </w:pPr>
             <w:r/>
             <w:r>
               <w:rPr>
@@ -1876,6 +2526,9 @@
             <w:tcW w:type="dxa" w:w="1514"/>
           </w:tcPr>
           <w:p>
+            <w:pPr>
+              <w:spacing w:before="20" w:after="20"/>
+            </w:pPr>
             <w:r/>
             <w:r>
               <w:rPr>
@@ -1892,6 +2545,9 @@
             <w:tcW w:type="dxa" w:w="1514"/>
           </w:tcPr>
           <w:p>
+            <w:pPr>
+              <w:spacing w:before="20" w:after="20"/>
+            </w:pPr>
             <w:r/>
             <w:r>
               <w:rPr>
@@ -1908,11 +2564,13 @@
             <w:tcW w:type="dxa" w:w="1514"/>
           </w:tcPr>
           <w:p>
+            <w:pPr>
+              <w:spacing w:before="20" w:after="20"/>
+            </w:pPr>
             <w:r/>
             <w:r>
               <w:rPr>
                 <w:rFonts w:ascii="Verdana" w:hAnsi="Verdana"/>
-                <w:b w:val="0"/>
                 <w:sz w:val="16"/>
               </w:rPr>
               <w:t>CCITT IA5</w:t>
@@ -1924,6 +2582,9 @@
             <w:tcW w:type="dxa" w:w="1514"/>
           </w:tcPr>
           <w:p>
+            <w:pPr>
+              <w:spacing w:before="20" w:after="20"/>
+            </w:pPr>
             <w:r/>
             <w:r>
               <w:rPr>
@@ -1940,6 +2601,9 @@
             <w:tcW w:type="dxa" w:w="1514"/>
           </w:tcPr>
           <w:p>
+            <w:pPr>
+              <w:spacing w:before="20" w:after="20"/>
+            </w:pPr>
             <w:r/>
             <w:r>
               <w:rPr>
@@ -1956,6 +2620,9 @@
             <w:tcW w:type="dxa" w:w="1514"/>
           </w:tcPr>
           <w:p>
+            <w:pPr>
+              <w:spacing w:before="20" w:after="20"/>
+            </w:pPr>
             <w:r/>
             <w:r>
               <w:rPr>
@@ -1972,11 +2639,13 @@
             <w:tcW w:type="dxa" w:w="1514"/>
           </w:tcPr>
           <w:p>
+            <w:pPr>
+              <w:spacing w:before="20" w:after="20"/>
+            </w:pPr>
             <w:r/>
             <w:r>
               <w:rPr>
                 <w:rFonts w:ascii="Verdana" w:hAnsi="Verdana"/>
-                <w:b w:val="0"/>
                 <w:sz w:val="16"/>
               </w:rPr>
               <w:t>Caractère</w:t>
@@ -1988,6 +2657,9 @@
             <w:tcW w:type="dxa" w:w="1514"/>
           </w:tcPr>
           <w:p>
+            <w:pPr>
+              <w:spacing w:before="20" w:after="20"/>
+            </w:pPr>
             <w:r/>
             <w:r>
               <w:rPr>
@@ -2004,6 +2676,9 @@
             <w:tcW w:type="dxa" w:w="1514"/>
           </w:tcPr>
           <w:p>
+            <w:pPr>
+              <w:spacing w:before="20" w:after="20"/>
+            </w:pPr>
             <w:r/>
             <w:r>
               <w:rPr>
@@ -2020,6 +2695,9 @@
             <w:tcW w:type="dxa" w:w="1514"/>
           </w:tcPr>
           <w:p>
+            <w:pPr>
+              <w:spacing w:before="20" w:after="20"/>
+            </w:pPr>
             <w:r/>
             <w:r>
               <w:rPr>
@@ -2040,6 +2718,9 @@
             <w:tcW w:type="dxa" w:w="1514"/>
           </w:tcPr>
           <w:p>
+            <w:pPr>
+              <w:spacing w:before="20" w:after="20"/>
+            </w:pPr>
             <w:r/>
             <w:r>
               <w:rPr>
@@ -2056,6 +2737,9 @@
             <w:tcW w:type="dxa" w:w="1514"/>
           </w:tcPr>
           <w:p>
+            <w:pPr>
+              <w:spacing w:before="20" w:after="20"/>
+            </w:pPr>
             <w:r/>
             <w:r>
               <w:rPr>
@@ -2072,11 +2756,13 @@
             <w:tcW w:type="dxa" w:w="1514"/>
           </w:tcPr>
           <w:p>
+            <w:pPr>
+              <w:spacing w:before="20" w:after="20"/>
+            </w:pPr>
             <w:r/>
             <w:r>
               <w:rPr>
                 <w:rFonts w:ascii="Verdana" w:hAnsi="Verdana"/>
-                <w:b w:val="0"/>
                 <w:sz w:val="16"/>
               </w:rPr>
               <w:t>CCITT IA5</w:t>
@@ -2088,6 +2774,9 @@
             <w:tcW w:type="dxa" w:w="1514"/>
           </w:tcPr>
           <w:p>
+            <w:pPr>
+              <w:spacing w:before="20" w:after="20"/>
+            </w:pPr>
             <w:r/>
             <w:r>
               <w:rPr>
@@ -2104,6 +2793,9 @@
             <w:tcW w:type="dxa" w:w="1514"/>
           </w:tcPr>
           <w:p>
+            <w:pPr>
+              <w:spacing w:before="20" w:after="20"/>
+            </w:pPr>
             <w:r/>
             <w:r>
               <w:rPr>
@@ -2120,6 +2812,9 @@
             <w:tcW w:type="dxa" w:w="1514"/>
           </w:tcPr>
           <w:p>
+            <w:pPr>
+              <w:spacing w:before="20" w:after="20"/>
+            </w:pPr>
             <w:r/>
             <w:r>
               <w:rPr>
@@ -2136,11 +2831,13 @@
             <w:tcW w:type="dxa" w:w="1514"/>
           </w:tcPr>
           <w:p>
+            <w:pPr>
+              <w:spacing w:before="20" w:after="20"/>
+            </w:pPr>
             <w:r/>
             <w:r>
               <w:rPr>
                 <w:rFonts w:ascii="Verdana" w:hAnsi="Verdana"/>
-                <w:b w:val="0"/>
                 <w:sz w:val="16"/>
               </w:rPr>
               <w:t>Caractère</w:t>
@@ -2152,6 +2849,9 @@
             <w:tcW w:type="dxa" w:w="1514"/>
           </w:tcPr>
           <w:p>
+            <w:pPr>
+              <w:spacing w:before="20" w:after="20"/>
+            </w:pPr>
             <w:r/>
             <w:r>
               <w:rPr>
@@ -2168,6 +2868,9 @@
             <w:tcW w:type="dxa" w:w="1514"/>
           </w:tcPr>
           <w:p>
+            <w:pPr>
+              <w:spacing w:before="20" w:after="20"/>
+            </w:pPr>
             <w:r/>
             <w:r>
               <w:rPr>
@@ -2184,6 +2887,9 @@
             <w:tcW w:type="dxa" w:w="1514"/>
           </w:tcPr>
           <w:p>
+            <w:pPr>
+              <w:spacing w:before="20" w:after="20"/>
+            </w:pPr>
             <w:r/>
             <w:r>
               <w:rPr>
@@ -2204,6 +2910,9 @@
             <w:tcW w:type="dxa" w:w="1514"/>
           </w:tcPr>
           <w:p>
+            <w:pPr>
+              <w:spacing w:before="20" w:after="20"/>
+            </w:pPr>
             <w:r/>
             <w:r>
               <w:rPr>
@@ -2220,6 +2929,9 @@
             <w:tcW w:type="dxa" w:w="1514"/>
           </w:tcPr>
           <w:p>
+            <w:pPr>
+              <w:spacing w:before="20" w:after="20"/>
+            </w:pPr>
             <w:r/>
             <w:r>
               <w:rPr>
@@ -2236,11 +2948,13 @@
             <w:tcW w:type="dxa" w:w="1514"/>
           </w:tcPr>
           <w:p>
+            <w:pPr>
+              <w:spacing w:before="20" w:after="20"/>
+            </w:pPr>
             <w:r/>
             <w:r>
               <w:rPr>
                 <w:rFonts w:ascii="Verdana" w:hAnsi="Verdana"/>
-                <w:b w:val="0"/>
                 <w:sz w:val="16"/>
               </w:rPr>
               <w:t>CCITT IA5</w:t>
@@ -2252,6 +2966,9 @@
             <w:tcW w:type="dxa" w:w="1514"/>
           </w:tcPr>
           <w:p>
+            <w:pPr>
+              <w:spacing w:before="20" w:after="20"/>
+            </w:pPr>
             <w:r/>
             <w:r>
               <w:rPr>
@@ -2268,6 +2985,9 @@
             <w:tcW w:type="dxa" w:w="1514"/>
           </w:tcPr>
           <w:p>
+            <w:pPr>
+              <w:spacing w:before="20" w:after="20"/>
+            </w:pPr>
             <w:r/>
             <w:r>
               <w:rPr>
@@ -2284,6 +3004,9 @@
             <w:tcW w:type="dxa" w:w="1514"/>
           </w:tcPr>
           <w:p>
+            <w:pPr>
+              <w:spacing w:before="20" w:after="20"/>
+            </w:pPr>
             <w:r/>
             <w:r>
               <w:rPr>
@@ -2300,11 +3023,13 @@
             <w:tcW w:type="dxa" w:w="1514"/>
           </w:tcPr>
           <w:p>
+            <w:pPr>
+              <w:spacing w:before="20" w:after="20"/>
+            </w:pPr>
             <w:r/>
             <w:r>
               <w:rPr>
                 <w:rFonts w:ascii="Verdana" w:hAnsi="Verdana"/>
-                <w:b w:val="0"/>
                 <w:sz w:val="16"/>
               </w:rPr>
               <w:t>Caractère</w:t>
@@ -2316,6 +3041,9 @@
             <w:tcW w:type="dxa" w:w="1514"/>
           </w:tcPr>
           <w:p>
+            <w:pPr>
+              <w:spacing w:before="20" w:after="20"/>
+            </w:pPr>
             <w:r/>
             <w:r>
               <w:rPr>
@@ -2332,6 +3060,9 @@
             <w:tcW w:type="dxa" w:w="1514"/>
           </w:tcPr>
           <w:p>
+            <w:pPr>
+              <w:spacing w:before="20" w:after="20"/>
+            </w:pPr>
             <w:r/>
             <w:r>
               <w:rPr>
@@ -2348,6 +3079,9 @@
             <w:tcW w:type="dxa" w:w="1514"/>
           </w:tcPr>
           <w:p>
+            <w:pPr>
+              <w:spacing w:before="20" w:after="20"/>
+            </w:pPr>
             <w:r/>
             <w:r>
               <w:rPr>
@@ -2368,6 +3102,9 @@
             <w:tcW w:type="dxa" w:w="1514"/>
           </w:tcPr>
           <w:p>
+            <w:pPr>
+              <w:spacing w:before="20" w:after="20"/>
+            </w:pPr>
             <w:r/>
             <w:r>
               <w:rPr>
@@ -2384,6 +3121,9 @@
             <w:tcW w:type="dxa" w:w="1514"/>
           </w:tcPr>
           <w:p>
+            <w:pPr>
+              <w:spacing w:before="20" w:after="20"/>
+            </w:pPr>
             <w:r/>
             <w:r>
               <w:rPr>
@@ -2400,11 +3140,13 @@
             <w:tcW w:type="dxa" w:w="1514"/>
           </w:tcPr>
           <w:p>
+            <w:pPr>
+              <w:spacing w:before="20" w:after="20"/>
+            </w:pPr>
             <w:r/>
             <w:r>
               <w:rPr>
                 <w:rFonts w:ascii="Verdana" w:hAnsi="Verdana"/>
-                <w:b w:val="0"/>
                 <w:sz w:val="16"/>
               </w:rPr>
               <w:t>CCITT IA5</w:t>
@@ -2416,6 +3158,9 @@
             <w:tcW w:type="dxa" w:w="1514"/>
           </w:tcPr>
           <w:p>
+            <w:pPr>
+              <w:spacing w:before="20" w:after="20"/>
+            </w:pPr>
             <w:r/>
             <w:r>
               <w:rPr>
@@ -2432,6 +3177,9 @@
             <w:tcW w:type="dxa" w:w="1514"/>
           </w:tcPr>
           <w:p>
+            <w:pPr>
+              <w:spacing w:before="20" w:after="20"/>
+            </w:pPr>
             <w:r/>
             <w:r>
               <w:rPr>
@@ -2448,6 +3196,9 @@
             <w:tcW w:type="dxa" w:w="1514"/>
           </w:tcPr>
           <w:p>
+            <w:pPr>
+              <w:spacing w:before="20" w:after="20"/>
+            </w:pPr>
             <w:r/>
             <w:r>
               <w:rPr>
@@ -2464,11 +3215,13 @@
             <w:tcW w:type="dxa" w:w="1514"/>
           </w:tcPr>
           <w:p>
+            <w:pPr>
+              <w:spacing w:before="20" w:after="20"/>
+            </w:pPr>
             <w:r/>
             <w:r>
               <w:rPr>
                 <w:rFonts w:ascii="Verdana" w:hAnsi="Verdana"/>
-                <w:b w:val="0"/>
                 <w:sz w:val="16"/>
               </w:rPr>
               <w:t>Caractère</w:t>
@@ -2480,6 +3233,9 @@
             <w:tcW w:type="dxa" w:w="1514"/>
           </w:tcPr>
           <w:p>
+            <w:pPr>
+              <w:spacing w:before="20" w:after="20"/>
+            </w:pPr>
             <w:r/>
             <w:r>
               <w:rPr>
@@ -2496,6 +3252,9 @@
             <w:tcW w:type="dxa" w:w="1514"/>
           </w:tcPr>
           <w:p>
+            <w:pPr>
+              <w:spacing w:before="20" w:after="20"/>
+            </w:pPr>
             <w:r/>
             <w:r>
               <w:rPr>
@@ -2512,6 +3271,9 @@
             <w:tcW w:type="dxa" w:w="1514"/>
           </w:tcPr>
           <w:p>
+            <w:pPr>
+              <w:spacing w:before="20" w:after="20"/>
+            </w:pPr>
             <w:r/>
             <w:r>
               <w:rPr>
@@ -2532,6 +3294,9 @@
             <w:tcW w:type="dxa" w:w="1514"/>
           </w:tcPr>
           <w:p>
+            <w:pPr>
+              <w:spacing w:before="20" w:after="20"/>
+            </w:pPr>
             <w:r/>
             <w:r>
               <w:rPr>
@@ -2548,6 +3313,9 @@
             <w:tcW w:type="dxa" w:w="1514"/>
           </w:tcPr>
           <w:p>
+            <w:pPr>
+              <w:spacing w:before="20" w:after="20"/>
+            </w:pPr>
             <w:r/>
             <w:r>
               <w:rPr>
@@ -2564,11 +3332,13 @@
             <w:tcW w:type="dxa" w:w="1514"/>
           </w:tcPr>
           <w:p>
+            <w:pPr>
+              <w:spacing w:before="20" w:after="20"/>
+            </w:pPr>
             <w:r/>
             <w:r>
               <w:rPr>
                 <w:rFonts w:ascii="Verdana" w:hAnsi="Verdana"/>
-                <w:b w:val="0"/>
                 <w:sz w:val="16"/>
               </w:rPr>
               <w:t>CCITT IA5</w:t>
@@ -2580,6 +3350,9 @@
             <w:tcW w:type="dxa" w:w="1514"/>
           </w:tcPr>
           <w:p>
+            <w:pPr>
+              <w:spacing w:before="20" w:after="20"/>
+            </w:pPr>
             <w:r/>
             <w:r>
               <w:rPr>
@@ -2596,6 +3369,9 @@
             <w:tcW w:type="dxa" w:w="1514"/>
           </w:tcPr>
           <w:p>
+            <w:pPr>
+              <w:spacing w:before="20" w:after="20"/>
+            </w:pPr>
             <w:r/>
             <w:r>
               <w:rPr>
@@ -2612,6 +3388,9 @@
             <w:tcW w:type="dxa" w:w="1514"/>
           </w:tcPr>
           <w:p>
+            <w:pPr>
+              <w:spacing w:before="20" w:after="20"/>
+            </w:pPr>
             <w:r/>
             <w:r>
               <w:rPr>
@@ -2628,11 +3407,13 @@
             <w:tcW w:type="dxa" w:w="1514"/>
           </w:tcPr>
           <w:p>
+            <w:pPr>
+              <w:spacing w:before="20" w:after="20"/>
+            </w:pPr>
             <w:r/>
             <w:r>
               <w:rPr>
                 <w:rFonts w:ascii="Verdana" w:hAnsi="Verdana"/>
-                <w:b w:val="0"/>
                 <w:sz w:val="16"/>
               </w:rPr>
               <w:t>Caractère</w:t>
@@ -2644,6 +3425,9 @@
             <w:tcW w:type="dxa" w:w="1514"/>
           </w:tcPr>
           <w:p>
+            <w:pPr>
+              <w:spacing w:before="20" w:after="20"/>
+            </w:pPr>
             <w:r/>
             <w:r>
               <w:rPr>
@@ -2660,6 +3444,9 @@
             <w:tcW w:type="dxa" w:w="1514"/>
           </w:tcPr>
           <w:p>
+            <w:pPr>
+              <w:spacing w:before="20" w:after="20"/>
+            </w:pPr>
             <w:r/>
             <w:r>
               <w:rPr>
@@ -2676,6 +3463,9 @@
             <w:tcW w:type="dxa" w:w="1514"/>
           </w:tcPr>
           <w:p>
+            <w:pPr>
+              <w:spacing w:before="20" w:after="20"/>
+            </w:pPr>
             <w:r/>
             <w:r>
               <w:rPr>
@@ -2696,6 +3486,9 @@
             <w:tcW w:type="dxa" w:w="1514"/>
           </w:tcPr>
           <w:p>
+            <w:pPr>
+              <w:spacing w:before="20" w:after="20"/>
+            </w:pPr>
             <w:r/>
             <w:r>
               <w:rPr>
@@ -2712,6 +3505,9 @@
             <w:tcW w:type="dxa" w:w="1514"/>
           </w:tcPr>
           <w:p>
+            <w:pPr>
+              <w:spacing w:before="20" w:after="20"/>
+            </w:pPr>
             <w:r/>
             <w:r>
               <w:rPr>
@@ -2728,11 +3524,13 @@
             <w:tcW w:type="dxa" w:w="1514"/>
           </w:tcPr>
           <w:p>
+            <w:pPr>
+              <w:spacing w:before="20" w:after="20"/>
+            </w:pPr>
             <w:r/>
             <w:r>
               <w:rPr>
                 <w:rFonts w:ascii="Verdana" w:hAnsi="Verdana"/>
-                <w:b w:val="0"/>
                 <w:sz w:val="16"/>
               </w:rPr>
               <w:t>CCITT IA5</w:t>
@@ -2744,6 +3542,9 @@
             <w:tcW w:type="dxa" w:w="1514"/>
           </w:tcPr>
           <w:p>
+            <w:pPr>
+              <w:spacing w:before="20" w:after="20"/>
+            </w:pPr>
             <w:r/>
             <w:r>
               <w:rPr>
@@ -2760,6 +3561,9 @@
             <w:tcW w:type="dxa" w:w="1514"/>
           </w:tcPr>
           <w:p>
+            <w:pPr>
+              <w:spacing w:before="20" w:after="20"/>
+            </w:pPr>
             <w:r/>
             <w:r>
               <w:rPr>
@@ -2776,6 +3580,9 @@
             <w:tcW w:type="dxa" w:w="1514"/>
           </w:tcPr>
           <w:p>
+            <w:pPr>
+              <w:spacing w:before="20" w:after="20"/>
+            </w:pPr>
             <w:r/>
             <w:r>
               <w:rPr>
@@ -2792,11 +3599,13 @@
             <w:tcW w:type="dxa" w:w="1514"/>
           </w:tcPr>
           <w:p>
+            <w:pPr>
+              <w:spacing w:before="20" w:after="20"/>
+            </w:pPr>
             <w:r/>
             <w:r>
               <w:rPr>
                 <w:rFonts w:ascii="Verdana" w:hAnsi="Verdana"/>
-                <w:b w:val="0"/>
                 <w:sz w:val="16"/>
               </w:rPr>
               <w:t>Caractère</w:t>
@@ -2808,6 +3617,9 @@
             <w:tcW w:type="dxa" w:w="1514"/>
           </w:tcPr>
           <w:p>
+            <w:pPr>
+              <w:spacing w:before="20" w:after="20"/>
+            </w:pPr>
             <w:r/>
             <w:r>
               <w:rPr>
@@ -2824,6 +3636,9 @@
             <w:tcW w:type="dxa" w:w="1514"/>
           </w:tcPr>
           <w:p>
+            <w:pPr>
+              <w:spacing w:before="20" w:after="20"/>
+            </w:pPr>
             <w:r/>
             <w:r>
               <w:rPr>
@@ -2840,6 +3655,9 @@
             <w:tcW w:type="dxa" w:w="1514"/>
           </w:tcPr>
           <w:p>
+            <w:pPr>
+              <w:spacing w:before="20" w:after="20"/>
+            </w:pPr>
             <w:r/>
             <w:r>
               <w:rPr>
@@ -2860,6 +3678,9 @@
             <w:tcW w:type="dxa" w:w="1514"/>
           </w:tcPr>
           <w:p>
+            <w:pPr>
+              <w:spacing w:before="20" w:after="20"/>
+            </w:pPr>
             <w:r/>
             <w:r>
               <w:rPr>
@@ -2876,6 +3697,9 @@
             <w:tcW w:type="dxa" w:w="1514"/>
           </w:tcPr>
           <w:p>
+            <w:pPr>
+              <w:spacing w:before="20" w:after="20"/>
+            </w:pPr>
             <w:r/>
             <w:r>
               <w:rPr>
@@ -2892,11 +3716,13 @@
             <w:tcW w:type="dxa" w:w="1514"/>
           </w:tcPr>
           <w:p>
+            <w:pPr>
+              <w:spacing w:before="20" w:after="20"/>
+            </w:pPr>
             <w:r/>
             <w:r>
               <w:rPr>
                 <w:rFonts w:ascii="Verdana" w:hAnsi="Verdana"/>
-                <w:b w:val="0"/>
                 <w:sz w:val="16"/>
               </w:rPr>
               <w:t>CCITT IA5</w:t>
@@ -2908,6 +3734,9 @@
             <w:tcW w:type="dxa" w:w="1514"/>
           </w:tcPr>
           <w:p>
+            <w:pPr>
+              <w:spacing w:before="20" w:after="20"/>
+            </w:pPr>
             <w:r/>
             <w:r>
               <w:rPr>
@@ -2924,6 +3753,9 @@
             <w:tcW w:type="dxa" w:w="1514"/>
           </w:tcPr>
           <w:p>
+            <w:pPr>
+              <w:spacing w:before="20" w:after="20"/>
+            </w:pPr>
             <w:r/>
             <w:r>
               <w:rPr>
@@ -2940,6 +3772,9 @@
             <w:tcW w:type="dxa" w:w="1514"/>
           </w:tcPr>
           <w:p>
+            <w:pPr>
+              <w:spacing w:before="20" w:after="20"/>
+            </w:pPr>
             <w:r/>
             <w:r>
               <w:rPr>
@@ -2956,11 +3791,13 @@
             <w:tcW w:type="dxa" w:w="1514"/>
           </w:tcPr>
           <w:p>
+            <w:pPr>
+              <w:spacing w:before="20" w:after="20"/>
+            </w:pPr>
             <w:r/>
             <w:r>
               <w:rPr>
                 <w:rFonts w:ascii="Verdana" w:hAnsi="Verdana"/>
-                <w:b w:val="0"/>
                 <w:sz w:val="16"/>
               </w:rPr>
               <w:t>Caractère</w:t>
@@ -2972,6 +3809,9 @@
             <w:tcW w:type="dxa" w:w="1514"/>
           </w:tcPr>
           <w:p>
+            <w:pPr>
+              <w:spacing w:before="20" w:after="20"/>
+            </w:pPr>
             <w:r/>
             <w:r>
               <w:rPr>
@@ -2988,6 +3828,9 @@
             <w:tcW w:type="dxa" w:w="1514"/>
           </w:tcPr>
           <w:p>
+            <w:pPr>
+              <w:spacing w:before="20" w:after="20"/>
+            </w:pPr>
             <w:r/>
             <w:r>
               <w:rPr>
@@ -3004,6 +3847,9 @@
             <w:tcW w:type="dxa" w:w="1514"/>
           </w:tcPr>
           <w:p>
+            <w:pPr>
+              <w:spacing w:before="20" w:after="20"/>
+            </w:pPr>
             <w:r/>
             <w:r>
               <w:rPr>
@@ -3024,6 +3870,9 @@
             <w:tcW w:type="dxa" w:w="1514"/>
           </w:tcPr>
           <w:p>
+            <w:pPr>
+              <w:spacing w:before="20" w:after="20"/>
+            </w:pPr>
             <w:r/>
             <w:r>
               <w:rPr>
@@ -3040,6 +3889,9 @@
             <w:tcW w:type="dxa" w:w="1514"/>
           </w:tcPr>
           <w:p>
+            <w:pPr>
+              <w:spacing w:before="20" w:after="20"/>
+            </w:pPr>
             <w:r/>
             <w:r>
               <w:rPr>
@@ -3056,11 +3908,13 @@
             <w:tcW w:type="dxa" w:w="1514"/>
           </w:tcPr>
           <w:p>
+            <w:pPr>
+              <w:spacing w:before="20" w:after="20"/>
+            </w:pPr>
             <w:r/>
             <w:r>
               <w:rPr>
                 <w:rFonts w:ascii="Verdana" w:hAnsi="Verdana"/>
-                <w:b w:val="0"/>
                 <w:sz w:val="16"/>
               </w:rPr>
               <w:t>CCITT IA5</w:t>
@@ -3072,6 +3926,9 @@
             <w:tcW w:type="dxa" w:w="1514"/>
           </w:tcPr>
           <w:p>
+            <w:pPr>
+              <w:spacing w:before="20" w:after="20"/>
+            </w:pPr>
             <w:r/>
             <w:r>
               <w:rPr>
@@ -3088,6 +3945,9 @@
             <w:tcW w:type="dxa" w:w="1514"/>
           </w:tcPr>
           <w:p>
+            <w:pPr>
+              <w:spacing w:before="20" w:after="20"/>
+            </w:pPr>
             <w:r/>
             <w:r>
               <w:rPr>
@@ -3104,6 +3964,9 @@
             <w:tcW w:type="dxa" w:w="1514"/>
           </w:tcPr>
           <w:p>
+            <w:pPr>
+              <w:spacing w:before="20" w:after="20"/>
+            </w:pPr>
             <w:r/>
             <w:r>
               <w:rPr>
@@ -3120,11 +3983,13 @@
             <w:tcW w:type="dxa" w:w="1514"/>
           </w:tcPr>
           <w:p>
+            <w:pPr>
+              <w:spacing w:before="20" w:after="20"/>
+            </w:pPr>
             <w:r/>
             <w:r>
               <w:rPr>
                 <w:rFonts w:ascii="Verdana" w:hAnsi="Verdana"/>
-                <w:b w:val="0"/>
                 <w:sz w:val="16"/>
               </w:rPr>
               <w:t>Caractère</w:t>
@@ -3136,6 +4001,9 @@
             <w:tcW w:type="dxa" w:w="1514"/>
           </w:tcPr>
           <w:p>
+            <w:pPr>
+              <w:spacing w:before="20" w:after="20"/>
+            </w:pPr>
             <w:r/>
             <w:r>
               <w:rPr>
@@ -3152,6 +4020,9 @@
             <w:tcW w:type="dxa" w:w="1514"/>
           </w:tcPr>
           <w:p>
+            <w:pPr>
+              <w:spacing w:before="20" w:after="20"/>
+            </w:pPr>
             <w:r/>
             <w:r>
               <w:rPr>
@@ -3168,6 +4039,9 @@
             <w:tcW w:type="dxa" w:w="1514"/>
           </w:tcPr>
           <w:p>
+            <w:pPr>
+              <w:spacing w:before="20" w:after="20"/>
+            </w:pPr>
             <w:r/>
             <w:r>
               <w:rPr>
@@ -3188,6 +4062,9 @@
             <w:tcW w:type="dxa" w:w="1514"/>
           </w:tcPr>
           <w:p>
+            <w:pPr>
+              <w:spacing w:before="20" w:after="20"/>
+            </w:pPr>
             <w:r/>
             <w:r>
               <w:rPr>
@@ -3204,6 +4081,9 @@
             <w:tcW w:type="dxa" w:w="1514"/>
           </w:tcPr>
           <w:p>
+            <w:pPr>
+              <w:spacing w:before="20" w:after="20"/>
+            </w:pPr>
             <w:r/>
             <w:r>
               <w:rPr>
@@ -3220,11 +4100,13 @@
             <w:tcW w:type="dxa" w:w="1514"/>
           </w:tcPr>
           <w:p>
+            <w:pPr>
+              <w:spacing w:before="20" w:after="20"/>
+            </w:pPr>
             <w:r/>
             <w:r>
               <w:rPr>
                 <w:rFonts w:ascii="Verdana" w:hAnsi="Verdana"/>
-                <w:b w:val="0"/>
                 <w:sz w:val="16"/>
               </w:rPr>
               <w:t>CCITT IA5</w:t>
@@ -3236,6 +4118,9 @@
             <w:tcW w:type="dxa" w:w="1514"/>
           </w:tcPr>
           <w:p>
+            <w:pPr>
+              <w:spacing w:before="20" w:after="20"/>
+            </w:pPr>
             <w:r/>
             <w:r>
               <w:rPr>
@@ -3252,6 +4137,9 @@
             <w:tcW w:type="dxa" w:w="1514"/>
           </w:tcPr>
           <w:p>
+            <w:pPr>
+              <w:spacing w:before="20" w:after="20"/>
+            </w:pPr>
             <w:r/>
             <w:r>
               <w:rPr>
@@ -3268,6 +4156,9 @@
             <w:tcW w:type="dxa" w:w="1514"/>
           </w:tcPr>
           <w:p>
+            <w:pPr>
+              <w:spacing w:before="20" w:after="20"/>
+            </w:pPr>
             <w:r/>
             <w:r>
               <w:rPr>
@@ -3284,11 +4175,13 @@
             <w:tcW w:type="dxa" w:w="1514"/>
           </w:tcPr>
           <w:p>
+            <w:pPr>
+              <w:spacing w:before="20" w:after="20"/>
+            </w:pPr>
             <w:r/>
             <w:r>
               <w:rPr>
                 <w:rFonts w:ascii="Verdana" w:hAnsi="Verdana"/>
-                <w:b w:val="0"/>
                 <w:sz w:val="16"/>
               </w:rPr>
               <w:t>Caractère</w:t>
@@ -3300,6 +4193,9 @@
             <w:tcW w:type="dxa" w:w="1514"/>
           </w:tcPr>
           <w:p>
+            <w:pPr>
+              <w:spacing w:before="20" w:after="20"/>
+            </w:pPr>
             <w:r/>
             <w:r>
               <w:rPr>
@@ -3316,6 +4212,9 @@
             <w:tcW w:type="dxa" w:w="1514"/>
           </w:tcPr>
           <w:p>
+            <w:pPr>
+              <w:spacing w:before="20" w:after="20"/>
+            </w:pPr>
             <w:r/>
             <w:r>
               <w:rPr>
@@ -3332,6 +4231,9 @@
             <w:tcW w:type="dxa" w:w="1514"/>
           </w:tcPr>
           <w:p>
+            <w:pPr>
+              <w:spacing w:before="20" w:after="20"/>
+            </w:pPr>
             <w:r/>
             <w:r>
               <w:rPr>
@@ -3352,6 +4254,9 @@
             <w:tcW w:type="dxa" w:w="1514"/>
           </w:tcPr>
           <w:p>
+            <w:pPr>
+              <w:spacing w:before="20" w:after="20"/>
+            </w:pPr>
             <w:r/>
             <w:r>
               <w:rPr>
@@ -3368,6 +4273,9 @@
             <w:tcW w:type="dxa" w:w="1514"/>
           </w:tcPr>
           <w:p>
+            <w:pPr>
+              <w:spacing w:before="20" w:after="20"/>
+            </w:pPr>
             <w:r/>
             <w:r>
               <w:rPr>
@@ -3384,11 +4292,13 @@
             <w:tcW w:type="dxa" w:w="1514"/>
           </w:tcPr>
           <w:p>
+            <w:pPr>
+              <w:spacing w:before="20" w:after="20"/>
+            </w:pPr>
             <w:r/>
             <w:r>
               <w:rPr>
                 <w:rFonts w:ascii="Verdana" w:hAnsi="Verdana"/>
-                <w:b w:val="0"/>
                 <w:sz w:val="16"/>
               </w:rPr>
               <w:t>CCITT IA5</w:t>
@@ -3400,6 +4310,9 @@
             <w:tcW w:type="dxa" w:w="1514"/>
           </w:tcPr>
           <w:p>
+            <w:pPr>
+              <w:spacing w:before="20" w:after="20"/>
+            </w:pPr>
             <w:r/>
             <w:r>
               <w:rPr>
@@ -3416,6 +4329,9 @@
             <w:tcW w:type="dxa" w:w="1514"/>
           </w:tcPr>
           <w:p>
+            <w:pPr>
+              <w:spacing w:before="20" w:after="20"/>
+            </w:pPr>
             <w:r/>
             <w:r>
               <w:rPr>
@@ -3432,6 +4348,9 @@
             <w:tcW w:type="dxa" w:w="1514"/>
           </w:tcPr>
           <w:p>
+            <w:pPr>
+              <w:spacing w:before="20" w:after="20"/>
+            </w:pPr>
             <w:r/>
             <w:r>
               <w:rPr>
@@ -3448,11 +4367,13 @@
             <w:tcW w:type="dxa" w:w="1514"/>
           </w:tcPr>
           <w:p>
+            <w:pPr>
+              <w:spacing w:before="20" w:after="20"/>
+            </w:pPr>
             <w:r/>
             <w:r>
               <w:rPr>
                 <w:rFonts w:ascii="Verdana" w:hAnsi="Verdana"/>
-                <w:b w:val="0"/>
                 <w:sz w:val="16"/>
               </w:rPr>
               <w:t>Caractère</w:t>
@@ -3464,6 +4385,9 @@
             <w:tcW w:type="dxa" w:w="1514"/>
           </w:tcPr>
           <w:p>
+            <w:pPr>
+              <w:spacing w:before="20" w:after="20"/>
+            </w:pPr>
             <w:r/>
             <w:r>
               <w:rPr>
@@ -3480,6 +4404,9 @@
             <w:tcW w:type="dxa" w:w="1514"/>
           </w:tcPr>
           <w:p>
+            <w:pPr>
+              <w:spacing w:before="20" w:after="20"/>
+            </w:pPr>
             <w:r/>
             <w:r>
               <w:rPr>
@@ -3496,6 +4423,9 @@
             <w:tcW w:type="dxa" w:w="1514"/>
           </w:tcPr>
           <w:p>
+            <w:pPr>
+              <w:spacing w:before="20" w:after="20"/>
+            </w:pPr>
             <w:r/>
             <w:r>
               <w:rPr>
@@ -3516,6 +4446,9 @@
             <w:tcW w:type="dxa" w:w="1514"/>
           </w:tcPr>
           <w:p>
+            <w:pPr>
+              <w:spacing w:before="20" w:after="20"/>
+            </w:pPr>
             <w:r/>
             <w:r>
               <w:rPr>
@@ -3532,6 +4465,9 @@
             <w:tcW w:type="dxa" w:w="1514"/>
           </w:tcPr>
           <w:p>
+            <w:pPr>
+              <w:spacing w:before="20" w:after="20"/>
+            </w:pPr>
             <w:r/>
             <w:r>
               <w:rPr>
@@ -3548,11 +4484,13 @@
             <w:tcW w:type="dxa" w:w="1514"/>
           </w:tcPr>
           <w:p>
+            <w:pPr>
+              <w:spacing w:before="20" w:after="20"/>
+            </w:pPr>
             <w:r/>
             <w:r>
               <w:rPr>
                 <w:rFonts w:ascii="Verdana" w:hAnsi="Verdana"/>
-                <w:b w:val="0"/>
                 <w:sz w:val="16"/>
               </w:rPr>
               <w:t>CCITT IA5</w:t>
@@ -3564,6 +4502,9 @@
             <w:tcW w:type="dxa" w:w="1514"/>
           </w:tcPr>
           <w:p>
+            <w:pPr>
+              <w:spacing w:before="20" w:after="20"/>
+            </w:pPr>
             <w:r/>
             <w:r>
               <w:rPr>
@@ -3580,6 +4521,9 @@
             <w:tcW w:type="dxa" w:w="1514"/>
           </w:tcPr>
           <w:p>
+            <w:pPr>
+              <w:spacing w:before="20" w:after="20"/>
+            </w:pPr>
             <w:r/>
             <w:r>
               <w:rPr>
@@ -3596,6 +4540,9 @@
             <w:tcW w:type="dxa" w:w="1514"/>
           </w:tcPr>
           <w:p>
+            <w:pPr>
+              <w:spacing w:before="20" w:after="20"/>
+            </w:pPr>
             <w:r/>
             <w:r>
               <w:rPr>
@@ -3612,11 +4559,13 @@
             <w:tcW w:type="dxa" w:w="1514"/>
           </w:tcPr>
           <w:p>
+            <w:pPr>
+              <w:spacing w:before="20" w:after="20"/>
+            </w:pPr>
             <w:r/>
             <w:r>
               <w:rPr>
                 <w:rFonts w:ascii="Verdana" w:hAnsi="Verdana"/>
-                <w:b w:val="0"/>
                 <w:sz w:val="16"/>
               </w:rPr>
               <w:t>Caractère</w:t>
@@ -3628,6 +4577,9 @@
             <w:tcW w:type="dxa" w:w="1514"/>
           </w:tcPr>
           <w:p>
+            <w:pPr>
+              <w:spacing w:before="20" w:after="20"/>
+            </w:pPr>
             <w:r/>
             <w:r>
               <w:rPr>
@@ -3644,6 +4596,9 @@
             <w:tcW w:type="dxa" w:w="1514"/>
           </w:tcPr>
           <w:p>
+            <w:pPr>
+              <w:spacing w:before="20" w:after="20"/>
+            </w:pPr>
             <w:r/>
             <w:r>
               <w:rPr>
@@ -3660,6 +4615,9 @@
             <w:tcW w:type="dxa" w:w="1514"/>
           </w:tcPr>
           <w:p>
+            <w:pPr>
+              <w:spacing w:before="20" w:after="20"/>
+            </w:pPr>
             <w:r/>
             <w:r>
               <w:rPr>
@@ -3680,6 +4638,9 @@
             <w:tcW w:type="dxa" w:w="1514"/>
           </w:tcPr>
           <w:p>
+            <w:pPr>
+              <w:spacing w:before="20" w:after="20"/>
+            </w:pPr>
             <w:r/>
             <w:r>
               <w:rPr>
@@ -3696,6 +4657,9 @@
             <w:tcW w:type="dxa" w:w="1514"/>
           </w:tcPr>
           <w:p>
+            <w:pPr>
+              <w:spacing w:before="20" w:after="20"/>
+            </w:pPr>
             <w:r/>
             <w:r>
               <w:rPr>
@@ -3712,11 +4676,13 @@
             <w:tcW w:type="dxa" w:w="1514"/>
           </w:tcPr>
           <w:p>
+            <w:pPr>
+              <w:spacing w:before="20" w:after="20"/>
+            </w:pPr>
             <w:r/>
             <w:r>
               <w:rPr>
                 <w:rFonts w:ascii="Verdana" w:hAnsi="Verdana"/>
-                <w:b w:val="0"/>
                 <w:sz w:val="16"/>
               </w:rPr>
               <w:t>CCITT IA5</w:t>
@@ -3728,6 +4694,9 @@
             <w:tcW w:type="dxa" w:w="1514"/>
           </w:tcPr>
           <w:p>
+            <w:pPr>
+              <w:spacing w:before="20" w:after="20"/>
+            </w:pPr>
             <w:r/>
             <w:r>
               <w:rPr>
@@ -3744,6 +4713,9 @@
             <w:tcW w:type="dxa" w:w="1514"/>
           </w:tcPr>
           <w:p>
+            <w:pPr>
+              <w:spacing w:before="20" w:after="20"/>
+            </w:pPr>
             <w:r/>
             <w:r>
               <w:rPr>
@@ -3760,6 +4732,9 @@
             <w:tcW w:type="dxa" w:w="1514"/>
           </w:tcPr>
           <w:p>
+            <w:pPr>
+              <w:spacing w:before="20" w:after="20"/>
+            </w:pPr>
             <w:r/>
             <w:r>
               <w:rPr>
@@ -3776,11 +4751,13 @@
             <w:tcW w:type="dxa" w:w="1514"/>
           </w:tcPr>
           <w:p>
+            <w:pPr>
+              <w:spacing w:before="20" w:after="20"/>
+            </w:pPr>
             <w:r/>
             <w:r>
               <w:rPr>
                 <w:rFonts w:ascii="Verdana" w:hAnsi="Verdana"/>
-                <w:b w:val="0"/>
                 <w:sz w:val="16"/>
               </w:rPr>
               <w:t>Caractère</w:t>
@@ -3792,6 +4769,9 @@
             <w:tcW w:type="dxa" w:w="1514"/>
           </w:tcPr>
           <w:p>
+            <w:pPr>
+              <w:spacing w:before="20" w:after="20"/>
+            </w:pPr>
             <w:r/>
             <w:r>
               <w:rPr>
@@ -3808,6 +4788,9 @@
             <w:tcW w:type="dxa" w:w="1514"/>
           </w:tcPr>
           <w:p>
+            <w:pPr>
+              <w:spacing w:before="20" w:after="20"/>
+            </w:pPr>
             <w:r/>
             <w:r>
               <w:rPr>
@@ -3824,6 +4807,9 @@
             <w:tcW w:type="dxa" w:w="1514"/>
           </w:tcPr>
           <w:p>
+            <w:pPr>
+              <w:spacing w:before="20" w:after="20"/>
+            </w:pPr>
             <w:r/>
             <w:r>
               <w:rPr>
@@ -3844,6 +4830,9 @@
             <w:tcW w:type="dxa" w:w="1514"/>
           </w:tcPr>
           <w:p>
+            <w:pPr>
+              <w:spacing w:before="20" w:after="20"/>
+            </w:pPr>
             <w:r/>
             <w:r>
               <w:rPr>
@@ -3860,6 +4849,9 @@
             <w:tcW w:type="dxa" w:w="1514"/>
           </w:tcPr>
           <w:p>
+            <w:pPr>
+              <w:spacing w:before="20" w:after="20"/>
+            </w:pPr>
             <w:r/>
             <w:r>
               <w:rPr>
@@ -3876,11 +4868,13 @@
             <w:tcW w:type="dxa" w:w="1514"/>
           </w:tcPr>
           <w:p>
+            <w:pPr>
+              <w:spacing w:before="20" w:after="20"/>
+            </w:pPr>
             <w:r/>
             <w:r>
               <w:rPr>
                 <w:rFonts w:ascii="Verdana" w:hAnsi="Verdana"/>
-                <w:b w:val="0"/>
                 <w:sz w:val="16"/>
               </w:rPr>
               <w:t>CCITT IA5</w:t>
@@ -3892,6 +4886,9 @@
             <w:tcW w:type="dxa" w:w="1514"/>
           </w:tcPr>
           <w:p>
+            <w:pPr>
+              <w:spacing w:before="20" w:after="20"/>
+            </w:pPr>
             <w:r/>
             <w:r>
               <w:rPr>
@@ -3908,6 +4905,9 @@
             <w:tcW w:type="dxa" w:w="1514"/>
           </w:tcPr>
           <w:p>
+            <w:pPr>
+              <w:spacing w:before="20" w:after="20"/>
+            </w:pPr>
             <w:r/>
             <w:r>
               <w:rPr>
@@ -3924,6 +4924,9 @@
             <w:tcW w:type="dxa" w:w="1514"/>
           </w:tcPr>
           <w:p>
+            <w:pPr>
+              <w:spacing w:before="20" w:after="20"/>
+            </w:pPr>
             <w:r/>
             <w:r>
               <w:rPr>
@@ -3940,11 +4943,13 @@
             <w:tcW w:type="dxa" w:w="1514"/>
           </w:tcPr>
           <w:p>
+            <w:pPr>
+              <w:spacing w:before="20" w:after="20"/>
+            </w:pPr>
             <w:r/>
             <w:r>
               <w:rPr>
                 <w:rFonts w:ascii="Verdana" w:hAnsi="Verdana"/>
-                <w:b w:val="0"/>
                 <w:sz w:val="16"/>
               </w:rPr>
               <w:t>Caractère</w:t>
@@ -3956,6 +4961,9 @@
             <w:tcW w:type="dxa" w:w="1514"/>
           </w:tcPr>
           <w:p>
+            <w:pPr>
+              <w:spacing w:before="20" w:after="20"/>
+            </w:pPr>
             <w:r/>
             <w:r>
               <w:rPr>
@@ -3972,6 +4980,9 @@
             <w:tcW w:type="dxa" w:w="1514"/>
           </w:tcPr>
           <w:p>
+            <w:pPr>
+              <w:spacing w:before="20" w:after="20"/>
+            </w:pPr>
             <w:r/>
             <w:r>
               <w:rPr>
@@ -3988,6 +4999,9 @@
             <w:tcW w:type="dxa" w:w="1514"/>
           </w:tcPr>
           <w:p>
+            <w:pPr>
+              <w:spacing w:before="20" w:after="20"/>
+            </w:pPr>
             <w:r/>
             <w:r>
               <w:rPr>
@@ -4008,6 +5022,9 @@
             <w:tcW w:type="dxa" w:w="1514"/>
           </w:tcPr>
           <w:p>
+            <w:pPr>
+              <w:spacing w:before="20" w:after="20"/>
+            </w:pPr>
             <w:r/>
             <w:r>
               <w:rPr>
@@ -4024,6 +5041,9 @@
             <w:tcW w:type="dxa" w:w="1514"/>
           </w:tcPr>
           <w:p>
+            <w:pPr>
+              <w:spacing w:before="20" w:after="20"/>
+            </w:pPr>
             <w:r/>
             <w:r>
               <w:rPr>
@@ -4040,11 +5060,13 @@
             <w:tcW w:type="dxa" w:w="1514"/>
           </w:tcPr>
           <w:p>
+            <w:pPr>
+              <w:spacing w:before="20" w:after="20"/>
+            </w:pPr>
             <w:r/>
             <w:r>
               <w:rPr>
                 <w:rFonts w:ascii="Verdana" w:hAnsi="Verdana"/>
-                <w:b w:val="0"/>
                 <w:sz w:val="16"/>
               </w:rPr>
               <w:t>CCITT IA5</w:t>
@@ -4056,6 +5078,9 @@
             <w:tcW w:type="dxa" w:w="1514"/>
           </w:tcPr>
           <w:p>
+            <w:pPr>
+              <w:spacing w:before="20" w:after="20"/>
+            </w:pPr>
             <w:r/>
             <w:r>
               <w:rPr>
@@ -4072,6 +5097,9 @@
             <w:tcW w:type="dxa" w:w="1514"/>
           </w:tcPr>
           <w:p>
+            <w:pPr>
+              <w:spacing w:before="20" w:after="20"/>
+            </w:pPr>
             <w:r/>
             <w:r>
               <w:rPr>
@@ -4088,6 +5116,9 @@
             <w:tcW w:type="dxa" w:w="1514"/>
           </w:tcPr>
           <w:p>
+            <w:pPr>
+              <w:spacing w:before="20" w:after="20"/>
+            </w:pPr>
             <w:r/>
             <w:r>
               <w:rPr>
@@ -4104,11 +5135,13 @@
             <w:tcW w:type="dxa" w:w="1514"/>
           </w:tcPr>
           <w:p>
+            <w:pPr>
+              <w:spacing w:before="20" w:after="20"/>
+            </w:pPr>
             <w:r/>
             <w:r>
               <w:rPr>
                 <w:rFonts w:ascii="Verdana" w:hAnsi="Verdana"/>
-                <w:b w:val="0"/>
                 <w:sz w:val="16"/>
               </w:rPr>
               <w:t>Caractère</w:t>
@@ -4120,6 +5153,9 @@
             <w:tcW w:type="dxa" w:w="1514"/>
           </w:tcPr>
           <w:p>
+            <w:pPr>
+              <w:spacing w:before="20" w:after="20"/>
+            </w:pPr>
             <w:r/>
             <w:r>
               <w:rPr>
@@ -4136,6 +5172,9 @@
             <w:tcW w:type="dxa" w:w="1514"/>
           </w:tcPr>
           <w:p>
+            <w:pPr>
+              <w:spacing w:before="20" w:after="20"/>
+            </w:pPr>
             <w:r/>
             <w:r>
               <w:rPr>
@@ -4152,6 +5191,9 @@
             <w:tcW w:type="dxa" w:w="1514"/>
           </w:tcPr>
           <w:p>
+            <w:pPr>
+              <w:spacing w:before="20" w:after="20"/>
+            </w:pPr>
             <w:r/>
             <w:r>
               <w:rPr>

--- a/docx/fr/BUFRCREX_TableB_fr_00.docx
+++ b/docx/fr/BUFRCREX_TableB_fr_00.docx
@@ -13,346 +13,6 @@
           <w:sz w:val="22"/>
         </w:rPr>
         <w:t>Classe 00 : Entrées des tables de code</w:t>
-      </w:r>
-    </w:p>
-    <w:p>
-      <w:r>
-        <w:rPr>
-          <w:rFonts w:ascii="Verdana" w:hAnsi="Verdana"/>
-          <w:i/>
-          <w:sz w:val="14"/>
-        </w:rPr>
-        <w:t>Note 23: Une valeur de précipitation de –0,1 kg m –2 avant la mise à l’échelle (–1 après la mise à l’échelle ou en CREX) indique qu’il y a «trace» de précipitations (non mesurable, moins de 0,05 kg m –2 )</w:t>
-      </w:r>
-    </w:p>
-    <w:p>
-      <w:r>
-        <w:rPr>
-          <w:rFonts w:ascii="Verdana" w:hAnsi="Verdana"/>
-          <w:i/>
-          <w:sz w:val="14"/>
-        </w:rPr>
-        <w:t>Note 25: Il est possible d’annuler une signification précédemment définie en transmettant une «valeur manquante» à partir de la table de code ou de la table d’indicateurs appropriée.</w:t>
-      </w:r>
-    </w:p>
-    <w:p>
-      <w:r>
-        <w:rPr>
-          <w:rFonts w:ascii="Verdana" w:hAnsi="Verdana"/>
-          <w:i/>
-          <w:sz w:val="14"/>
-        </w:rPr>
-        <w:t>Note 27: Sauf indication contraire, tous les temps sont des temps universels coordonnés (UTC).</w:t>
-      </w:r>
-    </w:p>
-    <w:p>
-      <w:r>
-        <w:rPr>
-          <w:rFonts w:ascii="Verdana" w:hAnsi="Verdana"/>
-          <w:i/>
-          <w:sz w:val="14"/>
-        </w:rPr>
-        <w:t>Note 32: La direction ou l’azimut ne sont utilisés que par rapport à une position donnée; ils n’ont pas pour objet de définir à nouveau cette position.</w:t>
-      </w:r>
-    </w:p>
-    <w:p>
-      <w:r>
-        <w:rPr>
-          <w:rFonts w:ascii="Verdana" w:hAnsi="Verdana"/>
-          <w:i/>
-          <w:sz w:val="14"/>
-        </w:rPr>
-        <w:t>Note 62: La distance n’est indiquée que par rapport à une position donnée et une direction, un azimut ou une hauteur angulaire; elle n’a pas pour objet de définir à nouveau cette position.</w:t>
-      </w:r>
-    </w:p>
-    <w:p>
-      <w:r>
-        <w:rPr>
-          <w:rFonts w:ascii="Verdana" w:hAnsi="Verdana"/>
-          <w:i/>
-          <w:sz w:val="14"/>
-        </w:rPr>
-        <w:t>Note 63: Le rayonnement descendant est indiqué par des valeurs positives.</w:t>
-      </w:r>
-    </w:p>
-    <w:p>
-      <w:r>
-        <w:rPr>
-          <w:rFonts w:ascii="Verdana" w:hAnsi="Verdana"/>
-          <w:i/>
-          <w:sz w:val="14"/>
-        </w:rPr>
-        <w:t>Note 64: Les composantes w descendantes sont indiquées par des valeurs positives, pour lesquelles l’unité est le Pa s –1 .</w:t>
-      </w:r>
-    </w:p>
-    <w:p>
-      <w:r>
-        <w:rPr>
-          <w:rFonts w:ascii="Verdana" w:hAnsi="Verdana"/>
-          <w:i/>
-          <w:sz w:val="14"/>
-        </w:rPr>
-        <w:t>Note 66: Les incréments dans le sens est-ouest sont indiqués par des valeurs négatives.</w:t>
-      </w:r>
-    </w:p>
-    <w:p>
-      <w:r>
-        <w:rPr>
-          <w:rFonts w:ascii="Verdana" w:hAnsi="Verdana"/>
-          <w:i/>
-          <w:sz w:val="14"/>
-        </w:rPr>
-        <w:t>Note 92: Afin qu’il soit possible de distinguer sans ambiguïté les cas de valeurs manquantes et de pixels saturés, les données d’image de n bits doivent être codées à l’aide d’un champs de données de n+1. Lorsqu’un tel descripteur n’est pas déjà disponible dans la classe 30, on utilise un descripteur d’opération 2 01 YYY pour modifier le champ de données de l’entrée existante, selon les besoins.</w:t>
-      </w:r>
-    </w:p>
-    <w:p>
-      <w:r>
-        <w:rPr>
-          <w:rFonts w:ascii="Verdana" w:hAnsi="Verdana"/>
-          <w:i/>
-          <w:sz w:val="14"/>
-        </w:rPr>
-        <w:t>Note 105: Les périodes ou les décalages dans le temps négatifs sont utilisés pour indiquer les périodes ou les décalages dans le temps précédant le temps généralement défini.</w:t>
-      </w:r>
-    </w:p>
-    <w:p>
-      <w:r>
-        <w:rPr>
-          <w:rFonts w:ascii="Verdana" w:hAnsi="Verdana"/>
-          <w:i/>
-          <w:sz w:val="14"/>
-        </w:rPr>
-        <w:t>Note 110: Les incréments dans le sens nord–sud sont indiqués par des valeurs négatives.</w:t>
-      </w:r>
-    </w:p>
-    <w:p>
-      <w:r>
-        <w:rPr>
-          <w:rFonts w:ascii="Verdana" w:hAnsi="Verdana"/>
-          <w:i/>
-          <w:sz w:val="14"/>
-        </w:rPr>
-        <w:t>Note 115: Le champ de données des pixels peut être modifié au moyen du descripteur 2 01 YYY.</w:t>
-      </w:r>
-    </w:p>
-    <w:p>
-      <w:r>
-        <w:rPr>
-          <w:rFonts w:ascii="Verdana" w:hAnsi="Verdana"/>
-          <w:i/>
-          <w:sz w:val="14"/>
-        </w:rPr>
-        <w:t>Note 121: Pour certains éléments de cette classe, une indication de la précision escomptée peut être implicite.</w:t>
-      </w:r>
-    </w:p>
-    <w:p>
-      <w:r>
-        <w:rPr>
-          <w:rFonts w:ascii="Verdana" w:hAnsi="Verdana"/>
-          <w:i/>
-          <w:sz w:val="14"/>
-        </w:rPr>
-        <w:t>Note 122: On attribue aux latitudes sud des valeurs négatives.</w:t>
-      </w:r>
-    </w:p>
-    <w:p>
-      <w:r>
-        <w:rPr>
-          <w:rFonts w:ascii="Verdana" w:hAnsi="Verdana"/>
-          <w:i/>
-          <w:sz w:val="14"/>
-        </w:rPr>
-        <w:t>Note 123: Les composantes v dans le sens sud–nord sont indiquées par des valeurs positives.</w:t>
-      </w:r>
-    </w:p>
-    <w:p>
-      <w:r>
-        <w:rPr>
-          <w:rFonts w:ascii="Verdana" w:hAnsi="Verdana"/>
-          <w:i/>
-          <w:sz w:val="14"/>
-        </w:rPr>
-        <w:t>Note 126: Les stations situées à moins de 1° du pôle Nord ou du pôle Sud chiffrent leurs observations de la direction du vent de surface avec le limbe d’azimut orienté de sorte que son zéro coïncide avec le méridien de Greenwich.</w:t>
-      </w:r>
-    </w:p>
-    <w:p>
-      <w:r>
-        <w:rPr>
-          <w:rFonts w:ascii="Verdana" w:hAnsi="Verdana"/>
-          <w:i/>
-          <w:sz w:val="14"/>
-        </w:rPr>
-        <w:t>Note 145: Pour indiquer à quoi se rapportent les périodes ou les décalages dans le temps, on peut se servir du code donné pour la caractéristique temporelle dans la table 0 08 021.</w:t>
-      </w:r>
-    </w:p>
-    <w:p>
-      <w:r>
-        <w:rPr>
-          <w:rFonts w:ascii="Verdana" w:hAnsi="Verdana"/>
-          <w:i/>
-          <w:sz w:val="14"/>
-        </w:rPr>
-        <w:t>Note 149: Lorsque la situation dans le temps correspond à des valeurs de prévision, elle indique le temps de l'état initial ou le début de la période de prévision; si elle correspond à des moyennes d'ensemble de valeurs de prévisions, elle indique l'état initial ou le début de la première prévision d'où les moyennes d'ensemble sont dérivées.</w:t>
-      </w:r>
-    </w:p>
-    <w:p>
-      <w:r>
-        <w:rPr>
-          <w:rFonts w:ascii="Verdana" w:hAnsi="Verdana"/>
-          <w:i/>
-          <w:sz w:val="14"/>
-        </w:rPr>
-        <w:t>Note 155: Cette classe peut aussi contenir des éléments concernant les méthodes d’observation.</w:t>
-      </w:r>
-    </w:p>
-    <w:p>
-      <w:r>
-        <w:rPr>
-          <w:rFonts w:ascii="Verdana" w:hAnsi="Verdana"/>
-          <w:i/>
-          <w:sz w:val="14"/>
-        </w:rPr>
-        <w:t>Note 156: La présente classe doit contenir des éléments décrivant les instruments utilisés pour obtenir les éléments météorologiques représentés.</w:t>
-      </w:r>
-    </w:p>
-    <w:p>
-      <w:r>
-        <w:rPr>
-          <w:rFonts w:ascii="Verdana" w:hAnsi="Verdana"/>
-          <w:i/>
-          <w:sz w:val="14"/>
-        </w:rPr>
-        <w:t>Note 158: Pour les périodes ou les décalages dans le temps et pour les incréments temporels, il faut préalablement une définition de l'origine de la position dans le temps, suivie, le cas échéant, d'une définition de l'élément qualificatif temporel.</w:t>
-      </w:r>
-    </w:p>
-    <w:p>
-      <w:r>
-        <w:rPr>
-          <w:rFonts w:ascii="Verdana" w:hAnsi="Verdana"/>
-          <w:i/>
-          <w:sz w:val="14"/>
-        </w:rPr>
-        <w:t>Note 160: Le rayonnement ascendant est indiqué par des valeurs négatives.</w:t>
-      </w:r>
-    </w:p>
-    <w:p>
-      <w:r>
-        <w:rPr>
-          <w:rFonts w:ascii="Verdana" w:hAnsi="Verdana"/>
-          <w:i/>
-          <w:sz w:val="14"/>
-        </w:rPr>
-        <w:t>Note 161: Les composantes w ascendantes sont indiquées par des valeurs positives, pour lesquelles l’unité est le m s –1 .</w:t>
-      </w:r>
-    </w:p>
-    <w:p>
-      <w:r>
-        <w:rPr>
-          <w:rFonts w:ascii="Verdana" w:hAnsi="Verdana"/>
-          <w:i/>
-          <w:sz w:val="14"/>
-        </w:rPr>
-        <w:t>Note 162: Intervalles utiles utilisés ci-dessus: 10 11 Bq à 10 19 Bq pour les rejets; 10 –2 Bq à 10 7 Bq et 10 –2 mSv à 10 7 mSv pour la concentration et les doses.</w:t>
-      </w:r>
-    </w:p>
-    <w:p>
-      <w:r>
-        <w:rPr>
-          <w:rFonts w:ascii="Verdana" w:hAnsi="Verdana"/>
-          <w:i/>
-          <w:sz w:val="14"/>
-        </w:rPr>
-        <w:t>Note 163: Les valeurs de la latitude et de l’incrément de latitude se situent dans les limites de la plage allant de –90 degrés à +90 degrés.</w:t>
-      </w:r>
-    </w:p>
-    <w:p>
-      <w:r>
-        <w:rPr>
-          <w:rFonts w:ascii="Verdana" w:hAnsi="Verdana"/>
-          <w:i/>
-          <w:sz w:val="14"/>
-        </w:rPr>
-        <w:t>Note 164: Les valeurs de longitude se situent dans les limites de la plage allant de –180 degrés à +180 degrés.</w:t>
-      </w:r>
-    </w:p>
-    <w:p>
-      <w:r>
-        <w:rPr>
-          <w:rFonts w:ascii="Verdana" w:hAnsi="Verdana"/>
-          <w:i/>
-          <w:sz w:val="14"/>
-        </w:rPr>
-        <w:t>Note 165: Des données correspondant à des éléments verticaux et à la pression sont utilisées pour définir des valeurs de ces éléments indépendantes de l’élément ou de la variable déterminant la coordonnée verticale.</w:t>
-      </w:r>
-    </w:p>
-    <w:p>
-      <w:r>
-        <w:rPr>
-          <w:rFonts w:ascii="Verdana" w:hAnsi="Verdana"/>
-          <w:i/>
-          <w:sz w:val="14"/>
-        </w:rPr>
-        <w:t>Note 166: On attribue aux longitudes ouest des valeurs négatives.</w:t>
-      </w:r>
-    </w:p>
-    <w:p>
-      <w:r>
-        <w:rPr>
-          <w:rFonts w:ascii="Verdana" w:hAnsi="Verdana"/>
-          <w:i/>
-          <w:sz w:val="14"/>
-        </w:rPr>
-        <w:t>Note 167: Les composantes u dans le sens ouest–est sont indiquées par des valeurs positives.</w:t>
-      </w:r>
-    </w:p>
-    <w:p>
-      <w:r>
-        <w:rPr>
-          <w:rFonts w:ascii="Verdana" w:hAnsi="Verdana"/>
-          <w:i/>
-          <w:sz w:val="14"/>
-        </w:rPr>
-        <w:t>Note 176: Lorsqu'il faut plus d'une période ou d'un décalage dans le temps pour définir des indications temporelles complexes, les définitions se succèdent immédiatement, dans l'ordre suivant: période d'ensemble (le cas échéant); période de prévision (le cas échéant); période correspondant à une moyenne ou une accumulation (le cas échéant).</w:t>
-      </w:r>
-    </w:p>
-    <w:p>
-      <w:r>
-        <w:rPr>
-          <w:rFonts w:ascii="Verdana" w:hAnsi="Verdana"/>
-          <w:i/>
-          <w:sz w:val="14"/>
-        </w:rPr>
-        <w:t>Note 178: Lorsque la colonne Nom de l’élément porte la mention «sur une période déterminée», on précise, à l’aide de descripteurs de la classe 04, la période considérée.</w:t>
-      </w:r>
-    </w:p>
-    <w:p>
-      <w:r>
-        <w:rPr>
-          <w:rFonts w:ascii="Verdana" w:hAnsi="Verdana"/>
-          <w:i/>
-          <w:sz w:val="14"/>
-        </w:rPr>
-        <w:t>Note 179: Lorsqu’on établit une somme ou une moyenne (par exemple sur une certaine période), on peut représenter le nombre total de valeurs prises en considération pour obtenir cette somme ou cette moyenne en utilisant le descripteur 0 08 022.</w:t>
-      </w:r>
-    </w:p>
-    <w:p>
-      <w:r>
-        <w:rPr>
-          <w:rFonts w:ascii="Verdana" w:hAnsi="Verdana"/>
-          <w:i/>
-          <w:sz w:val="14"/>
-        </w:rPr>
-        <w:t>Note 180: Normes pour la transmission des vents: Vitesse Direction Pas d’observation Manquante Manquante Calme 0 0 Observation normale &gt; 0 1° – 360° Vitesse seulement &gt; 0 Manquante Direction seulement Manquante 1° – 360° «Léger et variable» &gt; 0 0</w:t>
-      </w:r>
-    </w:p>
-    <w:p>
-      <w:r>
-        <w:rPr>
-          <w:rFonts w:ascii="Verdana" w:hAnsi="Verdana"/>
-          <w:i/>
-          <w:sz w:val="14"/>
-        </w:rPr>
-        <w:t>Note 181: Normes pour la transmission des vagues de la mer du vent et des vagues: Observation Vitesse Direction Pas d’observation Manquante Manquante Calme 0 0 Observation normale &gt; 0 1° – 360° Vitesse seulement &gt; 0 Manquante Direction seulement Manquante 1° – 360° «Léger et variable» &gt; 0 0</w:t>
       </w:r>
     </w:p>
     <w:tbl>
@@ -5206,6 +4866,347 @@
         </w:tc>
       </w:tr>
     </w:tbl>
+    <w:p/>
+    <w:p>
+      <w:r>
+        <w:rPr>
+          <w:rFonts w:ascii="Verdana" w:hAnsi="Verdana"/>
+          <w:i/>
+          <w:sz w:val="14"/>
+        </w:rPr>
+        <w:t>Note 23: Une valeur de précipitation de –0,1 kg m –2 avant la mise à l’échelle (–1 après la mise à l’échelle ou en CREX) indique qu’il y a «trace» de précipitations (non mesurable, moins de 0,05 kg m –2 )</w:t>
+      </w:r>
+    </w:p>
+    <w:p>
+      <w:r>
+        <w:rPr>
+          <w:rFonts w:ascii="Verdana" w:hAnsi="Verdana"/>
+          <w:i/>
+          <w:sz w:val="14"/>
+        </w:rPr>
+        <w:t>Note 25: Il est possible d’annuler une signification précédemment définie en transmettant une «valeur manquante» à partir de la table de code ou de la table d’indicateurs appropriée.</w:t>
+      </w:r>
+    </w:p>
+    <w:p>
+      <w:r>
+        <w:rPr>
+          <w:rFonts w:ascii="Verdana" w:hAnsi="Verdana"/>
+          <w:i/>
+          <w:sz w:val="14"/>
+        </w:rPr>
+        <w:t>Note 27: Sauf indication contraire, tous les temps sont des temps universels coordonnés (UTC).</w:t>
+      </w:r>
+    </w:p>
+    <w:p>
+      <w:r>
+        <w:rPr>
+          <w:rFonts w:ascii="Verdana" w:hAnsi="Verdana"/>
+          <w:i/>
+          <w:sz w:val="14"/>
+        </w:rPr>
+        <w:t>Note 32: La direction ou l’azimut ne sont utilisés que par rapport à une position donnée; ils n’ont pas pour objet de définir à nouveau cette position.</w:t>
+      </w:r>
+    </w:p>
+    <w:p>
+      <w:r>
+        <w:rPr>
+          <w:rFonts w:ascii="Verdana" w:hAnsi="Verdana"/>
+          <w:i/>
+          <w:sz w:val="14"/>
+        </w:rPr>
+        <w:t>Note 62: La distance n’est indiquée que par rapport à une position donnée et une direction, un azimut ou une hauteur angulaire; elle n’a pas pour objet de définir à nouveau cette position.</w:t>
+      </w:r>
+    </w:p>
+    <w:p>
+      <w:r>
+        <w:rPr>
+          <w:rFonts w:ascii="Verdana" w:hAnsi="Verdana"/>
+          <w:i/>
+          <w:sz w:val="14"/>
+        </w:rPr>
+        <w:t>Note 63: Le rayonnement descendant est indiqué par des valeurs positives.</w:t>
+      </w:r>
+    </w:p>
+    <w:p>
+      <w:r>
+        <w:rPr>
+          <w:rFonts w:ascii="Verdana" w:hAnsi="Verdana"/>
+          <w:i/>
+          <w:sz w:val="14"/>
+        </w:rPr>
+        <w:t>Note 64: Les composantes w descendantes sont indiquées par des valeurs positives, pour lesquelles l’unité est le Pa s –1 .</w:t>
+      </w:r>
+    </w:p>
+    <w:p>
+      <w:r>
+        <w:rPr>
+          <w:rFonts w:ascii="Verdana" w:hAnsi="Verdana"/>
+          <w:i/>
+          <w:sz w:val="14"/>
+        </w:rPr>
+        <w:t>Note 66: Les incréments dans le sens est-ouest sont indiqués par des valeurs négatives.</w:t>
+      </w:r>
+    </w:p>
+    <w:p>
+      <w:r>
+        <w:rPr>
+          <w:rFonts w:ascii="Verdana" w:hAnsi="Verdana"/>
+          <w:i/>
+          <w:sz w:val="14"/>
+        </w:rPr>
+        <w:t>Note 92: Afin qu’il soit possible de distinguer sans ambiguïté les cas de valeurs manquantes et de pixels saturés, les données d’image de n bits doivent être codées à l’aide d’un champs de données de n+1. Lorsqu’un tel descripteur n’est pas déjà disponible dans la classe 30, on utilise un descripteur d’opération 2 01 YYY pour modifier le champ de données de l’entrée existante, selon les besoins.</w:t>
+      </w:r>
+    </w:p>
+    <w:p>
+      <w:r>
+        <w:rPr>
+          <w:rFonts w:ascii="Verdana" w:hAnsi="Verdana"/>
+          <w:i/>
+          <w:sz w:val="14"/>
+        </w:rPr>
+        <w:t>Note 105: Les périodes ou les décalages dans le temps négatifs sont utilisés pour indiquer les périodes ou les décalages dans le temps précédant le temps généralement défini.</w:t>
+      </w:r>
+    </w:p>
+    <w:p>
+      <w:r>
+        <w:rPr>
+          <w:rFonts w:ascii="Verdana" w:hAnsi="Verdana"/>
+          <w:i/>
+          <w:sz w:val="14"/>
+        </w:rPr>
+        <w:t>Note 110: Les incréments dans le sens nord–sud sont indiqués par des valeurs négatives.</w:t>
+      </w:r>
+    </w:p>
+    <w:p>
+      <w:r>
+        <w:rPr>
+          <w:rFonts w:ascii="Verdana" w:hAnsi="Verdana"/>
+          <w:i/>
+          <w:sz w:val="14"/>
+        </w:rPr>
+        <w:t>Note 115: Le champ de données des pixels peut être modifié au moyen du descripteur 2 01 YYY.</w:t>
+      </w:r>
+    </w:p>
+    <w:p>
+      <w:r>
+        <w:rPr>
+          <w:rFonts w:ascii="Verdana" w:hAnsi="Verdana"/>
+          <w:i/>
+          <w:sz w:val="14"/>
+        </w:rPr>
+        <w:t>Note 121: Pour certains éléments de cette classe, une indication de la précision escomptée peut être implicite.</w:t>
+      </w:r>
+    </w:p>
+    <w:p>
+      <w:r>
+        <w:rPr>
+          <w:rFonts w:ascii="Verdana" w:hAnsi="Verdana"/>
+          <w:i/>
+          <w:sz w:val="14"/>
+        </w:rPr>
+        <w:t>Note 122: On attribue aux latitudes sud des valeurs négatives.</w:t>
+      </w:r>
+    </w:p>
+    <w:p>
+      <w:r>
+        <w:rPr>
+          <w:rFonts w:ascii="Verdana" w:hAnsi="Verdana"/>
+          <w:i/>
+          <w:sz w:val="14"/>
+        </w:rPr>
+        <w:t>Note 123: Les composantes v dans le sens sud–nord sont indiquées par des valeurs positives.</w:t>
+      </w:r>
+    </w:p>
+    <w:p>
+      <w:r>
+        <w:rPr>
+          <w:rFonts w:ascii="Verdana" w:hAnsi="Verdana"/>
+          <w:i/>
+          <w:sz w:val="14"/>
+        </w:rPr>
+        <w:t>Note 126: Les stations situées à moins de 1° du pôle Nord ou du pôle Sud chiffrent leurs observations de la direction du vent de surface avec le limbe d’azimut orienté de sorte que son zéro coïncide avec le méridien de Greenwich.</w:t>
+      </w:r>
+    </w:p>
+    <w:p>
+      <w:r>
+        <w:rPr>
+          <w:rFonts w:ascii="Verdana" w:hAnsi="Verdana"/>
+          <w:i/>
+          <w:sz w:val="14"/>
+        </w:rPr>
+        <w:t>Note 145: Pour indiquer à quoi se rapportent les périodes ou les décalages dans le temps, on peut se servir du code donné pour la caractéristique temporelle dans la table 0 08 021.</w:t>
+      </w:r>
+    </w:p>
+    <w:p>
+      <w:r>
+        <w:rPr>
+          <w:rFonts w:ascii="Verdana" w:hAnsi="Verdana"/>
+          <w:i/>
+          <w:sz w:val="14"/>
+        </w:rPr>
+        <w:t>Note 149: Lorsque la situation dans le temps correspond à des valeurs de prévision, elle indique le temps de l'état initial ou le début de la période de prévision; si elle correspond à des moyennes d'ensemble de valeurs de prévisions, elle indique l'état initial ou le début de la première prévision d'où les moyennes d'ensemble sont dérivées.</w:t>
+      </w:r>
+    </w:p>
+    <w:p>
+      <w:r>
+        <w:rPr>
+          <w:rFonts w:ascii="Verdana" w:hAnsi="Verdana"/>
+          <w:i/>
+          <w:sz w:val="14"/>
+        </w:rPr>
+        <w:t>Note 155: Cette classe peut aussi contenir des éléments concernant les méthodes d’observation.</w:t>
+      </w:r>
+    </w:p>
+    <w:p>
+      <w:r>
+        <w:rPr>
+          <w:rFonts w:ascii="Verdana" w:hAnsi="Verdana"/>
+          <w:i/>
+          <w:sz w:val="14"/>
+        </w:rPr>
+        <w:t>Note 156: La présente classe doit contenir des éléments décrivant les instruments utilisés pour obtenir les éléments météorologiques représentés.</w:t>
+      </w:r>
+    </w:p>
+    <w:p>
+      <w:r>
+        <w:rPr>
+          <w:rFonts w:ascii="Verdana" w:hAnsi="Verdana"/>
+          <w:i/>
+          <w:sz w:val="14"/>
+        </w:rPr>
+        <w:t>Note 158: Pour les périodes ou les décalages dans le temps et pour les incréments temporels, il faut préalablement une définition de l'origine de la position dans le temps, suivie, le cas échéant, d'une définition de l'élément qualificatif temporel.</w:t>
+      </w:r>
+    </w:p>
+    <w:p>
+      <w:r>
+        <w:rPr>
+          <w:rFonts w:ascii="Verdana" w:hAnsi="Verdana"/>
+          <w:i/>
+          <w:sz w:val="14"/>
+        </w:rPr>
+        <w:t>Note 160: Le rayonnement ascendant est indiqué par des valeurs négatives.</w:t>
+      </w:r>
+    </w:p>
+    <w:p>
+      <w:r>
+        <w:rPr>
+          <w:rFonts w:ascii="Verdana" w:hAnsi="Verdana"/>
+          <w:i/>
+          <w:sz w:val="14"/>
+        </w:rPr>
+        <w:t>Note 161: Les composantes w ascendantes sont indiquées par des valeurs positives, pour lesquelles l’unité est le m s –1 .</w:t>
+      </w:r>
+    </w:p>
+    <w:p>
+      <w:r>
+        <w:rPr>
+          <w:rFonts w:ascii="Verdana" w:hAnsi="Verdana"/>
+          <w:i/>
+          <w:sz w:val="14"/>
+        </w:rPr>
+        <w:t>Note 162: Intervalles utiles utilisés ci-dessus: 10 11 Bq à 10 19 Bq pour les rejets; 10 –2 Bq à 10 7 Bq et 10 –2 mSv à 10 7 mSv pour la concentration et les doses.</w:t>
+      </w:r>
+    </w:p>
+    <w:p>
+      <w:r>
+        <w:rPr>
+          <w:rFonts w:ascii="Verdana" w:hAnsi="Verdana"/>
+          <w:i/>
+          <w:sz w:val="14"/>
+        </w:rPr>
+        <w:t>Note 163: Les valeurs de la latitude et de l’incrément de latitude se situent dans les limites de la plage allant de –90 degrés à +90 degrés.</w:t>
+      </w:r>
+    </w:p>
+    <w:p>
+      <w:r>
+        <w:rPr>
+          <w:rFonts w:ascii="Verdana" w:hAnsi="Verdana"/>
+          <w:i/>
+          <w:sz w:val="14"/>
+        </w:rPr>
+        <w:t>Note 164: Les valeurs de longitude se situent dans les limites de la plage allant de –180 degrés à +180 degrés.</w:t>
+      </w:r>
+    </w:p>
+    <w:p>
+      <w:r>
+        <w:rPr>
+          <w:rFonts w:ascii="Verdana" w:hAnsi="Verdana"/>
+          <w:i/>
+          <w:sz w:val="14"/>
+        </w:rPr>
+        <w:t>Note 165: Des données correspondant à des éléments verticaux et à la pression sont utilisées pour définir des valeurs de ces éléments indépendantes de l’élément ou de la variable déterminant la coordonnée verticale.</w:t>
+      </w:r>
+    </w:p>
+    <w:p>
+      <w:r>
+        <w:rPr>
+          <w:rFonts w:ascii="Verdana" w:hAnsi="Verdana"/>
+          <w:i/>
+          <w:sz w:val="14"/>
+        </w:rPr>
+        <w:t>Note 166: On attribue aux longitudes ouest des valeurs négatives.</w:t>
+      </w:r>
+    </w:p>
+    <w:p>
+      <w:r>
+        <w:rPr>
+          <w:rFonts w:ascii="Verdana" w:hAnsi="Verdana"/>
+          <w:i/>
+          <w:sz w:val="14"/>
+        </w:rPr>
+        <w:t>Note 167: Les composantes u dans le sens ouest–est sont indiquées par des valeurs positives.</w:t>
+      </w:r>
+    </w:p>
+    <w:p>
+      <w:r>
+        <w:rPr>
+          <w:rFonts w:ascii="Verdana" w:hAnsi="Verdana"/>
+          <w:i/>
+          <w:sz w:val="14"/>
+        </w:rPr>
+        <w:t>Note 176: Lorsqu'il faut plus d'une période ou d'un décalage dans le temps pour définir des indications temporelles complexes, les définitions se succèdent immédiatement, dans l'ordre suivant: période d'ensemble (le cas échéant); période de prévision (le cas échéant); période correspondant à une moyenne ou une accumulation (le cas échéant).</w:t>
+      </w:r>
+    </w:p>
+    <w:p>
+      <w:r>
+        <w:rPr>
+          <w:rFonts w:ascii="Verdana" w:hAnsi="Verdana"/>
+          <w:i/>
+          <w:sz w:val="14"/>
+        </w:rPr>
+        <w:t>Note 178: Lorsque la colonne Nom de l’élément porte la mention «sur une période déterminée», on précise, à l’aide de descripteurs de la classe 04, la période considérée.</w:t>
+      </w:r>
+    </w:p>
+    <w:p>
+      <w:r>
+        <w:rPr>
+          <w:rFonts w:ascii="Verdana" w:hAnsi="Verdana"/>
+          <w:i/>
+          <w:sz w:val="14"/>
+        </w:rPr>
+        <w:t>Note 179: Lorsqu’on établit une somme ou une moyenne (par exemple sur une certaine période), on peut représenter le nombre total de valeurs prises en considération pour obtenir cette somme ou cette moyenne en utilisant le descripteur 0 08 022.</w:t>
+      </w:r>
+    </w:p>
+    <w:p>
+      <w:r>
+        <w:rPr>
+          <w:rFonts w:ascii="Verdana" w:hAnsi="Verdana"/>
+          <w:i/>
+          <w:sz w:val="14"/>
+        </w:rPr>
+        <w:t>Note 180: Normes pour la transmission des vents: Vitesse Direction Pas d’observation Manquante Manquante Calme 0 0 Observation normale &gt; 0 1° – 360° Vitesse seulement &gt; 0 Manquante Direction seulement Manquante 1° – 360° «Léger et variable» &gt; 0 0</w:t>
+      </w:r>
+    </w:p>
+    <w:p>
+      <w:r>
+        <w:rPr>
+          <w:rFonts w:ascii="Verdana" w:hAnsi="Verdana"/>
+          <w:i/>
+          <w:sz w:val="14"/>
+        </w:rPr>
+        <w:t>Note 181: Normes pour la transmission des vagues de la mer du vent et des vagues: Observation Vitesse Direction Pas d’observation Manquante Manquante Calme 0 0 Observation normale &gt; 0 1° – 360° Vitesse seulement &gt; 0 Manquante Direction seulement Manquante 1° – 360° «Léger et variable» &gt; 0 0</w:t>
+      </w:r>
+    </w:p>
     <w:sectPr>
       <w:pgSz w:w="16838" w:h="11906" w:orient="landscape"/>
       <w:pgMar w:top="850" w:right="850" w:bottom="850" w:left="850" w:header="720" w:footer="720" w:gutter="0"/>

--- a/docx/fr/BUFRCREX_TableB_fr_00.docx
+++ b/docx/fr/BUFRCREX_TableB_fr_00.docx
@@ -4866,347 +4866,6 @@
         </w:tc>
       </w:tr>
     </w:tbl>
-    <w:p/>
-    <w:p>
-      <w:r>
-        <w:rPr>
-          <w:rFonts w:ascii="Verdana" w:hAnsi="Verdana"/>
-          <w:i/>
-          <w:sz w:val="14"/>
-        </w:rPr>
-        <w:t>Note 23: Une valeur de précipitation de –0,1 kg m –2 avant la mise à l’échelle (–1 après la mise à l’échelle ou en CREX) indique qu’il y a «trace» de précipitations (non mesurable, moins de 0,05 kg m –2 )</w:t>
-      </w:r>
-    </w:p>
-    <w:p>
-      <w:r>
-        <w:rPr>
-          <w:rFonts w:ascii="Verdana" w:hAnsi="Verdana"/>
-          <w:i/>
-          <w:sz w:val="14"/>
-        </w:rPr>
-        <w:t>Note 25: Il est possible d’annuler une signification précédemment définie en transmettant une «valeur manquante» à partir de la table de code ou de la table d’indicateurs appropriée.</w:t>
-      </w:r>
-    </w:p>
-    <w:p>
-      <w:r>
-        <w:rPr>
-          <w:rFonts w:ascii="Verdana" w:hAnsi="Verdana"/>
-          <w:i/>
-          <w:sz w:val="14"/>
-        </w:rPr>
-        <w:t>Note 27: Sauf indication contraire, tous les temps sont des temps universels coordonnés (UTC).</w:t>
-      </w:r>
-    </w:p>
-    <w:p>
-      <w:r>
-        <w:rPr>
-          <w:rFonts w:ascii="Verdana" w:hAnsi="Verdana"/>
-          <w:i/>
-          <w:sz w:val="14"/>
-        </w:rPr>
-        <w:t>Note 32: La direction ou l’azimut ne sont utilisés que par rapport à une position donnée; ils n’ont pas pour objet de définir à nouveau cette position.</w:t>
-      </w:r>
-    </w:p>
-    <w:p>
-      <w:r>
-        <w:rPr>
-          <w:rFonts w:ascii="Verdana" w:hAnsi="Verdana"/>
-          <w:i/>
-          <w:sz w:val="14"/>
-        </w:rPr>
-        <w:t>Note 62: La distance n’est indiquée que par rapport à une position donnée et une direction, un azimut ou une hauteur angulaire; elle n’a pas pour objet de définir à nouveau cette position.</w:t>
-      </w:r>
-    </w:p>
-    <w:p>
-      <w:r>
-        <w:rPr>
-          <w:rFonts w:ascii="Verdana" w:hAnsi="Verdana"/>
-          <w:i/>
-          <w:sz w:val="14"/>
-        </w:rPr>
-        <w:t>Note 63: Le rayonnement descendant est indiqué par des valeurs positives.</w:t>
-      </w:r>
-    </w:p>
-    <w:p>
-      <w:r>
-        <w:rPr>
-          <w:rFonts w:ascii="Verdana" w:hAnsi="Verdana"/>
-          <w:i/>
-          <w:sz w:val="14"/>
-        </w:rPr>
-        <w:t>Note 64: Les composantes w descendantes sont indiquées par des valeurs positives, pour lesquelles l’unité est le Pa s –1 .</w:t>
-      </w:r>
-    </w:p>
-    <w:p>
-      <w:r>
-        <w:rPr>
-          <w:rFonts w:ascii="Verdana" w:hAnsi="Verdana"/>
-          <w:i/>
-          <w:sz w:val="14"/>
-        </w:rPr>
-        <w:t>Note 66: Les incréments dans le sens est-ouest sont indiqués par des valeurs négatives.</w:t>
-      </w:r>
-    </w:p>
-    <w:p>
-      <w:r>
-        <w:rPr>
-          <w:rFonts w:ascii="Verdana" w:hAnsi="Verdana"/>
-          <w:i/>
-          <w:sz w:val="14"/>
-        </w:rPr>
-        <w:t>Note 92: Afin qu’il soit possible de distinguer sans ambiguïté les cas de valeurs manquantes et de pixels saturés, les données d’image de n bits doivent être codées à l’aide d’un champs de données de n+1. Lorsqu’un tel descripteur n’est pas déjà disponible dans la classe 30, on utilise un descripteur d’opération 2 01 YYY pour modifier le champ de données de l’entrée existante, selon les besoins.</w:t>
-      </w:r>
-    </w:p>
-    <w:p>
-      <w:r>
-        <w:rPr>
-          <w:rFonts w:ascii="Verdana" w:hAnsi="Verdana"/>
-          <w:i/>
-          <w:sz w:val="14"/>
-        </w:rPr>
-        <w:t>Note 105: Les périodes ou les décalages dans le temps négatifs sont utilisés pour indiquer les périodes ou les décalages dans le temps précédant le temps généralement défini.</w:t>
-      </w:r>
-    </w:p>
-    <w:p>
-      <w:r>
-        <w:rPr>
-          <w:rFonts w:ascii="Verdana" w:hAnsi="Verdana"/>
-          <w:i/>
-          <w:sz w:val="14"/>
-        </w:rPr>
-        <w:t>Note 110: Les incréments dans le sens nord–sud sont indiqués par des valeurs négatives.</w:t>
-      </w:r>
-    </w:p>
-    <w:p>
-      <w:r>
-        <w:rPr>
-          <w:rFonts w:ascii="Verdana" w:hAnsi="Verdana"/>
-          <w:i/>
-          <w:sz w:val="14"/>
-        </w:rPr>
-        <w:t>Note 115: Le champ de données des pixels peut être modifié au moyen du descripteur 2 01 YYY.</w:t>
-      </w:r>
-    </w:p>
-    <w:p>
-      <w:r>
-        <w:rPr>
-          <w:rFonts w:ascii="Verdana" w:hAnsi="Verdana"/>
-          <w:i/>
-          <w:sz w:val="14"/>
-        </w:rPr>
-        <w:t>Note 121: Pour certains éléments de cette classe, une indication de la précision escomptée peut être implicite.</w:t>
-      </w:r>
-    </w:p>
-    <w:p>
-      <w:r>
-        <w:rPr>
-          <w:rFonts w:ascii="Verdana" w:hAnsi="Verdana"/>
-          <w:i/>
-          <w:sz w:val="14"/>
-        </w:rPr>
-        <w:t>Note 122: On attribue aux latitudes sud des valeurs négatives.</w:t>
-      </w:r>
-    </w:p>
-    <w:p>
-      <w:r>
-        <w:rPr>
-          <w:rFonts w:ascii="Verdana" w:hAnsi="Verdana"/>
-          <w:i/>
-          <w:sz w:val="14"/>
-        </w:rPr>
-        <w:t>Note 123: Les composantes v dans le sens sud–nord sont indiquées par des valeurs positives.</w:t>
-      </w:r>
-    </w:p>
-    <w:p>
-      <w:r>
-        <w:rPr>
-          <w:rFonts w:ascii="Verdana" w:hAnsi="Verdana"/>
-          <w:i/>
-          <w:sz w:val="14"/>
-        </w:rPr>
-        <w:t>Note 126: Les stations situées à moins de 1° du pôle Nord ou du pôle Sud chiffrent leurs observations de la direction du vent de surface avec le limbe d’azimut orienté de sorte que son zéro coïncide avec le méridien de Greenwich.</w:t>
-      </w:r>
-    </w:p>
-    <w:p>
-      <w:r>
-        <w:rPr>
-          <w:rFonts w:ascii="Verdana" w:hAnsi="Verdana"/>
-          <w:i/>
-          <w:sz w:val="14"/>
-        </w:rPr>
-        <w:t>Note 145: Pour indiquer à quoi se rapportent les périodes ou les décalages dans le temps, on peut se servir du code donné pour la caractéristique temporelle dans la table 0 08 021.</w:t>
-      </w:r>
-    </w:p>
-    <w:p>
-      <w:r>
-        <w:rPr>
-          <w:rFonts w:ascii="Verdana" w:hAnsi="Verdana"/>
-          <w:i/>
-          <w:sz w:val="14"/>
-        </w:rPr>
-        <w:t>Note 149: Lorsque la situation dans le temps correspond à des valeurs de prévision, elle indique le temps de l'état initial ou le début de la période de prévision; si elle correspond à des moyennes d'ensemble de valeurs de prévisions, elle indique l'état initial ou le début de la première prévision d'où les moyennes d'ensemble sont dérivées.</w:t>
-      </w:r>
-    </w:p>
-    <w:p>
-      <w:r>
-        <w:rPr>
-          <w:rFonts w:ascii="Verdana" w:hAnsi="Verdana"/>
-          <w:i/>
-          <w:sz w:val="14"/>
-        </w:rPr>
-        <w:t>Note 155: Cette classe peut aussi contenir des éléments concernant les méthodes d’observation.</w:t>
-      </w:r>
-    </w:p>
-    <w:p>
-      <w:r>
-        <w:rPr>
-          <w:rFonts w:ascii="Verdana" w:hAnsi="Verdana"/>
-          <w:i/>
-          <w:sz w:val="14"/>
-        </w:rPr>
-        <w:t>Note 156: La présente classe doit contenir des éléments décrivant les instruments utilisés pour obtenir les éléments météorologiques représentés.</w:t>
-      </w:r>
-    </w:p>
-    <w:p>
-      <w:r>
-        <w:rPr>
-          <w:rFonts w:ascii="Verdana" w:hAnsi="Verdana"/>
-          <w:i/>
-          <w:sz w:val="14"/>
-        </w:rPr>
-        <w:t>Note 158: Pour les périodes ou les décalages dans le temps et pour les incréments temporels, il faut préalablement une définition de l'origine de la position dans le temps, suivie, le cas échéant, d'une définition de l'élément qualificatif temporel.</w:t>
-      </w:r>
-    </w:p>
-    <w:p>
-      <w:r>
-        <w:rPr>
-          <w:rFonts w:ascii="Verdana" w:hAnsi="Verdana"/>
-          <w:i/>
-          <w:sz w:val="14"/>
-        </w:rPr>
-        <w:t>Note 160: Le rayonnement ascendant est indiqué par des valeurs négatives.</w:t>
-      </w:r>
-    </w:p>
-    <w:p>
-      <w:r>
-        <w:rPr>
-          <w:rFonts w:ascii="Verdana" w:hAnsi="Verdana"/>
-          <w:i/>
-          <w:sz w:val="14"/>
-        </w:rPr>
-        <w:t>Note 161: Les composantes w ascendantes sont indiquées par des valeurs positives, pour lesquelles l’unité est le m s –1 .</w:t>
-      </w:r>
-    </w:p>
-    <w:p>
-      <w:r>
-        <w:rPr>
-          <w:rFonts w:ascii="Verdana" w:hAnsi="Verdana"/>
-          <w:i/>
-          <w:sz w:val="14"/>
-        </w:rPr>
-        <w:t>Note 162: Intervalles utiles utilisés ci-dessus: 10 11 Bq à 10 19 Bq pour les rejets; 10 –2 Bq à 10 7 Bq et 10 –2 mSv à 10 7 mSv pour la concentration et les doses.</w:t>
-      </w:r>
-    </w:p>
-    <w:p>
-      <w:r>
-        <w:rPr>
-          <w:rFonts w:ascii="Verdana" w:hAnsi="Verdana"/>
-          <w:i/>
-          <w:sz w:val="14"/>
-        </w:rPr>
-        <w:t>Note 163: Les valeurs de la latitude et de l’incrément de latitude se situent dans les limites de la plage allant de –90 degrés à +90 degrés.</w:t>
-      </w:r>
-    </w:p>
-    <w:p>
-      <w:r>
-        <w:rPr>
-          <w:rFonts w:ascii="Verdana" w:hAnsi="Verdana"/>
-          <w:i/>
-          <w:sz w:val="14"/>
-        </w:rPr>
-        <w:t>Note 164: Les valeurs de longitude se situent dans les limites de la plage allant de –180 degrés à +180 degrés.</w:t>
-      </w:r>
-    </w:p>
-    <w:p>
-      <w:r>
-        <w:rPr>
-          <w:rFonts w:ascii="Verdana" w:hAnsi="Verdana"/>
-          <w:i/>
-          <w:sz w:val="14"/>
-        </w:rPr>
-        <w:t>Note 165: Des données correspondant à des éléments verticaux et à la pression sont utilisées pour définir des valeurs de ces éléments indépendantes de l’élément ou de la variable déterminant la coordonnée verticale.</w:t>
-      </w:r>
-    </w:p>
-    <w:p>
-      <w:r>
-        <w:rPr>
-          <w:rFonts w:ascii="Verdana" w:hAnsi="Verdana"/>
-          <w:i/>
-          <w:sz w:val="14"/>
-        </w:rPr>
-        <w:t>Note 166: On attribue aux longitudes ouest des valeurs négatives.</w:t>
-      </w:r>
-    </w:p>
-    <w:p>
-      <w:r>
-        <w:rPr>
-          <w:rFonts w:ascii="Verdana" w:hAnsi="Verdana"/>
-          <w:i/>
-          <w:sz w:val="14"/>
-        </w:rPr>
-        <w:t>Note 167: Les composantes u dans le sens ouest–est sont indiquées par des valeurs positives.</w:t>
-      </w:r>
-    </w:p>
-    <w:p>
-      <w:r>
-        <w:rPr>
-          <w:rFonts w:ascii="Verdana" w:hAnsi="Verdana"/>
-          <w:i/>
-          <w:sz w:val="14"/>
-        </w:rPr>
-        <w:t>Note 176: Lorsqu'il faut plus d'une période ou d'un décalage dans le temps pour définir des indications temporelles complexes, les définitions se succèdent immédiatement, dans l'ordre suivant: période d'ensemble (le cas échéant); période de prévision (le cas échéant); période correspondant à une moyenne ou une accumulation (le cas échéant).</w:t>
-      </w:r>
-    </w:p>
-    <w:p>
-      <w:r>
-        <w:rPr>
-          <w:rFonts w:ascii="Verdana" w:hAnsi="Verdana"/>
-          <w:i/>
-          <w:sz w:val="14"/>
-        </w:rPr>
-        <w:t>Note 178: Lorsque la colonne Nom de l’élément porte la mention «sur une période déterminée», on précise, à l’aide de descripteurs de la classe 04, la période considérée.</w:t>
-      </w:r>
-    </w:p>
-    <w:p>
-      <w:r>
-        <w:rPr>
-          <w:rFonts w:ascii="Verdana" w:hAnsi="Verdana"/>
-          <w:i/>
-          <w:sz w:val="14"/>
-        </w:rPr>
-        <w:t>Note 179: Lorsqu’on établit une somme ou une moyenne (par exemple sur une certaine période), on peut représenter le nombre total de valeurs prises en considération pour obtenir cette somme ou cette moyenne en utilisant le descripteur 0 08 022.</w:t>
-      </w:r>
-    </w:p>
-    <w:p>
-      <w:r>
-        <w:rPr>
-          <w:rFonts w:ascii="Verdana" w:hAnsi="Verdana"/>
-          <w:i/>
-          <w:sz w:val="14"/>
-        </w:rPr>
-        <w:t>Note 180: Normes pour la transmission des vents: Vitesse Direction Pas d’observation Manquante Manquante Calme 0 0 Observation normale &gt; 0 1° – 360° Vitesse seulement &gt; 0 Manquante Direction seulement Manquante 1° – 360° «Léger et variable» &gt; 0 0</w:t>
-      </w:r>
-    </w:p>
-    <w:p>
-      <w:r>
-        <w:rPr>
-          <w:rFonts w:ascii="Verdana" w:hAnsi="Verdana"/>
-          <w:i/>
-          <w:sz w:val="14"/>
-        </w:rPr>
-        <w:t>Note 181: Normes pour la transmission des vagues de la mer du vent et des vagues: Observation Vitesse Direction Pas d’observation Manquante Manquante Calme 0 0 Observation normale &gt; 0 1° – 360° Vitesse seulement &gt; 0 Manquante Direction seulement Manquante 1° – 360° «Léger et variable» &gt; 0 0</w:t>
-      </w:r>
-    </w:p>
     <w:sectPr>
       <w:pgSz w:w="16838" w:h="11906" w:orient="landscape"/>
       <w:pgMar w:top="850" w:right="850" w:bottom="850" w:left="850" w:header="720" w:footer="720" w:gutter="0"/>
